--- a/fuentes/62330167_CF02_DU.docx
+++ b/fuentes/62330167_CF02_DU.docx
@@ -577,7 +577,7 @@
           <w:r>
             <w:fldChar w:fldCharType="separate"/>
           </w:r>
-          <w:hyperlink w:anchor="_Toc237278704" w:history="1">
+          <w:hyperlink w:anchor="_Toc238059683" w:history="1">
             <w:r>
               <w:rPr>
                 <w:rStyle w:val="Hipervnculo"/>
@@ -604,7 +604,7 @@
                 <w:noProof/>
                 <w:webHidden/>
               </w:rPr>
-              <w:instrText xml:space="preserve"> PAGEREF _Toc237278704 \h </w:instrText>
+              <w:instrText xml:space="preserve"> PAGEREF _Toc238059683 \h </w:instrText>
             </w:r>
             <w:r>
               <w:rPr>
@@ -649,13 +649,13 @@
               <w:lang w:eastAsia="es-CO"/>
             </w:rPr>
           </w:pPr>
-          <w:hyperlink w:anchor="_Toc237278705" w:history="1">
+          <w:hyperlink w:anchor="_Toc238059684" w:history="1">
             <w:r>
               <w:rPr>
                 <w:rStyle w:val="Hipervnculo"/>
                 <w:noProof/>
               </w:rPr>
-              <w:t>1. Biocomercio, comercio justo y certificación FLO – RSE</w:t>
+              <w:t>1. Biocomercio, comercio justo y certificación FLO - RSE</w:t>
             </w:r>
             <w:r>
               <w:rPr>
@@ -676,7 +676,7 @@
                 <w:noProof/>
                 <w:webHidden/>
               </w:rPr>
-              <w:instrText xml:space="preserve"> PAGEREF _Toc237278705 \h </w:instrText>
+              <w:instrText xml:space="preserve"> PAGEREF _Toc238059684 \h </w:instrText>
             </w:r>
             <w:r>
               <w:rPr>
@@ -721,7 +721,7 @@
               <w:lang w:eastAsia="es-CO"/>
             </w:rPr>
           </w:pPr>
-          <w:hyperlink w:anchor="_Toc237278706" w:history="1">
+          <w:hyperlink w:anchor="_Toc238059685" w:history="1">
             <w:r>
               <w:rPr>
                 <w:rStyle w:val="Hipervnculo"/>
@@ -750,7 +750,7 @@
                 <w:noProof/>
                 <w:webHidden/>
               </w:rPr>
-              <w:instrText xml:space="preserve"> PAGEREF _Toc237278706 \h </w:instrText>
+              <w:instrText xml:space="preserve"> PAGEREF _Toc238059685 \h </w:instrText>
             </w:r>
             <w:r>
               <w:rPr>
@@ -795,7 +795,7 @@
               <w:lang w:eastAsia="es-CO"/>
             </w:rPr>
           </w:pPr>
-          <w:hyperlink w:anchor="_Toc237278707" w:history="1">
+          <w:hyperlink w:anchor="_Toc238059686" w:history="1">
             <w:r>
               <w:rPr>
                 <w:rStyle w:val="Hipervnculo"/>
@@ -822,7 +822,7 @@
                 <w:noProof/>
                 <w:webHidden/>
               </w:rPr>
-              <w:instrText xml:space="preserve"> PAGEREF _Toc237278707 \h </w:instrText>
+              <w:instrText xml:space="preserve"> PAGEREF _Toc238059686 \h </w:instrText>
             </w:r>
             <w:r>
               <w:rPr>
@@ -867,7 +867,7 @@
               <w:lang w:eastAsia="es-CO"/>
             </w:rPr>
           </w:pPr>
-          <w:hyperlink w:anchor="_Toc237278708" w:history="1">
+          <w:hyperlink w:anchor="_Toc238059687" w:history="1">
             <w:r>
               <w:rPr>
                 <w:rStyle w:val="Hipervnculo"/>
@@ -910,7 +910,7 @@
                 <w:noProof/>
                 <w:webHidden/>
               </w:rPr>
-              <w:instrText xml:space="preserve"> PAGEREF _Toc237278708 \h </w:instrText>
+              <w:instrText xml:space="preserve"> PAGEREF _Toc238059687 \h </w:instrText>
             </w:r>
             <w:r>
               <w:rPr>
@@ -955,7 +955,7 @@
               <w:lang w:eastAsia="es-CO"/>
             </w:rPr>
           </w:pPr>
-          <w:hyperlink w:anchor="_Toc237278709" w:history="1">
+          <w:hyperlink w:anchor="_Toc238059688" w:history="1">
             <w:r>
               <w:rPr>
                 <w:rStyle w:val="Hipervnculo"/>
@@ -982,7 +982,7 @@
                 <w:noProof/>
                 <w:webHidden/>
               </w:rPr>
-              <w:instrText xml:space="preserve"> PAGEREF _Toc237278709 \h </w:instrText>
+              <w:instrText xml:space="preserve"> PAGEREF _Toc238059688 \h </w:instrText>
             </w:r>
             <w:r>
               <w:rPr>
@@ -1002,7 +1002,7 @@
                 <w:noProof/>
                 <w:webHidden/>
               </w:rPr>
-              <w:t>29</w:t>
+              <w:t>30</w:t>
             </w:r>
             <w:r>
               <w:rPr>
@@ -1027,7 +1027,7 @@
               <w:lang w:eastAsia="es-CO"/>
             </w:rPr>
           </w:pPr>
-          <w:hyperlink w:anchor="_Toc237278710" w:history="1">
+          <w:hyperlink w:anchor="_Toc238059689" w:history="1">
             <w:r>
               <w:rPr>
                 <w:rStyle w:val="Hipervnculo"/>
@@ -1054,7 +1054,7 @@
                 <w:noProof/>
                 <w:webHidden/>
               </w:rPr>
-              <w:instrText xml:space="preserve"> PAGEREF _Toc237278710 \h </w:instrText>
+              <w:instrText xml:space="preserve"> PAGEREF _Toc238059689 \h </w:instrText>
             </w:r>
             <w:r>
               <w:rPr>
@@ -1074,7 +1074,7 @@
                 <w:noProof/>
                 <w:webHidden/>
               </w:rPr>
-              <w:t>33</w:t>
+              <w:t>36</w:t>
             </w:r>
             <w:r>
               <w:rPr>
@@ -1099,7 +1099,7 @@
               <w:lang w:eastAsia="es-CO"/>
             </w:rPr>
           </w:pPr>
-          <w:hyperlink w:anchor="_Toc237278711" w:history="1">
+          <w:hyperlink w:anchor="_Toc238059690" w:history="1">
             <w:r>
               <w:rPr>
                 <w:rStyle w:val="Hipervnculo"/>
@@ -1126,7 +1126,7 @@
                 <w:noProof/>
                 <w:webHidden/>
               </w:rPr>
-              <w:instrText xml:space="preserve"> PAGEREF _Toc237278711 \h </w:instrText>
+              <w:instrText xml:space="preserve"> PAGEREF _Toc238059690 \h </w:instrText>
             </w:r>
             <w:r>
               <w:rPr>
@@ -1146,7 +1146,7 @@
                 <w:noProof/>
                 <w:webHidden/>
               </w:rPr>
-              <w:t>36</w:t>
+              <w:t>42</w:t>
             </w:r>
             <w:r>
               <w:rPr>
@@ -1171,7 +1171,7 @@
               <w:lang w:eastAsia="es-CO"/>
             </w:rPr>
           </w:pPr>
-          <w:hyperlink w:anchor="_Toc237278712" w:history="1">
+          <w:hyperlink w:anchor="_Toc238059691" w:history="1">
             <w:r>
               <w:rPr>
                 <w:rStyle w:val="Hipervnculo"/>
@@ -1198,7 +1198,7 @@
                 <w:noProof/>
                 <w:webHidden/>
               </w:rPr>
-              <w:instrText xml:space="preserve"> PAGEREF _Toc237278712 \h </w:instrText>
+              <w:instrText xml:space="preserve"> PAGEREF _Toc238059691 \h </w:instrText>
             </w:r>
             <w:r>
               <w:rPr>
@@ -1218,7 +1218,7 @@
                 <w:noProof/>
                 <w:webHidden/>
               </w:rPr>
-              <w:t>43</w:t>
+              <w:t>50</w:t>
             </w:r>
             <w:r>
               <w:rPr>
@@ -1243,7 +1243,7 @@
               <w:lang w:eastAsia="es-CO"/>
             </w:rPr>
           </w:pPr>
-          <w:hyperlink w:anchor="_Toc237278713" w:history="1">
+          <w:hyperlink w:anchor="_Toc238059692" w:history="1">
             <w:r>
               <w:rPr>
                 <w:rStyle w:val="Hipervnculo"/>
@@ -1270,7 +1270,7 @@
                 <w:noProof/>
                 <w:webHidden/>
               </w:rPr>
-              <w:instrText xml:space="preserve"> PAGEREF _Toc237278713 \h </w:instrText>
+              <w:instrText xml:space="preserve"> PAGEREF _Toc238059692 \h </w:instrText>
             </w:r>
             <w:r>
               <w:rPr>
@@ -1290,7 +1290,7 @@
                 <w:noProof/>
                 <w:webHidden/>
               </w:rPr>
-              <w:t>44</w:t>
+              <w:t>51</w:t>
             </w:r>
             <w:r>
               <w:rPr>
@@ -1315,7 +1315,7 @@
               <w:lang w:eastAsia="es-CO"/>
             </w:rPr>
           </w:pPr>
-          <w:hyperlink w:anchor="_Toc237278714" w:history="1">
+          <w:hyperlink w:anchor="_Toc238059693" w:history="1">
             <w:r>
               <w:rPr>
                 <w:rStyle w:val="Hipervnculo"/>
@@ -1342,7 +1342,7 @@
                 <w:noProof/>
                 <w:webHidden/>
               </w:rPr>
-              <w:instrText xml:space="preserve"> PAGEREF _Toc237278714 \h </w:instrText>
+              <w:instrText xml:space="preserve"> PAGEREF _Toc238059693 \h </w:instrText>
             </w:r>
             <w:r>
               <w:rPr>
@@ -1362,7 +1362,7 @@
                 <w:noProof/>
                 <w:webHidden/>
               </w:rPr>
-              <w:t>46</w:t>
+              <w:t>53</w:t>
             </w:r>
             <w:r>
               <w:rPr>
@@ -1387,7 +1387,7 @@
               <w:lang w:eastAsia="es-CO"/>
             </w:rPr>
           </w:pPr>
-          <w:hyperlink w:anchor="_Toc237278715" w:history="1">
+          <w:hyperlink w:anchor="_Toc238059694" w:history="1">
             <w:r>
               <w:rPr>
                 <w:rStyle w:val="Hipervnculo"/>
@@ -1414,7 +1414,7 @@
                 <w:noProof/>
                 <w:webHidden/>
               </w:rPr>
-              <w:instrText xml:space="preserve"> PAGEREF _Toc237278715 \h </w:instrText>
+              <w:instrText xml:space="preserve"> PAGEREF _Toc238059694 \h </w:instrText>
             </w:r>
             <w:r>
               <w:rPr>
@@ -1434,7 +1434,7 @@
                 <w:noProof/>
                 <w:webHidden/>
               </w:rPr>
-              <w:t>48</w:t>
+              <w:t>55</w:t>
             </w:r>
             <w:r>
               <w:rPr>
@@ -1462,7 +1462,7 @@
       <w:pPr>
         <w:pStyle w:val="Titulosgenerales"/>
       </w:pPr>
-      <w:bookmarkStart w:id="0" w:name="_Toc237278704"/>
+      <w:bookmarkStart w:id="0" w:name="_Toc238059683"/>
       <w:r>
         <w:lastRenderedPageBreak/>
         <w:t>Introducción</w:t>
@@ -1497,10 +1497,16 @@
       <w:pPr>
         <w:pStyle w:val="Ttulo1"/>
       </w:pPr>
-      <w:bookmarkStart w:id="1" w:name="_Toc237278705"/>
+      <w:bookmarkStart w:id="1" w:name="_Toc238059684"/>
       <w:r>
         <w:lastRenderedPageBreak/>
-        <w:t>Biocomercio, comercio justo y certificación FLO – RSE</w:t>
+        <w:t xml:space="preserve">Biocomercio, comercio justo y certificación FLO </w:t>
+      </w:r>
+      <w:r>
+        <w:t>-</w:t>
+      </w:r>
+      <w:r>
+        <w:t xml:space="preserve"> RSE</w:t>
       </w:r>
       <w:bookmarkEnd w:id="1"/>
     </w:p>
@@ -1600,6 +1606,26 @@
     <w:p>
       <w:r>
         <w:t>Empresas que aplican estos principios logran diferenciarse en el mercado, ya que ofrecen productos alineados con valores sociales y ambientales. Esto no solo mejora su posicionamiento, sino que también facilita la construcción de relaciones comerciales sostenibles, basadas en la confianza y la responsabilidad. Los principios del biocomercio y comercio justo, son:</w:t>
+      </w:r>
+    </w:p>
+    <w:p>
+      <w:pPr>
+        <w:rPr>
+          <w:b/>
+          <w:bCs/>
+        </w:rPr>
+      </w:pPr>
+      <w:r>
+        <w:rPr>
+          <w:b/>
+          <w:bCs/>
+        </w:rPr>
+        <w:t>Principios del biocomercio y comercio justo</w:t>
+      </w:r>
+    </w:p>
+    <w:p>
+      <w:r>
+        <w:t>Presenta principios fundamentales que orientan prácticas comerciales responsables, éticas y sostenibles.</w:t>
       </w:r>
     </w:p>
     <w:p>
@@ -1672,6 +1698,7 @@
           <w:b/>
           <w:bCs/>
         </w:rPr>
+        <w:lastRenderedPageBreak/>
         <w:t>Responsabilidad social</w:t>
       </w:r>
       <w:r>
@@ -1680,8 +1707,6 @@
     </w:p>
     <w:p>
       <w:pPr>
-        <w:spacing w:before="0" w:after="160" w:line="259" w:lineRule="auto"/>
-        <w:ind w:firstLine="0"/>
         <w:rPr>
           <w:b/>
           <w:bCs/>
@@ -1692,52 +1717,40 @@
           <w:b/>
           <w:bCs/>
         </w:rPr>
-        <w:br w:type="page"/>
-      </w:r>
-    </w:p>
-    <w:p>
-      <w:pPr>
+        <w:t>Pregunta de aplicación</w:t>
+      </w:r>
+    </w:p>
+    <w:p>
+      <w:r>
+        <w:t>¿Cómo influyen los principios del biocomercio en la construcción de una propuesta comercial sostenible?</w:t>
+      </w:r>
+    </w:p>
+    <w:p>
+      <w:r>
         <w:rPr>
           <w:b/>
           <w:bCs/>
         </w:rPr>
-      </w:pPr>
-      <w:r>
-        <w:rPr>
-          <w:b/>
-          <w:bCs/>
-        </w:rPr>
+        <w:t>Criterios</w:t>
+      </w:r>
+    </w:p>
+    <w:p>
+      <w:r>
+        <w:t>Los criterios del biocomercio permiten evaluar si una actividad o producto cumple con los principios de sostenibilidad, considerando aspectos ambientales, sociales y económicos. Estos criterios orientan la toma de decisiones empresariales, asegurando que el uso de la biodiversidad se realice de manera responsable. En el contexto comercial, funcionan como una base para estructurar propuestas de valor coherentes con las exigencias del mercado sostenible.</w:t>
+      </w:r>
+    </w:p>
+    <w:p>
+      <w:r>
+        <w:t>En el caso del comercio justo, los criterios se centran en garantizar condiciones equitativas en la cadena de valor, incluyendo precios justos, respeto por los derechos laborales y transparencia en las relaciones comerciales. Estos elementos fortalecen la confianza del consumidor, quien percibe mayor valor en productos que cumplen con estándares éticos y sostenibles.</w:t>
+      </w:r>
+    </w:p>
+    <w:p>
+      <w:r>
+        <w:t xml:space="preserve">Desde la perspectiva de la venta, los criterios no solo permiten validar prácticas empresariales, sino que se convierten en argumentos comerciales. Es decir, una </w:t>
+      </w:r>
+      <w:r>
         <w:lastRenderedPageBreak/>
-        <w:t>Pregunta de aplicación</w:t>
-      </w:r>
-    </w:p>
-    <w:p>
-      <w:r>
-        <w:t>¿Cómo influyen los principios del biocomercio en la construcción de una propuesta comercial sostenible?</w:t>
-      </w:r>
-    </w:p>
-    <w:p>
-      <w:r>
-        <w:rPr>
-          <w:b/>
-          <w:bCs/>
-        </w:rPr>
-        <w:t>Criterios</w:t>
-      </w:r>
-    </w:p>
-    <w:p>
-      <w:r>
-        <w:t>Los criterios del biocomercio permiten evaluar si una actividad o producto cumple con los principios de sostenibilidad, considerando aspectos ambientales, sociales y económicos. Estos criterios orientan la toma de decisiones empresariales, asegurando que el uso de la biodiversidad se realice de manera responsable. En el contexto comercial, funcionan como una base para estructurar propuestas de valor coherentes con las exigencias del mercado sostenible.</w:t>
-      </w:r>
-    </w:p>
-    <w:p>
-      <w:r>
-        <w:t>En el caso del comercio justo, los criterios se centran en garantizar condiciones equitativas en la cadena de valor, incluyendo precios justos, respeto por los derechos laborales y transparencia en las relaciones comerciales. Estos elementos fortalecen la confianza del consumidor, quien percibe mayor valor en productos que cumplen con estándares éticos y sostenibles.</w:t>
-      </w:r>
-    </w:p>
-    <w:p>
-      <w:r>
-        <w:t>Desde la perspectiva de la venta, los criterios no solo permiten validar prácticas empresariales, sino que se convierten en argumentos comerciales. Es decir, una empresa que cumple estos criterios puede comunicar de manera clara su valor diferencial, influyendo directamente en la decisión de compra del cliente.</w:t>
+        <w:t>empresa que cumple estos criterios puede comunicar de manera clara su valor diferencial, influyendo directamente en la decisión de compra del cliente.</w:t>
       </w:r>
     </w:p>
     <w:p>
@@ -1772,7 +1785,6 @@
           <w:b/>
           <w:bCs/>
         </w:rPr>
-        <w:lastRenderedPageBreak/>
         <w:t>Equidad económica</w:t>
       </w:r>
       <w:r>
@@ -1853,7 +1865,7 @@
           <w:rStyle w:val="Extranjerismo"/>
         </w:rPr>
       </w:pPr>
-      <w:bookmarkStart w:id="2" w:name="_Toc237278706"/>
+      <w:bookmarkStart w:id="2" w:name="_Toc238059685"/>
       <w:r>
         <w:rPr>
           <w:rStyle w:val="Extranjerismo"/>
@@ -2485,7 +2497,7 @@
     </w:p>
     <w:p>
       <w:pPr>
-        <w:ind w:left="360"/>
+        <w:ind w:left="707"/>
         <w:rPr>
           <w:lang w:eastAsia="es-CO"/>
         </w:rPr>
@@ -2896,7 +2908,7 @@
     </w:tbl>
     <w:p>
       <w:pPr>
-        <w:ind w:firstLine="0"/>
+        <w:ind w:firstLine="708"/>
       </w:pPr>
       <w:r>
         <w:t>Nota. SENA, (2026).</w:t>
@@ -2938,7 +2950,7 @@
       <w:pPr>
         <w:pStyle w:val="Ttulo1"/>
       </w:pPr>
-      <w:bookmarkStart w:id="3" w:name="_Toc237278707"/>
+      <w:bookmarkStart w:id="3" w:name="_Toc238059686"/>
       <w:r>
         <w:lastRenderedPageBreak/>
         <w:t>Sellos y certificaciones</w:t>
@@ -3261,7 +3273,7 @@
     </w:tbl>
     <w:p>
       <w:pPr>
-        <w:ind w:firstLine="0"/>
+        <w:ind w:firstLine="708"/>
       </w:pPr>
       <w:r>
         <w:t>Nota. SENA, (2026).</w:t>
@@ -4330,7 +4342,7 @@
     </w:tbl>
     <w:p>
       <w:pPr>
-        <w:ind w:firstLine="0"/>
+        <w:ind w:firstLine="708"/>
       </w:pPr>
       <w:r>
         <w:t>Nota. SENA, (2026).</w:t>
@@ -4382,7 +4394,7 @@
       <w:pPr>
         <w:pStyle w:val="Ttulo1"/>
       </w:pPr>
-      <w:bookmarkStart w:id="4" w:name="_Toc237278708"/>
+      <w:bookmarkStart w:id="4" w:name="_Toc238059687"/>
       <w:r>
         <w:lastRenderedPageBreak/>
         <w:t>Comunicación comercial (</w:t>
@@ -4602,21 +4614,6 @@
       </w:r>
     </w:p>
     <w:p>
-      <w:pPr>
-        <w:rPr>
-          <w:b/>
-          <w:bCs/>
-        </w:rPr>
-      </w:pPr>
-      <w:r>
-        <w:rPr>
-          <w:b/>
-          <w:bCs/>
-        </w:rPr>
-        <w:t>Pregunta de aplicación</w:t>
-      </w:r>
-    </w:p>
-    <w:p>
       <w:r>
         <w:t>¿Qué tipo de comunicación es más efectiva para productos sostenibles y por qué?</w:t>
       </w:r>
@@ -4866,7 +4863,13 @@
               <w:spacing w:line="360" w:lineRule="auto"/>
             </w:pPr>
             <w:r>
-              <w:t>Blogs corporativos, videos explicativos, podcasts, infografías y publicaciones educativas compartidas en páginas web y redes sociales empresariales.</w:t>
+              <w:rPr>
+                <w:rStyle w:val="Extranjerismo"/>
+              </w:rPr>
+              <w:t>Blogs</w:t>
+            </w:r>
+            <w:r>
+              <w:t xml:space="preserve"> corporativos, videos explicativos, podcasts, infografías y publicaciones educativas compartidas en páginas web y redes sociales empresariales.</w:t>
             </w:r>
           </w:p>
         </w:tc>
@@ -4936,9 +4939,10 @@
     </w:tbl>
     <w:p>
       <w:pPr>
-        <w:ind w:firstLine="0"/>
-      </w:pPr>
-      <w:r>
+        <w:ind w:firstLine="708"/>
+      </w:pPr>
+      <w:r>
+        <w:lastRenderedPageBreak/>
         <w:t>Nota. SENA, (2026).</w:t>
       </w:r>
     </w:p>
@@ -4981,127 +4985,69 @@
     </w:p>
     <w:p>
       <w:pPr>
-        <w:rPr>
-          <w:b/>
-          <w:bCs/>
-        </w:rPr>
-      </w:pPr>
-      <w:r>
-        <w:rPr>
-          <w:b/>
-          <w:bCs/>
-        </w:rPr>
-        <w:t>Elementos de la comunicación comercial</w:t>
-      </w:r>
-    </w:p>
-    <w:p>
-      <w:pPr>
-        <w:pStyle w:val="Prrafodelista"/>
+        <w:pStyle w:val="Figura"/>
         <w:numPr>
           <w:ilvl w:val="0"/>
-          <w:numId w:val="39"/>
+          <w:numId w:val="2"/>
         </w:numPr>
-      </w:pPr>
-      <w:r>
-        <w:rPr>
-          <w:b/>
-          <w:bCs/>
-        </w:rPr>
-        <w:t>Emisor</w:t>
-      </w:r>
-      <w:r>
-        <w:t xml:space="preserve">. </w:t>
-      </w:r>
-      <w:r>
-        <w:t>Empresa o persona que transmite el mensaje al cliente.</w:t>
-      </w:r>
-    </w:p>
-    <w:p>
-      <w:pPr>
-        <w:pStyle w:val="Prrafodelista"/>
-        <w:numPr>
-          <w:ilvl w:val="0"/>
-          <w:numId w:val="39"/>
-        </w:numPr>
-      </w:pPr>
-      <w:r>
-        <w:rPr>
-          <w:b/>
-          <w:bCs/>
-        </w:rPr>
-        <w:t>Mensaje</w:t>
-      </w:r>
-      <w:r>
-        <w:t xml:space="preserve">. </w:t>
-      </w:r>
-      <w:r>
-        <w:t>Información que se desea transmitir sobre el producto o servicio.</w:t>
-      </w:r>
-    </w:p>
-    <w:p>
-      <w:pPr>
-        <w:pStyle w:val="Prrafodelista"/>
-        <w:numPr>
-          <w:ilvl w:val="0"/>
-          <w:numId w:val="39"/>
-        </w:numPr>
-      </w:pPr>
-      <w:r>
-        <w:rPr>
-          <w:b/>
-          <w:bCs/>
-        </w:rPr>
-        <w:t>Canal</w:t>
-      </w:r>
-      <w:r>
-        <w:t xml:space="preserve">. </w:t>
-      </w:r>
-      <w:r>
-        <w:t>Medio utilizado para transmitir el mensaje.</w:t>
-      </w:r>
-    </w:p>
-    <w:p>
-      <w:pPr>
-        <w:pStyle w:val="Prrafodelista"/>
-        <w:numPr>
-          <w:ilvl w:val="0"/>
-          <w:numId w:val="39"/>
-        </w:numPr>
-      </w:pPr>
-      <w:r>
-        <w:rPr>
-          <w:b/>
-          <w:bCs/>
-        </w:rPr>
-        <w:t>Receptor</w:t>
-      </w:r>
-      <w:r>
-        <w:t xml:space="preserve">. </w:t>
-      </w:r>
-      <w:r>
-        <w:t>Cliente o público objetivo que recibe el mensaje.</w:t>
-      </w:r>
-    </w:p>
-    <w:p>
-      <w:pPr>
-        <w:pStyle w:val="Prrafodelista"/>
-        <w:numPr>
-          <w:ilvl w:val="0"/>
-          <w:numId w:val="39"/>
-        </w:numPr>
-      </w:pPr>
-      <w:r>
-        <w:rPr>
-          <w:b/>
-          <w:bCs/>
-        </w:rPr>
-        <w:t>Retroalimentación</w:t>
-      </w:r>
-      <w:r>
-        <w:t xml:space="preserve">. </w:t>
-      </w:r>
-      <w:r>
-        <w:t>Respuesta del cliente frente al mensaje recibido.</w:t>
+        <w:ind w:left="992" w:hanging="992"/>
+        <w:jc w:val="left"/>
+      </w:pPr>
+      <w:r>
+        <w:t>Elementos de la comunicación comercial</w:t>
+      </w:r>
+    </w:p>
+    <w:p>
+      <w:r>
+        <w:rPr>
+          <w:noProof/>
+        </w:rPr>
+        <w:drawing>
+          <wp:inline distT="0" distB="0" distL="0" distR="0" wp14:anchorId="22468E83" wp14:editId="48DA74FF">
+            <wp:extent cx="5400000" cy="2604152"/>
+            <wp:effectExtent l="0" t="0" r="0" b="5715"/>
+            <wp:docPr id="1013139209" name="Imagen 3" descr="Elementos de la comunicación comercial”, que presenta mediante cinco etapas el proceso de comunicación entre una empresa y sus clientes. De izquierda a derecha se muestran: 1) Emisor: empresa o persona que transmite el mensaje; 2) Mensaje: información sobre el producto o servicio; 3) Canal: medio utilizado para transmitir el mensaje; 4) Receptor: cliente o público objetivo que recibe el mensaje; y 5) Retroalimentación: respuesta del cliente frente al mensaje recibido. En la parte inferior se indica que la retroalimentación permite mejorar el mensaje, los canales y la relación con los clientes. La infografía utiliza imágenes de personas, productos sostenibles y dispositivos digitales, con colores azul y verde."/>
+            <wp:cNvGraphicFramePr>
+              <a:graphicFrameLocks xmlns:a="http://schemas.openxmlformats.org/drawingml/2006/main" noChangeAspect="1"/>
+            </wp:cNvGraphicFramePr>
+            <a:graphic xmlns:a="http://schemas.openxmlformats.org/drawingml/2006/main">
+              <a:graphicData uri="http://schemas.openxmlformats.org/drawingml/2006/picture">
+                <pic:pic xmlns:pic="http://schemas.openxmlformats.org/drawingml/2006/picture">
+                  <pic:nvPicPr>
+                    <pic:cNvPr id="1013139209" name="Imagen 3" descr="Elementos de la comunicación comercial”, que presenta mediante cinco etapas el proceso de comunicación entre una empresa y sus clientes. De izquierda a derecha se muestran: 1) Emisor: empresa o persona que transmite el mensaje; 2) Mensaje: información sobre el producto o servicio; 3) Canal: medio utilizado para transmitir el mensaje; 4) Receptor: cliente o público objetivo que recibe el mensaje; y 5) Retroalimentación: respuesta del cliente frente al mensaje recibido. En la parte inferior se indica que la retroalimentación permite mejorar el mensaje, los canales y la relación con los clientes. La infografía utiliza imágenes de personas, productos sostenibles y dispositivos digitales, con colores azul y verde."/>
+                    <pic:cNvPicPr/>
+                  </pic:nvPicPr>
+                  <pic:blipFill>
+                    <a:blip r:embed="rId23" cstate="print">
+                      <a:extLst>
+                        <a:ext uri="{28A0092B-C50C-407E-A947-70E740481C1C}">
+                          <a14:useLocalDpi xmlns:a14="http://schemas.microsoft.com/office/drawing/2010/main" val="0"/>
+                        </a:ext>
+                      </a:extLst>
+                    </a:blip>
+                    <a:stretch>
+                      <a:fillRect/>
+                    </a:stretch>
+                  </pic:blipFill>
+                  <pic:spPr>
+                    <a:xfrm>
+                      <a:off x="0" y="0"/>
+                      <a:ext cx="5400000" cy="2604152"/>
+                    </a:xfrm>
+                    <a:prstGeom prst="rect">
+                      <a:avLst/>
+                    </a:prstGeom>
+                  </pic:spPr>
+                </pic:pic>
+              </a:graphicData>
+            </a:graphic>
+          </wp:inline>
+        </w:drawing>
+      </w:r>
+    </w:p>
+    <w:p>
+      <w:r>
+        <w:t>Nota. SENA, (2026).</w:t>
       </w:r>
     </w:p>
     <w:p>
@@ -5109,21 +5055,12 @@
         <w:t xml:space="preserve">A continuación, se dispone de un </w:t>
       </w:r>
       <w:r>
-        <w:rPr>
-          <w:rStyle w:val="Extranjerismo"/>
-        </w:rPr>
         <w:t>p</w:t>
       </w:r>
       <w:r>
-        <w:rPr>
-          <w:rStyle w:val="Extranjerismo"/>
-        </w:rPr>
-        <w:t>o</w:t>
-      </w:r>
-      <w:r>
-        <w:rPr>
-          <w:rStyle w:val="Extranjerismo"/>
-        </w:rPr>
+        <w:t>ó</w:t>
+      </w:r>
+      <w:r>
         <w:t>dcast</w:t>
       </w:r>
       <w:r>
@@ -5135,10 +5072,13 @@
         <w:t xml:space="preserve">A continuación, se invita a ir al siguiente </w:t>
       </w:r>
       <w:r>
-        <w:rPr>
-          <w:rStyle w:val="Extranjerismo"/>
-        </w:rPr>
-        <w:t>podcast</w:t>
+        <w:t>p</w:t>
+      </w:r>
+      <w:r>
+        <w:t>ó</w:t>
+      </w:r>
+      <w:r>
+        <w:t>dcast</w:t>
       </w:r>
       <w:r>
         <w:t>:</w:t>
@@ -5154,6 +5094,10 @@
         <w:gridCol w:w="9962"/>
       </w:tblGrid>
       <w:tr>
+        <w:trPr>
+          <w:cantSplit/>
+          <w:tblHeader/>
+        </w:trPr>
         <w:tc>
           <w:tcPr>
             <w:tcW w:w="9962" w:type="dxa"/>
@@ -5172,7 +5116,15 @@
                 <w:b/>
                 <w:bCs/>
               </w:rPr>
-              <w:t>Transcripción del pódcast. Sintonía Contable: El lenguaje de los negocios</w:t>
+              <w:lastRenderedPageBreak/>
+              <w:t xml:space="preserve">Transcripción del pódcast. </w:t>
+            </w:r>
+            <w:r>
+              <w:rPr>
+                <w:b/>
+                <w:bCs/>
+              </w:rPr>
+              <w:t>Estrategia comunicacional comercial</w:t>
             </w:r>
           </w:p>
         </w:tc>
@@ -5188,10 +5140,19 @@
                 <w:b/>
                 <w:bCs/>
               </w:rPr>
-              <w:t>Hombre:</w:t>
+              <w:t>Mujer:</w:t>
             </w:r>
             <w:r>
               <w:t xml:space="preserve"> </w:t>
+            </w:r>
+            <w:r>
+              <w:t>¿</w:t>
+            </w:r>
+            <w:r>
+              <w:t>P</w:t>
+            </w:r>
+            <w:r>
+              <w:t>or qué hay historias que uno recuerda durante años, mientras otras se olvidan casi en el mismo instante en que terminan?</w:t>
             </w:r>
           </w:p>
           <w:p>
@@ -5200,29 +5161,260 @@
                 <w:b/>
                 <w:bCs/>
               </w:rPr>
-              <w:t>Mujer:</w:t>
-            </w:r>
-            <w:r>
-              <w:t xml:space="preserve"> </w:t>
-            </w:r>
-          </w:p>
-          <w:p>
-            <w:pPr>
+              <w:t>Hombre:</w:t>
+            </w:r>
+            <w:r>
               <w:rPr>
                 <w:b/>
                 <w:bCs/>
               </w:rPr>
-            </w:pPr>
-          </w:p>
-          <w:p>
-            <w:pPr>
+              <w:t xml:space="preserve"> </w:t>
+            </w:r>
+            <w:r>
+              <w:t>T</w:t>
+            </w:r>
+            <w:r>
+              <w:t>odos los días vemos anuncios, campañas y mensajes que desaparecen de la memoria casi de inmediato. Pero ¿qué hace que unas historias permanezcan y otras simplemente pasen de largo?</w:t>
+            </w:r>
+          </w:p>
+          <w:p>
+            <w:r>
               <w:rPr>
                 <w:b/>
                 <w:bCs/>
               </w:rPr>
-            </w:pPr>
-          </w:p>
-          <w:p/>
+              <w:t>Mujer:</w:t>
+            </w:r>
+            <w:r>
+              <w:t xml:space="preserve"> </w:t>
+            </w:r>
+            <w:r>
+              <w:t>Q</w:t>
+            </w:r>
+            <w:r>
+              <w:t xml:space="preserve">uizá el secreto está en que antes las marcas creían que conectar con la gente era cuestión de repartir volantes, pegar afiches a la carrera o lanzar avisos esperando que apareciera algún comprador. Hoy la clave ya no es gritar más duro, sino saber construir relatos que se queden habitando en la cabeza del consumidor. </w:t>
+            </w:r>
+          </w:p>
+          <w:p>
+            <w:r>
+              <w:rPr>
+                <w:b/>
+                <w:bCs/>
+              </w:rPr>
+              <w:t>Hombre:</w:t>
+            </w:r>
+            <w:r>
+              <w:rPr>
+                <w:b/>
+                <w:bCs/>
+              </w:rPr>
+              <w:t xml:space="preserve"> </w:t>
+            </w:r>
+            <w:r>
+              <w:t>L</w:t>
+            </w:r>
+            <w:r>
+              <w:t>a diferencia está en la forma como una empresa logra contar su historia.</w:t>
+            </w:r>
+          </w:p>
+          <w:p>
+            <w:r>
+              <w:rPr>
+                <w:b/>
+                <w:bCs/>
+              </w:rPr>
+              <w:t>Mujer:</w:t>
+            </w:r>
+            <w:r>
+              <w:t xml:space="preserve"> </w:t>
+            </w:r>
+            <w:r>
+              <w:t>E</w:t>
+            </w:r>
+            <w:r>
+              <w:t xml:space="preserve">so es precisamente lo que hace el </w:t>
+            </w:r>
+            <w:r>
+              <w:rPr>
+                <w:rStyle w:val="Extranjerismo"/>
+              </w:rPr>
+              <w:t>storytelling</w:t>
+            </w:r>
+            <w:r>
+              <w:t>: convertir un mensaje en una historia capaz de conectar con las personas.</w:t>
+            </w:r>
+          </w:p>
+          <w:p>
+            <w:r>
+              <w:rPr>
+                <w:b/>
+                <w:bCs/>
+              </w:rPr>
+              <w:t>Hombre:</w:t>
+            </w:r>
+            <w:r>
+              <w:t xml:space="preserve"> </w:t>
+            </w:r>
+            <w:r>
+              <w:t>C</w:t>
+            </w:r>
+            <w:r>
+              <w:t xml:space="preserve">laro, pero una historia como esa no se construye improvisando. Todo empieza con un buen </w:t>
+            </w:r>
+            <w:r>
+              <w:rPr>
+                <w:rStyle w:val="Extranjerismo"/>
+              </w:rPr>
+              <w:t>brief</w:t>
+            </w:r>
+            <w:r>
+              <w:t>.</w:t>
+            </w:r>
+          </w:p>
+          <w:p>
+            <w:r>
+              <w:rPr>
+                <w:b/>
+                <w:bCs/>
+              </w:rPr>
+              <w:t>Mujer:</w:t>
+            </w:r>
+            <w:r>
+              <w:t xml:space="preserve"> </w:t>
+            </w:r>
+            <w:r>
+              <w:t>E</w:t>
+            </w:r>
+            <w:r>
+              <w:t xml:space="preserve">l </w:t>
+            </w:r>
+            <w:r>
+              <w:rPr>
+                <w:rStyle w:val="Extranjerismo"/>
+              </w:rPr>
+              <w:t>brief</w:t>
+            </w:r>
+            <w:r>
+              <w:t xml:space="preserve"> es el documento que organiza las ideas antes de comenzar. Define los objetivos, el público al que se quiere llegar, el mensaje principal, el tono y los canales que se van a utilizar. Es la hoja de ruta de toda la estrategia.</w:t>
+            </w:r>
+          </w:p>
+          <w:p>
+            <w:r>
+              <w:rPr>
+                <w:b/>
+                <w:bCs/>
+              </w:rPr>
+              <w:lastRenderedPageBreak/>
+              <w:t>Hombre:</w:t>
+            </w:r>
+            <w:r>
+              <w:t xml:space="preserve"> </w:t>
+            </w:r>
+            <w:r>
+              <w:t>C</w:t>
+            </w:r>
+            <w:r>
+              <w:t>on esa base ya es posible construir una historia que conecte con las personas sin perder de vista lo que la organización realmente quiere comunicar.</w:t>
+            </w:r>
+          </w:p>
+          <w:p>
+            <w:r>
+              <w:rPr>
+                <w:b/>
+                <w:bCs/>
+              </w:rPr>
+              <w:t>Mujer:</w:t>
+            </w:r>
+            <w:r>
+              <w:t xml:space="preserve"> </w:t>
+            </w:r>
+            <w:r>
+              <w:t>H</w:t>
+            </w:r>
+            <w:r>
+              <w:t>oy las personas no solo se fijan en la calidad de un producto. También miran si la empresa realmente cumple lo que promete y si existe coherencia entre lo que dice y lo que hace.</w:t>
+            </w:r>
+          </w:p>
+          <w:p>
+            <w:r>
+              <w:rPr>
+                <w:b/>
+                <w:bCs/>
+              </w:rPr>
+              <w:t>Hombre:</w:t>
+            </w:r>
+            <w:r>
+              <w:t xml:space="preserve"> </w:t>
+            </w:r>
+            <w:r>
+              <w:t>P</w:t>
+            </w:r>
+            <w:r>
+              <w:t>orque una buena historia puede llamar la atención, pero solo la coherencia logra que la confianza se mantenga.</w:t>
+            </w:r>
+          </w:p>
+          <w:p>
+            <w:r>
+              <w:rPr>
+                <w:b/>
+                <w:bCs/>
+              </w:rPr>
+              <w:t>Mujer</w:t>
+            </w:r>
+            <w:r>
+              <w:rPr>
+                <w:b/>
+                <w:bCs/>
+              </w:rPr>
+              <w:tab/>
+              <w:t>:</w:t>
+            </w:r>
+            <w:r>
+              <w:t xml:space="preserve"> </w:t>
+            </w:r>
+            <w:r>
+              <w:t>P</w:t>
+            </w:r>
+            <w:r>
+              <w:t xml:space="preserve">or eso el </w:t>
+            </w:r>
+            <w:r>
+              <w:rPr>
+                <w:rStyle w:val="Extranjerismo"/>
+              </w:rPr>
+              <w:t>brief</w:t>
+            </w:r>
+            <w:r>
+              <w:t xml:space="preserve"> y el </w:t>
+            </w:r>
+            <w:r>
+              <w:rPr>
+                <w:rStyle w:val="Extranjerismo"/>
+              </w:rPr>
+              <w:t>storytelling</w:t>
+            </w:r>
+            <w:r>
+              <w:t xml:space="preserve"> trabajan de la mano. Uno pone el rumbo y el otro convierte esa estrategia en una historia que las personas puedan recordar.</w:t>
+            </w:r>
+          </w:p>
+          <w:p>
+            <w:r>
+              <w:rPr>
+                <w:b/>
+                <w:bCs/>
+              </w:rPr>
+              <w:t>Hombre:</w:t>
+            </w:r>
+            <w:r>
+              <w:t xml:space="preserve"> </w:t>
+            </w:r>
+            <w:r>
+              <w:t>P</w:t>
+            </w:r>
+            <w:r>
+              <w:t>orque las mejores historias se construyen cuando las marcas respaldan sus palabras con acciones concretas todos los días.</w:t>
+            </w:r>
+          </w:p>
         </w:tc>
       </w:tr>
     </w:tbl>
@@ -5260,7 +5452,7 @@
       <w:pPr>
         <w:pStyle w:val="Ttulo1"/>
       </w:pPr>
-      <w:bookmarkStart w:id="5" w:name="_Toc237278709"/>
+      <w:bookmarkStart w:id="5" w:name="_Toc238059688"/>
       <w:r>
         <w:lastRenderedPageBreak/>
         <w:t>Propuesta comercial</w:t>
@@ -5328,35 +5520,195 @@
     </w:p>
     <w:p>
       <w:r>
-        <w:t>Lo invitamos a ver el siguiente recurso educativo por medio del cual podrá profundizar en temática abordada, el cual corresponde a un video que explica la importancia de la propuesta comercial, destacando estructura, beneficios, negociación y alineación entre necesidades del cliente y oferta empresarial</w:t>
-      </w:r>
-      <w:r>
-        <w:t>. Enlace</w:t>
+        <w:t xml:space="preserve">Lo invitamos a </w:t>
+      </w:r>
+      <w:r>
+        <w:t>consultar</w:t>
+      </w:r>
+      <w:r>
+        <w:t xml:space="preserve"> el siguiente recurso educativo por medio del cual podrá profundizar en temática abordada, el cual corresponde a un video que explica la importancia de la propuesta comercial, destacando estructura, beneficios, negociación y alineación entre necesidades del cliente y oferta empresarial</w:t>
       </w:r>
       <w:r>
         <w:t xml:space="preserve">. </w:t>
       </w:r>
-      <w:hyperlink r:id="rId23" w:history="1">
+    </w:p>
+    <w:p>
+      <w:pPr>
+        <w:pStyle w:val="Video"/>
+      </w:pPr>
+      <w:r>
+        <w:t>Propuesta comercial de un producto o servicio - introducción</w:t>
+      </w:r>
+    </w:p>
+    <w:p>
+      <w:pPr>
+        <w:ind w:hanging="142"/>
+        <w:jc w:val="center"/>
+      </w:pPr>
+      <w:r>
+        <w:rPr>
+          <w:noProof/>
+        </w:rPr>
+        <w:drawing>
+          <wp:inline distT="0" distB="0" distL="0" distR="0" wp14:anchorId="0F332756" wp14:editId="49EFA3CC">
+            <wp:extent cx="4680000" cy="2466000"/>
+            <wp:effectExtent l="0" t="0" r="6350" b="0"/>
+            <wp:docPr id="1" name="Imagen 1">
+              <a:extLst xmlns:a="http://schemas.openxmlformats.org/drawingml/2006/main">
+                <a:ext uri="{C183D7F6-B498-43B3-948B-1728B52AA6E4}">
+                  <adec:decorative xmlns:adec="http://schemas.microsoft.com/office/drawing/2017/decorative" val="1"/>
+                </a:ext>
+              </a:extLst>
+            </wp:docPr>
+            <wp:cNvGraphicFramePr>
+              <a:graphicFrameLocks xmlns:a="http://schemas.openxmlformats.org/drawingml/2006/main" noChangeAspect="1"/>
+            </wp:cNvGraphicFramePr>
+            <a:graphic xmlns:a="http://schemas.openxmlformats.org/drawingml/2006/main">
+              <a:graphicData uri="http://schemas.openxmlformats.org/drawingml/2006/picture">
+                <pic:pic xmlns:pic="http://schemas.openxmlformats.org/drawingml/2006/picture">
+                  <pic:nvPicPr>
+                    <pic:cNvPr id="1" name="Imagen 1">
+                      <a:extLst>
+                        <a:ext uri="{C183D7F6-B498-43B3-948B-1728B52AA6E4}">
+                          <adec:decorative xmlns:adec="http://schemas.microsoft.com/office/drawing/2017/decorative" val="1"/>
+                        </a:ext>
+                      </a:extLst>
+                    </pic:cNvPr>
+                    <pic:cNvPicPr/>
+                  </pic:nvPicPr>
+                  <pic:blipFill rotWithShape="1">
+                    <a:blip r:embed="rId24" cstate="print">
+                      <a:extLst>
+                        <a:ext uri="{28A0092B-C50C-407E-A947-70E740481C1C}">
+                          <a14:useLocalDpi xmlns:a14="http://schemas.microsoft.com/office/drawing/2010/main" val="0"/>
+                        </a:ext>
+                      </a:extLst>
+                    </a:blip>
+                    <a:srcRect t="2171" b="4089"/>
+                    <a:stretch>
+                      <a:fillRect/>
+                    </a:stretch>
+                  </pic:blipFill>
+                  <pic:spPr bwMode="auto">
+                    <a:xfrm>
+                      <a:off x="0" y="0"/>
+                      <a:ext cx="4680000" cy="2466000"/>
+                    </a:xfrm>
+                    <a:prstGeom prst="rect">
+                      <a:avLst/>
+                    </a:prstGeom>
+                    <a:ln>
+                      <a:noFill/>
+                    </a:ln>
+                    <a:extLst>
+                      <a:ext uri="{53640926-AAD7-44D8-BBD7-CCE9431645EC}">
+                        <a14:shadowObscured xmlns:a14="http://schemas.microsoft.com/office/drawing/2010/main"/>
+                      </a:ext>
+                    </a:extLst>
+                  </pic:spPr>
+                </pic:pic>
+              </a:graphicData>
+            </a:graphic>
+          </wp:inline>
+        </w:drawing>
+      </w:r>
+    </w:p>
+    <w:p>
+      <w:pPr>
+        <w:ind w:firstLine="0"/>
+        <w:jc w:val="center"/>
+      </w:pPr>
+      <w:hyperlink r:id="rId25" w:history="1">
         <w:r>
           <w:rPr>
             <w:rStyle w:val="Hipervnculo"/>
+            <w:b/>
           </w:rPr>
-          <w:t>https://www.youtube.com/watch?v=A4eXCVzzHkE</w:t>
+          <w:t>Enlace de reproducción del video</w:t>
         </w:r>
       </w:hyperlink>
-      <w:r>
-        <w:t xml:space="preserve"> </w:t>
-      </w:r>
-      <w:r>
-        <w:t xml:space="preserve"> </w:t>
-      </w:r>
-    </w:p>
+    </w:p>
+    <w:tbl>
+      <w:tblPr>
+        <w:tblStyle w:val="Tablaconcuadrcula"/>
+        <w:tblW w:w="0" w:type="auto"/>
+        <w:tblLook w:val="04A0" w:firstRow="1" w:lastRow="0" w:firstColumn="1" w:lastColumn="0" w:noHBand="0" w:noVBand="1"/>
+      </w:tblPr>
+      <w:tblGrid>
+        <w:gridCol w:w="9962"/>
+      </w:tblGrid>
+      <w:tr>
+        <w:trPr>
+          <w:tblHeader/>
+        </w:trPr>
+        <w:tc>
+          <w:tcPr>
+            <w:tcW w:w="9972" w:type="dxa"/>
+          </w:tcPr>
+          <w:p>
+            <w:pPr>
+              <w:ind w:firstLine="0"/>
+            </w:pPr>
+            <w:r>
+              <w:rPr>
+                <w:b/>
+              </w:rPr>
+              <w:lastRenderedPageBreak/>
+              <w:t xml:space="preserve">Transcripción del video. </w:t>
+            </w:r>
+            <w:r>
+              <w:rPr>
+                <w:b/>
+              </w:rPr>
+              <w:t>Propuesta comercial de un producto o servicio - introducción</w:t>
+            </w:r>
+          </w:p>
+        </w:tc>
+      </w:tr>
+      <w:tr>
+        <w:tc>
+          <w:tcPr>
+            <w:tcW w:w="9972" w:type="dxa"/>
+          </w:tcPr>
+          <w:p>
+            <w:r>
+              <w:t>En todo proceso organizacional se requiere incrementar las ventas de su portafolio de productos de forma planificada y estratégica, satisfaciendo las necesidades de sus clientes de una forma asertiva. En este sentido, es importante que la empresa elabore una propuesta comercial que reúna la información necesaria del producto o servicio que recibirá el cliente; se describan los beneficios, plazos de entrega, alcance del trabajo, formas de pago, entre otras disposiciones.</w:t>
+            </w:r>
+          </w:p>
+          <w:p>
+            <w:r>
+              <w:t>La propuesta comercial también entrega, de manera formal, la información de la empresa, como la misión, visión, experiencia, equipo de trabajo, entre otros aspectos que le dan validez y solidez a la oferta del producto que se requiere vender.</w:t>
+            </w:r>
+          </w:p>
+          <w:p>
+            <w:r>
+              <w:t>Entregar una propuesta atractiva, eficiente y que responda a las expectativas del cliente es una de las principales competencias en el proceso de ventas. Por tanto, elaborarla de acuerdo con sus necesidades permitirá que una decisión de compra se dé con mayor seguridad. Elaborar una buena propuesta comercial permitirá que el cliente contrate la empresa y se consolide el cierre del negocio. Es así como el asesor comercial deberá elaborar una propuesta atractiva para cautivar y fidelizar a los clientes.</w:t>
+            </w:r>
+          </w:p>
+          <w:p>
+            <w:r>
+              <w:t xml:space="preserve">Para presentar una propuesta que cumpla con las expectativas de los clientes, es importante reunir la mayor cantidad de información previa de la empresa. Por esto, resulta importante una reunión o encuentro previo para aclarar inquietudes y </w:t>
+            </w:r>
+            <w:r>
+              <w:lastRenderedPageBreak/>
+              <w:t>alcances, al mismo tiempo, alinear esas expectativas con la oferta de la empresa y llegar a un punto de equilibrio.</w:t>
+            </w:r>
+          </w:p>
+          <w:p>
+            <w:r>
+              <w:t>El acuerdo entre las necesidades del cliente y la propuesta comercial garantizará el éxito para el cierre de la venta. El mejoramiento de la presentación de la propuesta comercial también se lleva a cabo por una buena asesoría comercial que ayude en la comprensión del producto.</w:t>
+            </w:r>
+          </w:p>
+        </w:tc>
+      </w:tr>
+    </w:tbl>
     <w:p>
       <w:r>
         <w:rPr>
           <w:b/>
           <w:bCs/>
         </w:rPr>
+        <w:lastRenderedPageBreak/>
         <w:t>Clave estratégica</w:t>
       </w:r>
       <w:r>
@@ -5790,7 +6142,7 @@
       <w:pPr>
         <w:pStyle w:val="Ttulo1"/>
       </w:pPr>
-      <w:bookmarkStart w:id="6" w:name="_Toc237278710"/>
+      <w:bookmarkStart w:id="6" w:name="_Toc238059689"/>
       <w:r>
         <w:lastRenderedPageBreak/>
         <w:t>Satisfacción del cliente</w:t>
@@ -5838,29 +6190,229 @@
     </w:p>
     <w:p>
       <w:r>
-        <w:t xml:space="preserve">Lo invitamos a ver el siguiente recurso educativo por medio del cual podrá profundizar en temática abordada, el cual corresponde a un video que analiza la importancia del servicio al cliente en la sostenibilidad empresarial, destacando fidelización, atención personalizada, canales de comunicación y ventajas competitivas. Enlace. </w:t>
-      </w:r>
-    </w:p>
-    <w:p>
-      <w:hyperlink r:id="rId24" w:history="1">
+        <w:t xml:space="preserve">Lo invitamos a </w:t>
+      </w:r>
+      <w:r>
+        <w:t>consultar</w:t>
+      </w:r>
+      <w:r>
+        <w:t xml:space="preserve"> el siguiente recurso educativo por medio del cual podrá profundizar en temática abordada, el cual corresponde a un video que analiza la importancia del servicio al cliente en la sostenibilidad empresarial, destacando fidelización, atención personalizada, canales de comunicación y ventajas competitivas. </w:t>
+      </w:r>
+    </w:p>
+    <w:p>
+      <w:pPr>
+        <w:spacing w:before="0" w:after="160" w:line="259" w:lineRule="auto"/>
+        <w:ind w:firstLine="0"/>
+      </w:pPr>
+      <w:r>
+        <w:br w:type="page"/>
+      </w:r>
+    </w:p>
+    <w:p>
+      <w:pPr>
+        <w:pStyle w:val="Video"/>
+      </w:pPr>
+      <w:r>
+        <w:lastRenderedPageBreak/>
+        <w:t>Cultura de servicio al cliente</w:t>
+      </w:r>
+    </w:p>
+    <w:p>
+      <w:pPr>
+        <w:ind w:hanging="142"/>
+        <w:jc w:val="center"/>
+      </w:pPr>
+      <w:r>
+        <w:rPr>
+          <w:noProof/>
+        </w:rPr>
+        <w:drawing>
+          <wp:inline distT="0" distB="0" distL="0" distR="0" wp14:anchorId="57D8912D" wp14:editId="385903B2">
+            <wp:extent cx="4679792" cy="2467561"/>
+            <wp:effectExtent l="0" t="0" r="6985" b="9525"/>
+            <wp:docPr id="2071584887" name="Imagen 2071584887">
+              <a:extLst xmlns:a="http://schemas.openxmlformats.org/drawingml/2006/main">
+                <a:ext uri="{C183D7F6-B498-43B3-948B-1728B52AA6E4}">
+                  <adec:decorative xmlns:adec="http://schemas.microsoft.com/office/drawing/2017/decorative" val="1"/>
+                </a:ext>
+              </a:extLst>
+            </wp:docPr>
+            <wp:cNvGraphicFramePr>
+              <a:graphicFrameLocks xmlns:a="http://schemas.openxmlformats.org/drawingml/2006/main" noChangeAspect="1"/>
+            </wp:cNvGraphicFramePr>
+            <a:graphic xmlns:a="http://schemas.openxmlformats.org/drawingml/2006/main">
+              <a:graphicData uri="http://schemas.openxmlformats.org/drawingml/2006/picture">
+                <pic:pic xmlns:pic="http://schemas.openxmlformats.org/drawingml/2006/picture">
+                  <pic:nvPicPr>
+                    <pic:cNvPr id="2071584887" name="Imagen 2071584887">
+                      <a:extLst>
+                        <a:ext uri="{C183D7F6-B498-43B3-948B-1728B52AA6E4}">
+                          <adec:decorative xmlns:adec="http://schemas.microsoft.com/office/drawing/2017/decorative" val="1"/>
+                        </a:ext>
+                      </a:extLst>
+                    </pic:cNvPr>
+                    <pic:cNvPicPr/>
+                  </pic:nvPicPr>
+                  <pic:blipFill>
+                    <a:blip r:embed="rId26" cstate="print">
+                      <a:extLst>
+                        <a:ext uri="{28A0092B-C50C-407E-A947-70E740481C1C}">
+                          <a14:useLocalDpi xmlns:a14="http://schemas.microsoft.com/office/drawing/2010/main" val="0"/>
+                        </a:ext>
+                      </a:extLst>
+                    </a:blip>
+                    <a:srcRect t="3131" b="3131"/>
+                    <a:stretch>
+                      <a:fillRect/>
+                    </a:stretch>
+                  </pic:blipFill>
+                  <pic:spPr bwMode="auto">
+                    <a:xfrm>
+                      <a:off x="0" y="0"/>
+                      <a:ext cx="4679792" cy="2467561"/>
+                    </a:xfrm>
+                    <a:prstGeom prst="rect">
+                      <a:avLst/>
+                    </a:prstGeom>
+                    <a:ln>
+                      <a:noFill/>
+                    </a:ln>
+                    <a:extLst>
+                      <a:ext uri="{53640926-AAD7-44D8-BBD7-CCE9431645EC}">
+                        <a14:shadowObscured xmlns:a14="http://schemas.microsoft.com/office/drawing/2010/main"/>
+                      </a:ext>
+                    </a:extLst>
+                  </pic:spPr>
+                </pic:pic>
+              </a:graphicData>
+            </a:graphic>
+          </wp:inline>
+        </w:drawing>
+      </w:r>
+    </w:p>
+    <w:p>
+      <w:pPr>
+        <w:ind w:firstLine="0"/>
+        <w:jc w:val="center"/>
+      </w:pPr>
+      <w:hyperlink r:id="rId27" w:history="1">
         <w:r>
           <w:rPr>
             <w:rStyle w:val="Hipervnculo"/>
+            <w:b/>
           </w:rPr>
-          <w:t>https://www.youtube.com/watch?v=SOmQLHJ4jLE</w:t>
+          <w:t>Enlace de reproducción del video</w:t>
         </w:r>
       </w:hyperlink>
-      <w:r>
-        <w:t xml:space="preserve"> </w:t>
-      </w:r>
-      <w:r>
-        <w:t xml:space="preserve"> </w:t>
-      </w:r>
-    </w:p>
+    </w:p>
+    <w:tbl>
+      <w:tblPr>
+        <w:tblStyle w:val="Tablaconcuadrcula"/>
+        <w:tblW w:w="0" w:type="auto"/>
+        <w:tblLook w:val="04A0" w:firstRow="1" w:lastRow="0" w:firstColumn="1" w:lastColumn="0" w:noHBand="0" w:noVBand="1"/>
+      </w:tblPr>
+      <w:tblGrid>
+        <w:gridCol w:w="9962"/>
+      </w:tblGrid>
+      <w:tr>
+        <w:trPr>
+          <w:tblHeader/>
+        </w:trPr>
+        <w:tc>
+          <w:tcPr>
+            <w:tcW w:w="9972" w:type="dxa"/>
+          </w:tcPr>
+          <w:p>
+            <w:pPr>
+              <w:ind w:firstLine="0"/>
+            </w:pPr>
+            <w:r>
+              <w:rPr>
+                <w:b/>
+              </w:rPr>
+              <w:t xml:space="preserve">Transcripción del video. </w:t>
+            </w:r>
+            <w:r>
+              <w:rPr>
+                <w:b/>
+              </w:rPr>
+              <w:t>C</w:t>
+            </w:r>
+            <w:r>
+              <w:rPr>
+                <w:b/>
+              </w:rPr>
+              <w:t>ultura de servicio al cliente</w:t>
+            </w:r>
+          </w:p>
+        </w:tc>
+      </w:tr>
+      <w:tr>
+        <w:tc>
+          <w:tcPr>
+            <w:tcW w:w="9972" w:type="dxa"/>
+          </w:tcPr>
+          <w:p>
+            <w:r>
+              <w:t>Las empresas se enfocan cada vez más en la relevancia que tienen los clientes en el futuro de sus actividades, su sostenibilidad y desarrollo, por lo que sus esfuerzos buscan captar su atención, la satisfacción de las necesidades y expectativas y sus posibles nuevas demandas.</w:t>
+            </w:r>
+          </w:p>
+          <w:p>
+            <w:r>
+              <w:t>Este ejercicio permite construir ventajas competitivas, las cuales son cada vez más difíciles de sostener, pues cada día hay nuevos proveedores que están dispuestos a suplir a los clientes, lo que provoca rivalidad entre las empresas que compiten en el mercado con un mismo producto.</w:t>
+            </w:r>
+          </w:p>
+          <w:p>
+            <w:r>
+              <w:lastRenderedPageBreak/>
+              <w:t>Debido a esto, los clientes son cada vez más exigentes y, en consecuencia, solo aquellas empresas que sean capaces de ajustar sus procesos y enfilar recursos para la construcción sostenida de dichas ventajas podrán ser distinguidas, mantener el número de clientes y favorecer los valores intangibles que hacen que estos sean fieles; es decir, que establezcan sus preferencias con los productos y servicios de la empresa por mucho tiempo.</w:t>
+            </w:r>
+          </w:p>
+          <w:p>
+            <w:r>
+              <w:t>Para lograr este cometido con el cliente, la empresa debe establecer una cultura de servicio y de buena atención, lo que consiste no solo en el relacionamiento directo y de trato con el cliente o consumidor final, sino en la correcta atención a los mercados elegidos por parte de la empresa en las diferentes zonas de actuación, ya sean locales, regionales o nacionales.</w:t>
+            </w:r>
+          </w:p>
+          <w:p>
+            <w:r>
+              <w:t>Esto puede alcanzarse a través de distribuidores y detallistas altamente integrados con las políticas de posicionamiento y disposición de los productos del portafolio, que presentan de la mejor manera los productos en cantidad, integridad y calidad, buscando que no haya escasez y conformando canales de venta eficientes que garanticen a dichos clientes y consumidores tener siempre la mejor disposición para la compra.</w:t>
+            </w:r>
+          </w:p>
+          <w:p>
+            <w:r>
+              <w:t xml:space="preserve">Esto implica contar igualmente con sistemas de comunicación y canales de ventas digitales que soporten las demandas de los clientes, los mantengan </w:t>
+            </w:r>
+            <w:r>
+              <w:lastRenderedPageBreak/>
+              <w:t>informados siempre de las mejores ofertas y, en general, interrelacionados con la empresa y sus marcas.</w:t>
+            </w:r>
+          </w:p>
+          <w:p>
+            <w:r>
+              <w:t>Por lo anterior, el servicio al cliente se refiere a todas las iniciativas de emprendimiento de la empresa orientadas a los clientes que garanticen la idoneidad de sus productos, lo cual empieza desde el primer contacto, antes de comprar, durante y después de la compra realizada, estableciendo para ello unos procesos muy definidos que, de cumplirse regularmente, denotan lo que se define como un protocolo de actuación que debe ajustarse al tipo de cliente que se atiende.</w:t>
+            </w:r>
+          </w:p>
+          <w:p>
+            <w:r>
+              <w:t>Toda empresa tiene una cartera de clientes de diversos tipos que se pueden clasificar por su naturaleza, pero, a su vez, debe establecer su clasificación por otros aspectos, como el comportamiento de compra, identificando para cada uno de esos tipos o clasificaciones las características y estableciendo un protocolo o realizando un proceso de atención u orientación comercial o promocional, máxime si atiende desde diversos canales de comercialización.</w:t>
+            </w:r>
+          </w:p>
+          <w:p>
+            <w:r>
+              <w:t>Es esencial nunca generalizar a los clientes y consumidores, pues no se sienten especiales, lo que los hace resistentes a la fidelización, ya que exigen y valoran una inclusión cada vez más personalizada.</w:t>
+            </w:r>
+          </w:p>
+        </w:tc>
+      </w:tr>
+    </w:tbl>
     <w:p>
       <w:r>
         <w:lastRenderedPageBreak/>
-        <w:t>Desde la perspectiva comercial, la satisfacción influye directamente en la fidelización y en la reputación de la empresa. Un cliente satisfecho no solo vuelve a comprar, sino que también recomienda el producto, generando nuevas oportunidades de negocio, por el contrario, una mala experiencia puede afectar la imagen de la marca.</w:t>
+        <w:t xml:space="preserve">Desde la perspectiva comercial, la satisfacción influye directamente en la fidelización y en la reputación de la empresa. Un cliente satisfecho no solo vuelve a </w:t>
+      </w:r>
+      <w:r>
+        <w:lastRenderedPageBreak/>
+        <w:t>comprar, sino que también recomienda el producto, generando nuevas oportunidades de negocio, por el contrario, una mala experiencia puede afectar la imagen de la marca.</w:t>
       </w:r>
     </w:p>
     <w:p>
@@ -5909,12 +6461,30 @@
     </w:p>
     <w:p>
       <w:r>
+        <w:t xml:space="preserve">Desde la perspectiva comercial, medir y gestionar la satisfacción permite identificar oportunidades de mejora, esto facilita ajustar la propuesta de valor, mejorar </w:t>
+      </w:r>
+      <w:r>
         <w:lastRenderedPageBreak/>
-        <w:t>Desde la perspectiva comercial, medir y gestionar la satisfacción permite identificar oportunidades de mejora, esto facilita ajustar la propuesta de valor, mejorar la experiencia del cliente y fortalecer la relación comercial, contribuyendo al éxito del negocio.</w:t>
-      </w:r>
-    </w:p>
-    <w:p>
-      <w:pPr>
+        <w:t>la experiencia del cliente y fortalecer la relación comercial, contribuyendo al éxito del negocio.</w:t>
+      </w:r>
+    </w:p>
+    <w:p>
+      <w:pPr>
+        <w:pStyle w:val="Figura"/>
+        <w:numPr>
+          <w:ilvl w:val="0"/>
+          <w:numId w:val="2"/>
+        </w:numPr>
+        <w:ind w:left="992" w:hanging="992"/>
+        <w:jc w:val="left"/>
+      </w:pPr>
+      <w:r>
+        <w:t>Oportunidades de mejora</w:t>
+      </w:r>
+    </w:p>
+    <w:p>
+      <w:pPr>
+        <w:jc w:val="center"/>
         <w:rPr>
           <w:b/>
           <w:bCs/>
@@ -5924,461 +6494,243 @@
         <w:rPr>
           <w:b/>
           <w:bCs/>
-        </w:rPr>
-        <w:t>Elementos de la comunicación comercial</w:t>
-      </w:r>
-    </w:p>
-    <w:p>
-      <w:pPr>
-        <w:pStyle w:val="Prrafodelista"/>
+          <w:noProof/>
+        </w:rPr>
+        <w:drawing>
+          <wp:inline distT="0" distB="0" distL="0" distR="0" wp14:anchorId="3BB9EA41" wp14:editId="4F1DE4AC">
+            <wp:extent cx="5400000" cy="2378339"/>
+            <wp:effectExtent l="0" t="0" r="0" b="3175"/>
+            <wp:docPr id="1747408726" name="Imagen 4" descr="“Oportunidades de mejora”, compuesta por cuatro flechas horizontales escalonadas que representan cuatro oportunidades: Fidelización, que permite mantener clientes y generar relaciones comerciales a largo plazo; Reputación, que influye en la percepción de la marca en el mercado; Crecimiento, que genera nuevas oportunidades a través de recomendaciones; y Mejora continua, que permite identificar fallas y ajustar procesos comerciales. "/>
+            <wp:cNvGraphicFramePr>
+              <a:graphicFrameLocks xmlns:a="http://schemas.openxmlformats.org/drawingml/2006/main" noChangeAspect="1"/>
+            </wp:cNvGraphicFramePr>
+            <a:graphic xmlns:a="http://schemas.openxmlformats.org/drawingml/2006/main">
+              <a:graphicData uri="http://schemas.openxmlformats.org/drawingml/2006/picture">
+                <pic:pic xmlns:pic="http://schemas.openxmlformats.org/drawingml/2006/picture">
+                  <pic:nvPicPr>
+                    <pic:cNvPr id="1747408726" name="Imagen 4" descr="“Oportunidades de mejora”, compuesta por cuatro flechas horizontales escalonadas que representan cuatro oportunidades: Fidelización, que permite mantener clientes y generar relaciones comerciales a largo plazo; Reputación, que influye en la percepción de la marca en el mercado; Crecimiento, que genera nuevas oportunidades a través de recomendaciones; y Mejora continua, que permite identificar fallas y ajustar procesos comerciales. "/>
+                    <pic:cNvPicPr/>
+                  </pic:nvPicPr>
+                  <pic:blipFill>
+                    <a:blip r:embed="rId28" cstate="print">
+                      <a:extLst>
+                        <a:ext uri="{28A0092B-C50C-407E-A947-70E740481C1C}">
+                          <a14:useLocalDpi xmlns:a14="http://schemas.microsoft.com/office/drawing/2010/main" val="0"/>
+                        </a:ext>
+                      </a:extLst>
+                    </a:blip>
+                    <a:stretch>
+                      <a:fillRect/>
+                    </a:stretch>
+                  </pic:blipFill>
+                  <pic:spPr>
+                    <a:xfrm>
+                      <a:off x="0" y="0"/>
+                      <a:ext cx="5400000" cy="2378339"/>
+                    </a:xfrm>
+                    <a:prstGeom prst="rect">
+                      <a:avLst/>
+                    </a:prstGeom>
+                  </pic:spPr>
+                </pic:pic>
+              </a:graphicData>
+            </a:graphic>
+          </wp:inline>
+        </w:drawing>
+      </w:r>
+    </w:p>
+    <w:p>
+      <w:r>
+        <w:t>Nota. SENA, (2026).</w:t>
+      </w:r>
+    </w:p>
+    <w:p>
+      <w:pPr>
+        <w:rPr>
+          <w:b/>
+          <w:bCs/>
+        </w:rPr>
+      </w:pPr>
+      <w:r>
+        <w:rPr>
+          <w:b/>
+          <w:bCs/>
+        </w:rPr>
+        <w:t>Cita de reflexión</w:t>
+      </w:r>
+    </w:p>
+    <w:p>
+      <w:r>
+        <w:t>“La verdadera calidad se refleja en la experiencia del cliente y en la coherencia entre lo que se promete y lo que se entrega.”</w:t>
+      </w:r>
+    </w:p>
+    <w:p>
+      <w:pPr>
+        <w:spacing w:before="0" w:after="160" w:line="259" w:lineRule="auto"/>
+        <w:ind w:firstLine="0"/>
+      </w:pPr>
+      <w:r>
+        <w:br w:type="page"/>
+      </w:r>
+    </w:p>
+    <w:p>
+      <w:pPr>
+        <w:pStyle w:val="Ttulo1"/>
+      </w:pPr>
+      <w:bookmarkStart w:id="7" w:name="_Toc238059690"/>
+      <w:r>
+        <w:lastRenderedPageBreak/>
+        <w:t>Control de la información</w:t>
+      </w:r>
+      <w:bookmarkEnd w:id="7"/>
+    </w:p>
+    <w:p>
+      <w:r>
+        <w:t xml:space="preserve">El control de la información es un proceso fundamental en la gestión comercial, ya que permite recopilar, analizar y utilizar datos para la toma de decisiones. </w:t>
+      </w:r>
+    </w:p>
+    <w:p>
+      <w:r>
+        <w:t xml:space="preserve">En los negocios sostenibles, este control facilita evaluar el desempeño de las estrategias y ajustar la propuesta comercial. </w:t>
+      </w:r>
+    </w:p>
+    <w:p>
+      <w:r>
+        <w:t>En este capítulo se abordan sus conceptos, herramientas, indicadores y plan de mejora, fortaleciendo la capacidad del aprendiz para analizar resultados y optimizar la gestión comercial.</w:t>
+      </w:r>
+    </w:p>
+    <w:p>
+      <w:r>
+        <w:rPr>
+          <w:b/>
+          <w:bCs/>
+        </w:rPr>
+        <w:t>Conceptos</w:t>
+      </w:r>
+    </w:p>
+    <w:p>
+      <w:r>
+        <w:t>El control de la información se refiere al proceso de recopilar, organizar y analizar datos relevantes para la toma de decisiones comerciales, este proceso permite a las empresas evaluar el desempeño de sus estrategias y detectar oportunidades de mejora. En el contexto sostenible, también permite verificar el cumplimiento de los compromisos ambientales y sociales.</w:t>
+      </w:r>
+    </w:p>
+    <w:p>
+      <w:r>
+        <w:t>Los datos pueden provenir de diferentes fuentes, como ventas, interacción con clientes o resultados de campañas, la correcta interpretación de esta información permite comprender el comportamiento del cliente y ajustar la propuesta comercial según sus necesidades, esto fortalece la toma de decisiones basada en evidencia.</w:t>
+      </w:r>
+    </w:p>
+    <w:p>
+      <w:r>
+        <w:t>En el ámbito comercial, el control de la información permite medir la efectividad de la comunicación y la propuesta de valor, esto facilita identificar qué funciona, qué debe mejorar y cómo optimizar los resultados, contribuyendo al éxito del negocio.</w:t>
+      </w:r>
+    </w:p>
+    <w:p>
+      <w:pPr>
+        <w:pStyle w:val="Figura"/>
         <w:numPr>
           <w:ilvl w:val="0"/>
-          <w:numId w:val="40"/>
+          <w:numId w:val="2"/>
         </w:numPr>
-      </w:pPr>
+        <w:ind w:left="992" w:hanging="992"/>
+        <w:jc w:val="left"/>
+      </w:pPr>
+      <w:r>
+        <w:lastRenderedPageBreak/>
+        <w:t>Conceptos clave del control de la información</w:t>
+      </w:r>
+    </w:p>
+    <w:p>
+      <w:pPr>
+        <w:jc w:val="center"/>
+      </w:pPr>
+      <w:r>
+        <w:rPr>
+          <w:noProof/>
+        </w:rPr>
+        <w:drawing>
+          <wp:inline distT="0" distB="0" distL="0" distR="0" wp14:anchorId="548C17C5" wp14:editId="3AC818F4">
+            <wp:extent cx="5400000" cy="2948556"/>
+            <wp:effectExtent l="0" t="0" r="0" b="4445"/>
+            <wp:docPr id="1279378814" name="Imagen 5" descr="“Conceptos clave del control de la información”. Presenta tres etapas conectadas mediante flechas: Información, que comprende datos precisos y relevantes, fuentes confiables y actualizadas, organización estructurada y acceso seguro y oportuno; Análisis, que implica identificar patrones y tendencias, detectar oportunidades, evaluar riesgos y visualizar resultados; y Toma de decisiones, que contempla la definición de estrategias, asignación de recursos, implementación de acciones, seguimiento y evaluación. En la parte inferior se destaca que la información confiable, el análisis inteligente y las decisiones efectivas impulsan empresas sostenibles y competitivas."/>
+            <wp:cNvGraphicFramePr>
+              <a:graphicFrameLocks xmlns:a="http://schemas.openxmlformats.org/drawingml/2006/main" noChangeAspect="1"/>
+            </wp:cNvGraphicFramePr>
+            <a:graphic xmlns:a="http://schemas.openxmlformats.org/drawingml/2006/main">
+              <a:graphicData uri="http://schemas.openxmlformats.org/drawingml/2006/picture">
+                <pic:pic xmlns:pic="http://schemas.openxmlformats.org/drawingml/2006/picture">
+                  <pic:nvPicPr>
+                    <pic:cNvPr id="1279378814" name="Imagen 5" descr="“Conceptos clave del control de la información”. Presenta tres etapas conectadas mediante flechas: Información, que comprende datos precisos y relevantes, fuentes confiables y actualizadas, organización estructurada y acceso seguro y oportuno; Análisis, que implica identificar patrones y tendencias, detectar oportunidades, evaluar riesgos y visualizar resultados; y Toma de decisiones, que contempla la definición de estrategias, asignación de recursos, implementación de acciones, seguimiento y evaluación. En la parte inferior se destaca que la información confiable, el análisis inteligente y las decisiones efectivas impulsan empresas sostenibles y competitivas."/>
+                    <pic:cNvPicPr/>
+                  </pic:nvPicPr>
+                  <pic:blipFill>
+                    <a:blip r:embed="rId29" cstate="print">
+                      <a:extLst>
+                        <a:ext uri="{28A0092B-C50C-407E-A947-70E740481C1C}">
+                          <a14:useLocalDpi xmlns:a14="http://schemas.microsoft.com/office/drawing/2010/main" val="0"/>
+                        </a:ext>
+                      </a:extLst>
+                    </a:blip>
+                    <a:stretch>
+                      <a:fillRect/>
+                    </a:stretch>
+                  </pic:blipFill>
+                  <pic:spPr>
+                    <a:xfrm>
+                      <a:off x="0" y="0"/>
+                      <a:ext cx="5400000" cy="2948556"/>
+                    </a:xfrm>
+                    <a:prstGeom prst="rect">
+                      <a:avLst/>
+                    </a:prstGeom>
+                  </pic:spPr>
+                </pic:pic>
+              </a:graphicData>
+            </a:graphic>
+          </wp:inline>
+        </w:drawing>
+      </w:r>
+    </w:p>
+    <w:p>
+      <w:r>
+        <w:t>Nota. SENA, (2026).</w:t>
+      </w:r>
+    </w:p>
+    <w:p>
       <w:r>
         <w:rPr>
           <w:b/>
           <w:bCs/>
         </w:rPr>
-        <w:t>Fidelización</w:t>
-      </w:r>
-      <w:r>
-        <w:t xml:space="preserve">. </w:t>
-      </w:r>
-      <w:r>
-        <w:t>Permite mantener clientes y generar relaciones comerciales a largo plazo.</w:t>
-      </w:r>
-    </w:p>
-    <w:p>
-      <w:pPr>
-        <w:pStyle w:val="Prrafodelista"/>
-        <w:numPr>
-          <w:ilvl w:val="0"/>
-          <w:numId w:val="40"/>
-        </w:numPr>
-      </w:pPr>
+        <w:t>Clave estratégica</w:t>
+      </w:r>
+      <w:r>
+        <w:t>. Lo que no se mide, no se puede mejorar.</w:t>
+      </w:r>
+    </w:p>
+    <w:p>
       <w:r>
         <w:rPr>
           <w:b/>
           <w:bCs/>
         </w:rPr>
-        <w:t>Reputación</w:t>
-      </w:r>
-      <w:r>
-        <w:t xml:space="preserve">. </w:t>
-      </w:r>
-      <w:r>
-        <w:t>Influye en la percepción de la marca en el mercado.</w:t>
-      </w:r>
-    </w:p>
-    <w:p>
-      <w:pPr>
-        <w:pStyle w:val="Prrafodelista"/>
-        <w:numPr>
-          <w:ilvl w:val="0"/>
-          <w:numId w:val="40"/>
-        </w:numPr>
-      </w:pPr>
-      <w:r>
-        <w:rPr>
-          <w:b/>
-          <w:bCs/>
-        </w:rPr>
-        <w:t>Crecimiento</w:t>
-      </w:r>
-      <w:r>
-        <w:t xml:space="preserve">. </w:t>
-      </w:r>
-      <w:r>
-        <w:t>Genera nuevas oportunidades a través de recomendaciones.</w:t>
-      </w:r>
-    </w:p>
-    <w:p>
-      <w:pPr>
-        <w:pStyle w:val="Prrafodelista"/>
-        <w:numPr>
-          <w:ilvl w:val="0"/>
-          <w:numId w:val="40"/>
-        </w:numPr>
-      </w:pPr>
-      <w:r>
-        <w:rPr>
-          <w:b/>
-          <w:bCs/>
-        </w:rPr>
-        <w:t>Mejora continua</w:t>
-      </w:r>
-      <w:r>
-        <w:t xml:space="preserve">. </w:t>
-      </w:r>
-      <w:r>
-        <w:t>Permite identificar fallas y ajustar procesos comerciales.</w:t>
-      </w:r>
-    </w:p>
-    <w:p>
-      <w:pPr>
-        <w:pStyle w:val="Prrafodelista"/>
-        <w:ind w:left="1429" w:firstLine="0"/>
-      </w:pPr>
-    </w:p>
-    <w:p>
-      <w:pPr>
-        <w:rPr>
-          <w:b/>
-          <w:bCs/>
-        </w:rPr>
-      </w:pPr>
-      <w:r>
-        <w:rPr>
-          <w:b/>
-          <w:bCs/>
-        </w:rPr>
-        <w:t>Cita de reflexión</w:t>
-      </w:r>
-    </w:p>
-    <w:p>
-      <w:r>
-        <w:t>“La verdadera calidad se refleja en la experiencia del cliente y en la coherencia entre lo que se promete y lo que se entrega.”</w:t>
-      </w:r>
-    </w:p>
-    <w:p>
-      <w:pPr>
-        <w:spacing w:before="0" w:after="160" w:line="259" w:lineRule="auto"/>
-        <w:ind w:firstLine="0"/>
-      </w:pPr>
-      <w:r>
-        <w:br w:type="page"/>
-      </w:r>
-    </w:p>
-    <w:p>
-      <w:pPr>
-        <w:pStyle w:val="Ttulo1"/>
-      </w:pPr>
-      <w:bookmarkStart w:id="7" w:name="_Toc237278711"/>
+        <w:t>Herramientas</w:t>
+      </w:r>
+    </w:p>
+    <w:p>
+      <w:r>
+        <w:t>Las herramientas de control de la información permiten recopilar y analizar datos de manera eficiente, entre estas herramientas se encuentran los sistemas CRM, plataformas digitales y herramientas de analítica, estas soluciones facilitan la gestión de información y la toma de decisiones basada en datos.</w:t>
+      </w:r>
+    </w:p>
+    <w:p>
+      <w:r>
+        <w:t>El uso de herramientas tecnológicas permite automatizar procesos y mejorar la precisión de la información, esto facilita el seguimiento del cliente, el análisis del mercado y la evaluación de resultados. En negocios sostenibles, estas herramientas también permiten medir el impacto ambiental y social.</w:t>
+      </w:r>
+    </w:p>
+    <w:p>
+      <w:pPr>
+        <w:pStyle w:val="Tabla"/>
+      </w:pPr>
       <w:r>
         <w:lastRenderedPageBreak/>
-        <w:t>Control de la información</w:t>
-      </w:r>
-      <w:bookmarkEnd w:id="7"/>
-    </w:p>
-    <w:p>
-      <w:r>
-        <w:t xml:space="preserve">El control de la información es un proceso fundamental en la gestión comercial, ya que permite recopilar, analizar y utilizar datos para la toma de decisiones. </w:t>
-      </w:r>
-    </w:p>
-    <w:p>
-      <w:r>
-        <w:t xml:space="preserve">En los negocios sostenibles, este control facilita evaluar el desempeño de las estrategias y ajustar la propuesta comercial. </w:t>
-      </w:r>
-    </w:p>
-    <w:p>
-      <w:r>
-        <w:t>En este capítulo se abordan sus conceptos, herramientas, indicadores y plan de mejora, fortaleciendo la capacidad del aprendiz para analizar resultados y optimizar la gestión comercial.</w:t>
-      </w:r>
-    </w:p>
-    <w:p>
-      <w:r>
-        <w:rPr>
-          <w:b/>
-          <w:bCs/>
-        </w:rPr>
-        <w:t>Conceptos</w:t>
-      </w:r>
-    </w:p>
-    <w:p>
-      <w:r>
-        <w:t>El control de la información se refiere al proceso de recopilar, organizar y analizar datos relevantes para la toma de decisiones comerciales, este proceso permite a las empresas evaluar el desempeño de sus estrategias y detectar oportunidades de mejora. En el contexto sostenible, también permite verificar el cumplimiento de los compromisos ambientales y sociales.</w:t>
-      </w:r>
-    </w:p>
-    <w:p>
-      <w:r>
-        <w:t>Los datos pueden provenir de diferentes fuentes, como ventas, interacción con clientes o resultados de campañas, la correcta interpretación de esta información permite comprender el comportamiento del cliente y ajustar la propuesta comercial según sus necesidades, esto fortalece la toma de decisiones basada en evidencia.</w:t>
-      </w:r>
-    </w:p>
-    <w:p>
-      <w:r>
-        <w:t>En el ámbito comercial, el control de la información permite medir la efectividad de la comunicación y la propuesta de valor, esto facilita identificar qué funciona, qué debe mejorar y cómo optimizar los resultados, contribuyendo al éxito del negocio.</w:t>
-      </w:r>
-    </w:p>
-    <w:p>
-      <w:pPr>
-        <w:rPr>
-          <w:b/>
-          <w:bCs/>
-        </w:rPr>
-      </w:pPr>
-      <w:r>
-        <w:rPr>
-          <w:b/>
-          <w:bCs/>
-        </w:rPr>
-        <w:lastRenderedPageBreak/>
-        <w:t>Conceptos clave del control de la información</w:t>
-      </w:r>
-    </w:p>
-    <w:p>
-      <w:pPr>
-        <w:pStyle w:val="Prrafodelista"/>
-        <w:numPr>
-          <w:ilvl w:val="0"/>
-          <w:numId w:val="41"/>
-        </w:numPr>
-      </w:pPr>
-      <w:r>
-        <w:rPr>
-          <w:b/>
-          <w:bCs/>
-        </w:rPr>
-        <w:t>Información</w:t>
-      </w:r>
-    </w:p>
-    <w:p>
-      <w:pPr>
-        <w:ind w:left="707"/>
-      </w:pPr>
-      <w:r>
-        <w:t>Datos organizados que permiten tomar decisiones comerciales.</w:t>
-      </w:r>
-    </w:p>
-    <w:p>
-      <w:pPr>
-        <w:pStyle w:val="Prrafodelista"/>
-        <w:numPr>
-          <w:ilvl w:val="0"/>
-          <w:numId w:val="42"/>
-        </w:numPr>
-      </w:pPr>
-      <w:r>
-        <w:t xml:space="preserve">Datos precisos y relevantes. </w:t>
-      </w:r>
-    </w:p>
-    <w:p>
-      <w:pPr>
-        <w:pStyle w:val="Prrafodelista"/>
-        <w:numPr>
-          <w:ilvl w:val="0"/>
-          <w:numId w:val="42"/>
-        </w:numPr>
-      </w:pPr>
-      <w:r>
-        <w:t xml:space="preserve">Fuentes confiables y actualizadas. </w:t>
-      </w:r>
-    </w:p>
-    <w:p>
-      <w:pPr>
-        <w:pStyle w:val="Prrafodelista"/>
-        <w:numPr>
-          <w:ilvl w:val="0"/>
-          <w:numId w:val="42"/>
-        </w:numPr>
-      </w:pPr>
-      <w:r>
-        <w:t xml:space="preserve">Organización estructurada. </w:t>
-      </w:r>
-    </w:p>
-    <w:p>
-      <w:pPr>
-        <w:pStyle w:val="Prrafodelista"/>
-        <w:numPr>
-          <w:ilvl w:val="0"/>
-          <w:numId w:val="42"/>
-        </w:numPr>
-      </w:pPr>
-      <w:r>
-        <w:t xml:space="preserve">Acceso seguro y oportuno. </w:t>
-      </w:r>
-    </w:p>
-    <w:p>
-      <w:pPr>
-        <w:pStyle w:val="Prrafodelista"/>
-        <w:numPr>
-          <w:ilvl w:val="0"/>
-          <w:numId w:val="41"/>
-        </w:numPr>
-      </w:pPr>
-      <w:r>
-        <w:rPr>
-          <w:b/>
-          <w:bCs/>
-        </w:rPr>
-        <w:t>Análisis</w:t>
-      </w:r>
-    </w:p>
-    <w:p>
-      <w:pPr>
-        <w:ind w:left="707"/>
-      </w:pPr>
-      <w:r>
-        <w:t>Interpretación de datos para identificar patrones y oportunidades.</w:t>
-      </w:r>
-    </w:p>
-    <w:p>
-      <w:pPr>
-        <w:pStyle w:val="Prrafodelista"/>
-        <w:numPr>
-          <w:ilvl w:val="0"/>
-          <w:numId w:val="43"/>
-        </w:numPr>
-      </w:pPr>
-      <w:r>
-        <w:t xml:space="preserve">Identificación de patrones y tendencias. </w:t>
-      </w:r>
-    </w:p>
-    <w:p>
-      <w:pPr>
-        <w:pStyle w:val="Prrafodelista"/>
-        <w:numPr>
-          <w:ilvl w:val="0"/>
-          <w:numId w:val="43"/>
-        </w:numPr>
-      </w:pPr>
-      <w:r>
-        <w:t xml:space="preserve">Detección de oportunidades. </w:t>
-      </w:r>
-    </w:p>
-    <w:p>
-      <w:pPr>
-        <w:pStyle w:val="Prrafodelista"/>
-        <w:numPr>
-          <w:ilvl w:val="0"/>
-          <w:numId w:val="43"/>
-        </w:numPr>
-      </w:pPr>
-      <w:r>
-        <w:t xml:space="preserve">Evaluación de riesgos. </w:t>
-      </w:r>
-    </w:p>
-    <w:p>
-      <w:pPr>
-        <w:pStyle w:val="Prrafodelista"/>
-        <w:numPr>
-          <w:ilvl w:val="0"/>
-          <w:numId w:val="43"/>
-        </w:numPr>
-      </w:pPr>
-      <w:r>
-        <w:t xml:space="preserve">Visualización clara de resultados. </w:t>
-      </w:r>
-    </w:p>
-    <w:p>
-      <w:pPr>
-        <w:pStyle w:val="Prrafodelista"/>
-        <w:numPr>
-          <w:ilvl w:val="0"/>
-          <w:numId w:val="41"/>
-        </w:numPr>
-        <w:rPr>
-          <w:b/>
-          <w:bCs/>
-        </w:rPr>
-      </w:pPr>
-      <w:r>
-        <w:rPr>
-          <w:b/>
-          <w:bCs/>
-        </w:rPr>
-        <w:t>Toma de decisiones</w:t>
-      </w:r>
-    </w:p>
-    <w:p>
-      <w:pPr>
-        <w:ind w:left="707"/>
-      </w:pPr>
-      <w:r>
-        <w:t>Uso de información para definir acciones comerciales.</w:t>
-      </w:r>
-    </w:p>
-    <w:p>
-      <w:pPr>
-        <w:pStyle w:val="Prrafodelista"/>
-        <w:numPr>
-          <w:ilvl w:val="0"/>
-          <w:numId w:val="44"/>
-        </w:numPr>
-      </w:pPr>
-      <w:r>
-        <w:t xml:space="preserve">Definición de estrategias. </w:t>
-      </w:r>
-    </w:p>
-    <w:p>
-      <w:pPr>
-        <w:pStyle w:val="Prrafodelista"/>
-        <w:numPr>
-          <w:ilvl w:val="0"/>
-          <w:numId w:val="44"/>
-        </w:numPr>
-      </w:pPr>
-      <w:r>
-        <w:t xml:space="preserve">Asignación de recursos. </w:t>
-      </w:r>
-    </w:p>
-    <w:p>
-      <w:pPr>
-        <w:pStyle w:val="Prrafodelista"/>
-        <w:numPr>
-          <w:ilvl w:val="0"/>
-          <w:numId w:val="44"/>
-        </w:numPr>
-      </w:pPr>
-      <w:r>
-        <w:t xml:space="preserve">Implementación de acciones. </w:t>
-      </w:r>
-    </w:p>
-    <w:p>
-      <w:pPr>
-        <w:pStyle w:val="Prrafodelista"/>
-        <w:numPr>
-          <w:ilvl w:val="0"/>
-          <w:numId w:val="44"/>
-        </w:numPr>
-      </w:pPr>
-      <w:r>
-        <w:t>Seguimiento y evaluación.</w:t>
-      </w:r>
-    </w:p>
-    <w:p>
-      <w:r>
-        <w:lastRenderedPageBreak/>
-        <w:t>Información confiable, análisis inteligente y decisiones efectivas impulsan empresas sostenibles y competitivas.</w:t>
-      </w:r>
-    </w:p>
-    <w:p>
-      <w:r>
-        <w:rPr>
-          <w:b/>
-          <w:bCs/>
-        </w:rPr>
-        <w:t>Clave estratégica</w:t>
-      </w:r>
-      <w:r>
-        <w:t>. Lo que no se mide, no se puede mejorar.</w:t>
-      </w:r>
-    </w:p>
-    <w:p>
-      <w:r>
-        <w:rPr>
-          <w:b/>
-          <w:bCs/>
-        </w:rPr>
-        <w:t>Herramientas</w:t>
-      </w:r>
-    </w:p>
-    <w:p>
-      <w:r>
-        <w:t>Las herramientas de control de la información permiten recopilar y analizar datos de manera eficiente, entre estas herramientas se encuentran los sistemas CRM, plataformas digitales y herramientas de analítica, estas soluciones facilitan la gestión de información y la toma de decisiones basada en datos.</w:t>
-      </w:r>
-    </w:p>
-    <w:p>
-      <w:r>
-        <w:t>El uso de herramientas tecnológicas permite automatizar procesos y mejorar la precisión de la información, esto facilita el seguimiento del cliente, el análisis del mercado y la evaluación de resultados. En negocios sostenibles, estas herramientas también permiten medir el impacto ambiental y social.</w:t>
-      </w:r>
-    </w:p>
-    <w:p>
-      <w:pPr>
-        <w:pStyle w:val="Tabla"/>
-      </w:pPr>
-      <w:r>
         <w:t>Herramientas de control</w:t>
       </w:r>
     </w:p>
@@ -6514,11 +6866,7 @@
               <w:spacing w:line="360" w:lineRule="auto"/>
             </w:pPr>
             <w:r>
-              <w:t xml:space="preserve">Permite analizar comportamiento del cliente en plataformas digitales, </w:t>
-            </w:r>
-            <w:r>
-              <w:lastRenderedPageBreak/>
-              <w:t>identificando tendencias, intereses y resultados para optimizar estrategias comerciales empresariales efectivas.</w:t>
+              <w:t>Permite analizar comportamiento del cliente en plataformas digitales, identificando tendencias, intereses y resultados para optimizar estrategias comerciales empresariales efectivas.</w:t>
             </w:r>
           </w:p>
         </w:tc>
@@ -6532,7 +6880,6 @@
               <w:spacing w:line="360" w:lineRule="auto"/>
             </w:pPr>
             <w:r>
-              <w:lastRenderedPageBreak/>
               <w:t xml:space="preserve">Google </w:t>
             </w:r>
             <w:proofErr w:type="spellStart"/>
@@ -6549,11 +6896,7 @@
             </w:r>
             <w:proofErr w:type="spellEnd"/>
             <w:r>
-              <w:t xml:space="preserve"> utilizados para medir </w:t>
-            </w:r>
-            <w:r>
-              <w:lastRenderedPageBreak/>
-              <w:t>interacción, tráfico web y comportamiento de usuarios digitales.</w:t>
+              <w:t xml:space="preserve"> utilizados para medir interacción, tráfico web y comportamiento de usuarios digitales.</w:t>
             </w:r>
           </w:p>
         </w:tc>
@@ -6572,7 +6915,6 @@
               <w:spacing w:line="360" w:lineRule="auto"/>
             </w:pPr>
             <w:r>
-              <w:lastRenderedPageBreak/>
               <w:t>Bases de datos</w:t>
             </w:r>
           </w:p>
@@ -6609,7 +6951,7 @@
     </w:tbl>
     <w:p>
       <w:pPr>
-        <w:ind w:firstLine="0"/>
+        <w:ind w:firstLine="708"/>
       </w:pPr>
       <w:r>
         <w:t>Nota. SENA, (2026).</w:t>
@@ -6639,6 +6981,7 @@
           <w:b/>
           <w:bCs/>
         </w:rPr>
+        <w:lastRenderedPageBreak/>
         <w:t>Indicadores y métricas</w:t>
       </w:r>
     </w:p>
@@ -6649,215 +6992,109 @@
     </w:p>
     <w:p>
       <w:r>
-        <w:lastRenderedPageBreak/>
         <w:t>Entre los indicadores más utilizados se encuentran las ventas, la satisfacción del cliente y la tasa de conversión, estos datos permiten identificar fortalezas y debilidades en la gestión comercial, facilitando la toma de decisiones.</w:t>
       </w:r>
     </w:p>
     <w:p>
       <w:pPr>
-        <w:pStyle w:val="Prrafodelista"/>
+        <w:pStyle w:val="Figura"/>
         <w:numPr>
           <w:ilvl w:val="0"/>
-          <w:numId w:val="41"/>
+          <w:numId w:val="2"/>
         </w:numPr>
-      </w:pPr>
-      <w:r>
+        <w:ind w:left="992" w:hanging="992"/>
+        <w:jc w:val="left"/>
+      </w:pPr>
+      <w:r>
+        <w:t>Tipos de indicadores</w:t>
+      </w:r>
+    </w:p>
+    <w:p>
+      <w:r>
+        <w:rPr>
+          <w:noProof/>
+        </w:rPr>
+        <w:drawing>
+          <wp:inline distT="0" distB="0" distL="0" distR="0" wp14:anchorId="6C04A804" wp14:editId="4F6041C6">
+            <wp:extent cx="5400000" cy="3684477"/>
+            <wp:effectExtent l="0" t="0" r="0" b="0"/>
+            <wp:docPr id="636186295" name="Imagen 6" descr="Tipos de indicadores. Presenta siete tipos de indicadores con su definición: Ventas: mide la cantidad de productos vendidos durante un período comercial determinado. Satisfacción: evalúa la percepción y experiencia del cliente frente al producto adquirido. Conversión: mide la cantidad de clientes potenciales que finalmente realizan una compra efectiva. Fidelización: evalúa la permanencia y recompra frecuente de clientes dentro del negocio. Alcance digital: mide la cantidad de personas impactadas mediante contenidos y campañas digitales. Rentabilidad: evalúa los beneficios económicos obtenidos frente a los costos operativos y comerciales. Tiempo de respuesta: mide la rapidez de la atención brindada al cliente en diferentes canales. "/>
+            <wp:cNvGraphicFramePr>
+              <a:graphicFrameLocks xmlns:a="http://schemas.openxmlformats.org/drawingml/2006/main" noChangeAspect="1"/>
+            </wp:cNvGraphicFramePr>
+            <a:graphic xmlns:a="http://schemas.openxmlformats.org/drawingml/2006/main">
+              <a:graphicData uri="http://schemas.openxmlformats.org/drawingml/2006/picture">
+                <pic:pic xmlns:pic="http://schemas.openxmlformats.org/drawingml/2006/picture">
+                  <pic:nvPicPr>
+                    <pic:cNvPr id="636186295" name="Imagen 6" descr="Tipos de indicadores. Presenta siete tipos de indicadores con su definición: Ventas: mide la cantidad de productos vendidos durante un período comercial determinado. Satisfacción: evalúa la percepción y experiencia del cliente frente al producto adquirido. Conversión: mide la cantidad de clientes potenciales que finalmente realizan una compra efectiva. Fidelización: evalúa la permanencia y recompra frecuente de clientes dentro del negocio. Alcance digital: mide la cantidad de personas impactadas mediante contenidos y campañas digitales. Rentabilidad: evalúa los beneficios económicos obtenidos frente a los costos operativos y comerciales. Tiempo de respuesta: mide la rapidez de la atención brindada al cliente en diferentes canales. "/>
+                    <pic:cNvPicPr/>
+                  </pic:nvPicPr>
+                  <pic:blipFill>
+                    <a:blip r:embed="rId30" cstate="print">
+                      <a:extLst>
+                        <a:ext uri="{28A0092B-C50C-407E-A947-70E740481C1C}">
+                          <a14:useLocalDpi xmlns:a14="http://schemas.microsoft.com/office/drawing/2010/main" val="0"/>
+                        </a:ext>
+                      </a:extLst>
+                    </a:blip>
+                    <a:stretch>
+                      <a:fillRect/>
+                    </a:stretch>
+                  </pic:blipFill>
+                  <pic:spPr>
+                    <a:xfrm>
+                      <a:off x="0" y="0"/>
+                      <a:ext cx="5400000" cy="3684477"/>
+                    </a:xfrm>
+                    <a:prstGeom prst="rect">
+                      <a:avLst/>
+                    </a:prstGeom>
+                  </pic:spPr>
+                </pic:pic>
+              </a:graphicData>
+            </a:graphic>
+          </wp:inline>
+        </w:drawing>
+      </w:r>
+    </w:p>
+    <w:p>
+      <w:r>
+        <w:t>Nota. SENA, (2026).</w:t>
+      </w:r>
+    </w:p>
+    <w:p>
+      <w:pPr>
         <w:rPr>
           <w:b/>
           <w:bCs/>
         </w:rPr>
-        <w:t>Ventas</w:t>
-      </w:r>
-      <w:r>
-        <w:t xml:space="preserve">. </w:t>
-      </w:r>
-      <w:r>
-        <w:t>Mide cantidad de productos vendidos durante un periodo comercial determinado.</w:t>
-      </w:r>
-    </w:p>
-    <w:p>
-      <w:pPr>
-        <w:pStyle w:val="Prrafodelista"/>
-        <w:numPr>
-          <w:ilvl w:val="0"/>
-          <w:numId w:val="41"/>
-        </w:numPr>
       </w:pPr>
       <w:r>
         <w:rPr>
           <w:b/>
           <w:bCs/>
         </w:rPr>
-        <w:t>Satisfacción</w:t>
-      </w:r>
-      <w:r>
-        <w:t xml:space="preserve">. </w:t>
-      </w:r>
-      <w:r>
-        <w:t>Evalúa percepción y experiencia del cliente frente al producto adquirido.</w:t>
-      </w:r>
-    </w:p>
-    <w:p>
-      <w:pPr>
-        <w:pStyle w:val="Prrafodelista"/>
-        <w:numPr>
-          <w:ilvl w:val="0"/>
-          <w:numId w:val="41"/>
-        </w:numPr>
-      </w:pPr>
-      <w:r>
+        <w:lastRenderedPageBreak/>
+        <w:t>Pregunta de aplicación</w:t>
+      </w:r>
+    </w:p>
+    <w:p>
+      <w:r>
+        <w:t>¿Por qué son importantes los indicadores en la gestión comercial?</w:t>
+      </w:r>
+    </w:p>
+    <w:p>
+      <w:pPr>
         <w:rPr>
           <w:b/>
           <w:bCs/>
         </w:rPr>
-        <w:t>Conversión</w:t>
-      </w:r>
-      <w:r>
-        <w:t>.</w:t>
-      </w:r>
-      <w:r>
-        <w:tab/>
-        <w:t>Mide clientes potenciales que finalmente realizan una compra efectiva comercialmente.</w:t>
-      </w:r>
-    </w:p>
-    <w:p>
-      <w:pPr>
-        <w:pStyle w:val="Prrafodelista"/>
-        <w:numPr>
-          <w:ilvl w:val="0"/>
-          <w:numId w:val="41"/>
-        </w:numPr>
       </w:pPr>
       <w:r>
         <w:rPr>
           <w:b/>
           <w:bCs/>
         </w:rPr>
-        <w:t>Fidelización</w:t>
-      </w:r>
-      <w:r>
-        <w:t xml:space="preserve">. </w:t>
-      </w:r>
-      <w:r>
-        <w:t>Evalúa permanencia y recompra frecuente de clientes dentro del negocio.</w:t>
-      </w:r>
-    </w:p>
-    <w:p>
-      <w:pPr>
-        <w:pStyle w:val="Prrafodelista"/>
-        <w:numPr>
-          <w:ilvl w:val="0"/>
-          <w:numId w:val="41"/>
-        </w:numPr>
-      </w:pPr>
-      <w:r>
-        <w:rPr>
-          <w:b/>
-          <w:bCs/>
-        </w:rPr>
-        <w:t>Alcance digital</w:t>
-      </w:r>
-      <w:r>
-        <w:t xml:space="preserve">. </w:t>
-      </w:r>
-      <w:r>
-        <w:t>Mide cantidad de personas impactadas mediante contenidos y campañas digitales.</w:t>
-      </w:r>
-    </w:p>
-    <w:p>
-      <w:pPr>
-        <w:pStyle w:val="Prrafodelista"/>
-        <w:numPr>
-          <w:ilvl w:val="0"/>
-          <w:numId w:val="41"/>
-        </w:numPr>
-      </w:pPr>
-      <w:r>
-        <w:rPr>
-          <w:b/>
-          <w:bCs/>
-        </w:rPr>
-        <w:t>Rentabilidad</w:t>
-      </w:r>
-      <w:r>
-        <w:t xml:space="preserve">. </w:t>
-      </w:r>
-      <w:r>
-        <w:t>Evalúa beneficios económicos obtenidos frente a costos operativos y comerciales.</w:t>
-      </w:r>
-    </w:p>
-    <w:p>
-      <w:pPr>
-        <w:pStyle w:val="Prrafodelista"/>
-        <w:numPr>
-          <w:ilvl w:val="0"/>
-          <w:numId w:val="41"/>
-        </w:numPr>
-      </w:pPr>
-      <w:r>
-        <w:rPr>
-          <w:b/>
-          <w:bCs/>
-        </w:rPr>
-        <w:t>Tiempo de respuesta</w:t>
-      </w:r>
-      <w:r>
-        <w:t xml:space="preserve">. </w:t>
-      </w:r>
-      <w:r>
-        <w:t>Mide rapidez de atención brindada al cliente en diferentes canales.</w:t>
-      </w:r>
-    </w:p>
-    <w:p>
-      <w:pPr>
-        <w:rPr>
-          <w:b/>
-          <w:bCs/>
-        </w:rPr>
-      </w:pPr>
-      <w:r>
-        <w:rPr>
-          <w:b/>
-          <w:bCs/>
-        </w:rPr>
-        <w:t>Pregunta de aplicación</w:t>
-      </w:r>
-    </w:p>
-    <w:p>
-      <w:r>
-        <w:t>¿Por qué son importantes los indicadores en la gestión comercial?</w:t>
-      </w:r>
-    </w:p>
-    <w:p>
-      <w:pPr>
-        <w:spacing w:before="0" w:after="160" w:line="259" w:lineRule="auto"/>
-        <w:ind w:firstLine="0"/>
-        <w:rPr>
-          <w:b/>
-          <w:bCs/>
-        </w:rPr>
-      </w:pPr>
-      <w:r>
-        <w:rPr>
-          <w:b/>
-          <w:bCs/>
-        </w:rPr>
-        <w:br w:type="page"/>
-      </w:r>
-    </w:p>
-    <w:p>
-      <w:pPr>
-        <w:rPr>
-          <w:b/>
-          <w:bCs/>
-        </w:rPr>
-      </w:pPr>
-      <w:r>
-        <w:rPr>
-          <w:b/>
-          <w:bCs/>
-        </w:rPr>
-        <w:lastRenderedPageBreak/>
         <w:t>Plan de mejora</w:t>
       </w:r>
     </w:p>
@@ -6911,6 +7148,7 @@
           <w:b/>
           <w:bCs/>
         </w:rPr>
+        <w:lastRenderedPageBreak/>
         <w:t>Acciones</w:t>
       </w:r>
       <w:r>
@@ -6933,7 +7171,6 @@
           <w:b/>
           <w:bCs/>
         </w:rPr>
-        <w:lastRenderedPageBreak/>
         <w:t>Seguimiento</w:t>
       </w:r>
       <w:r>
@@ -6945,42 +7182,21 @@
     </w:p>
     <w:p>
       <w:r>
-        <w:t xml:space="preserve">Revise </w:t>
-      </w:r>
-      <w:r>
-        <w:t xml:space="preserve">el siguiente </w:t>
-      </w:r>
-      <w:r>
-        <w:rPr>
-          <w:rStyle w:val="Extranjerismo"/>
-        </w:rPr>
+        <w:t>A continuación, se invita al siguiente pódcast, en el que se abordan los principales aspectos relacionados con el plan de mejora. Esta información servirá como base para el desarrollo de las actividades posteriores.</w:t>
+      </w:r>
+    </w:p>
+    <w:p>
+      <w:r>
+        <w:t xml:space="preserve">A continuación, se invita al siguiente </w:t>
+      </w:r>
+      <w:r>
         <w:t>p</w:t>
       </w:r>
       <w:r>
-        <w:rPr>
-          <w:rStyle w:val="Extranjerismo"/>
-        </w:rPr>
-        <w:t>o</w:t>
-      </w:r>
-      <w:r>
-        <w:rPr>
-          <w:rStyle w:val="Extranjerismo"/>
-        </w:rPr>
+        <w:t>ó</w:t>
+      </w:r>
+      <w:r>
         <w:t>dcast</w:t>
-      </w:r>
-      <w:r>
-        <w:t>, en el que se abordan los principales aspectos relacionados con el plan de mejora. Esta información servirá como base para el desarrollo de las actividades posteriores.</w:t>
-      </w:r>
-    </w:p>
-    <w:p>
-      <w:r>
-        <w:t xml:space="preserve">A continuación, se invita a ir al siguiente </w:t>
-      </w:r>
-      <w:r>
-        <w:rPr>
-          <w:rStyle w:val="Extranjerismo"/>
-        </w:rPr>
-        <w:t>podcast</w:t>
       </w:r>
       <w:r>
         <w:t>:</w:t>
@@ -6996,6 +7212,10 @@
         <w:gridCol w:w="9962"/>
       </w:tblGrid>
       <w:tr>
+        <w:trPr>
+          <w:cantSplit/>
+          <w:tblHeader/>
+        </w:trPr>
         <w:tc>
           <w:tcPr>
             <w:tcW w:w="9962" w:type="dxa"/>
@@ -7014,7 +7234,14 @@
                 <w:b/>
                 <w:bCs/>
               </w:rPr>
-              <w:t>Transcripción del pódcast. Sintonía Contable: El lenguaje de los negocios</w:t>
+              <w:t xml:space="preserve">Transcripción del pódcast. </w:t>
+            </w:r>
+            <w:r>
+              <w:rPr>
+                <w:b/>
+                <w:bCs/>
+              </w:rPr>
+              <w:t>Optimización estratégica informacional</w:t>
             </w:r>
           </w:p>
         </w:tc>
@@ -7030,10 +7257,16 @@
                 <w:b/>
                 <w:bCs/>
               </w:rPr>
-              <w:t>Hombre:</w:t>
+              <w:t>Mujer:</w:t>
             </w:r>
             <w:r>
               <w:t xml:space="preserve"> </w:t>
+            </w:r>
+            <w:r>
+              <w:t>D</w:t>
+            </w:r>
+            <w:r>
+              <w:t>icen por ahí que la información es oro. El problema es que tenerla no garantiza saber aprovecharla.</w:t>
             </w:r>
           </w:p>
           <w:p>
@@ -7042,34 +7275,194 @@
                 <w:b/>
                 <w:bCs/>
               </w:rPr>
-              <w:t>Mujer:</w:t>
-            </w:r>
-            <w:r>
-              <w:t xml:space="preserve"> </w:t>
-            </w:r>
-          </w:p>
-          <w:p>
-            <w:pPr>
+              <w:t xml:space="preserve">Hombre: </w:t>
+            </w:r>
+            <w:r>
               <w:rPr>
                 <w:b/>
                 <w:bCs/>
               </w:rPr>
-            </w:pPr>
-          </w:p>
-          <w:p>
-            <w:pPr>
+              <w:t>P</w:t>
+            </w:r>
+            <w:r>
+              <w:t>orque una cosa es acumular datos... y otra saber convertirlos en buenas decisiones.</w:t>
+            </w:r>
+          </w:p>
+          <w:p>
+            <w:r>
               <w:rPr>
                 <w:b/>
                 <w:bCs/>
               </w:rPr>
-            </w:pPr>
-          </w:p>
-          <w:p/>
+              <w:t>Mujer</w:t>
+            </w:r>
+            <w:r>
+              <w:rPr>
+                <w:b/>
+                <w:bCs/>
+              </w:rPr>
+              <w:tab/>
+              <w:t>:</w:t>
+            </w:r>
+            <w:r>
+              <w:t xml:space="preserve"> </w:t>
+            </w:r>
+            <w:r>
+              <w:t>E</w:t>
+            </w:r>
+            <w:r>
+              <w:t>xactamente. Porque una empresa puede tener toda la información del mundo y aun así seguir tomando malas decisiones si no sabe interpretarla.</w:t>
+            </w:r>
+          </w:p>
+          <w:p>
+            <w:r>
+              <w:rPr>
+                <w:b/>
+                <w:bCs/>
+              </w:rPr>
+              <w:t xml:space="preserve">Hombre: </w:t>
+            </w:r>
+            <w:r>
+              <w:t>P</w:t>
+            </w:r>
+            <w:r>
+              <w:t>or eso las empresas revisan cómo están gestionando su información. Y cuando identifican fallas o encuentran oportunidades de mejora, ponen en marcha un plan para corregirlas.</w:t>
+            </w:r>
+          </w:p>
+          <w:p>
+            <w:r>
+              <w:rPr>
+                <w:b/>
+                <w:bCs/>
+              </w:rPr>
+              <w:lastRenderedPageBreak/>
+              <w:t>Mujer:</w:t>
+            </w:r>
+            <w:r>
+              <w:t xml:space="preserve"> </w:t>
+            </w:r>
+            <w:r>
+              <w:t>U</w:t>
+            </w:r>
+            <w:r>
+              <w:t>n plan de mejora empieza por entender qué está pasando, identificar las causas y definir acciones concretas para corregirlas.</w:t>
+            </w:r>
+          </w:p>
+          <w:p>
+            <w:r>
+              <w:rPr>
+                <w:b/>
+                <w:bCs/>
+              </w:rPr>
+              <w:t>Hombre:</w:t>
+            </w:r>
+            <w:r>
+              <w:t xml:space="preserve"> </w:t>
+            </w:r>
+            <w:r>
+              <w:t>D</w:t>
+            </w:r>
+            <w:r>
+              <w:t xml:space="preserve">espués viene el seguimiento. Porque toda mejora necesita responsables, tiempos de ejecución e indicadores que permitan verificar si realmente está dando resultados. </w:t>
+            </w:r>
+          </w:p>
+          <w:p>
+            <w:r>
+              <w:rPr>
+                <w:b/>
+                <w:bCs/>
+              </w:rPr>
+              <w:t>Mujer:</w:t>
+            </w:r>
+            <w:r>
+              <w:t xml:space="preserve"> </w:t>
+            </w:r>
+            <w:r>
+              <w:t>H</w:t>
+            </w:r>
+            <w:r>
+              <w:t>oy muchas organizaciones se apoyan en herramientas como los CRM, los ERP o los tableros de visualización. Pero ninguna plataforma mejora un proceso por sí sola; todo depende de cómo la empresa analice esa información.</w:t>
+            </w:r>
+          </w:p>
+          <w:p>
+            <w:r>
+              <w:rPr>
+                <w:b/>
+                <w:bCs/>
+              </w:rPr>
+              <w:t>Hombre:</w:t>
+            </w:r>
+            <w:r>
+              <w:t xml:space="preserve"> </w:t>
+            </w:r>
+            <w:r>
+              <w:t>T</w:t>
+            </w:r>
+            <w:r>
+              <w:t>odas esas herramientas tienen un mismo propósito: convertir la información en conocimiento útil para actuar con mayor oportunidad, reducir riesgos y fortalecer la gestión organizacional.</w:t>
+            </w:r>
+          </w:p>
+          <w:p>
+            <w:r>
+              <w:rPr>
+                <w:b/>
+                <w:bCs/>
+              </w:rPr>
+              <w:t>Mujer:</w:t>
+            </w:r>
+            <w:r>
+              <w:t xml:space="preserve"> </w:t>
+            </w:r>
+            <w:r>
+              <w:t>Y</w:t>
+            </w:r>
+            <w:r>
+              <w:t xml:space="preserve"> como las organizaciones cambian todos los días, ese ejercicio también tiene que repetirse. Evaluar, ajustar y volver a medir hace parte del proceso de mejora continua.</w:t>
+            </w:r>
+          </w:p>
+          <w:p>
+            <w:r>
+              <w:rPr>
+                <w:b/>
+                <w:bCs/>
+              </w:rPr>
+              <w:t>Hombre:</w:t>
+            </w:r>
+            <w:r>
+              <w:t xml:space="preserve"> </w:t>
+            </w:r>
+            <w:r>
+              <w:t>U</w:t>
+            </w:r>
+            <w:r>
+              <w:t>n buen plan de mejora convierte cada hallazgo en una oportunidad para tomar mejores decisiones y prepararse para los cambios del entorno.</w:t>
+            </w:r>
+          </w:p>
+          <w:p>
+            <w:r>
+              <w:rPr>
+                <w:b/>
+                <w:bCs/>
+              </w:rPr>
+              <w:t>Mujer:</w:t>
+            </w:r>
+            <w:r>
+              <w:t xml:space="preserve"> </w:t>
+            </w:r>
+            <w:r>
+              <w:t>P</w:t>
+            </w:r>
+            <w:r>
+              <w:t>orque la información solo genera valor cuando ayuda a mejorar la manera como una empresa actúa.</w:t>
+            </w:r>
+          </w:p>
         </w:tc>
       </w:tr>
     </w:tbl>
     <w:p>
       <w:pPr>
+        <w:spacing w:before="0" w:after="160" w:line="259" w:lineRule="auto"/>
+        <w:ind w:firstLine="0"/>
         <w:rPr>
           <w:b/>
           <w:bCs/>
@@ -7080,6 +7473,22 @@
           <w:b/>
           <w:bCs/>
         </w:rPr>
+        <w:br w:type="page"/>
+      </w:r>
+    </w:p>
+    <w:p>
+      <w:pPr>
+        <w:rPr>
+          <w:b/>
+          <w:bCs/>
+        </w:rPr>
+      </w:pPr>
+      <w:r>
+        <w:rPr>
+          <w:b/>
+          <w:bCs/>
+        </w:rPr>
+        <w:lastRenderedPageBreak/>
         <w:t>Cita de reflexión</w:t>
       </w:r>
     </w:p>
@@ -7096,7 +7505,7 @@
           <w:u w:val="single"/>
         </w:rPr>
       </w:pPr>
-      <w:bookmarkStart w:id="8" w:name="_Toc237278712"/>
+      <w:bookmarkStart w:id="8" w:name="_Toc238059691"/>
       <w:r>
         <w:lastRenderedPageBreak/>
         <w:t>Síntesis</w:t>
@@ -7139,32 +7548,21 @@
     <w:p>
       <w:pPr>
         <w:ind w:firstLine="0"/>
-        <w:jc w:val="center"/>
         <w:rPr>
           <w:noProof/>
           <w:lang w:eastAsia="es-CO"/>
         </w:rPr>
       </w:pPr>
-    </w:p>
-    <w:p>
-      <w:pPr>
-        <w:ind w:firstLine="0"/>
-        <w:jc w:val="center"/>
+      <w:r>
         <w:rPr>
           <w:noProof/>
           <w:lang w:eastAsia="es-CO"/>
         </w:rPr>
-      </w:pPr>
-      <w:r>
-        <w:rPr>
-          <w:noProof/>
-          <w:lang w:eastAsia="es-CO"/>
-        </w:rPr>
         <w:drawing>
-          <wp:inline distT="0" distB="0" distL="0" distR="0" wp14:anchorId="3260E155" wp14:editId="0A3762D5">
-            <wp:extent cx="6332220" cy="1936115"/>
-            <wp:effectExtent l="0" t="0" r="0" b="6985"/>
-            <wp:docPr id="1379991860" name="Imagen 1" descr="La ilustración muestra la estructura jerárquica que sintetiza el contenido del componente formativo “Venta sostenible”, el cual se organiza en siete unidades. Inicia con biocomercio (biotrade), comercio justo - certificación flo – rse, allí se abordan su concepto, principios y criterios. La segunda unidad corresponde a greenwashing, donde se desarrolla su concepto, características y tipos. La tercer unidad corresponde a sellos y certificaciones, ampliando acá su concepto, características y diferencias. La cuarta unidad es sobre comunicación comercial (stroytelling, brief), allí se ve su concepto, tipos, herramientas y elementos. La quinta unidad desarrolla la temática de propuesta comercial, en donde se ve su concepto y sus elementos. La sexta unidad corresponde a satisfacción del cliente, sonde se aborda su concepto e importancia. Por ultimo se abarca la temática de control de la información, donde se desarrollan conceptos, herramientas, indicadores y métricas, cerrando con plan de mejora."/>
+          <wp:inline distT="0" distB="0" distL="0" distR="0" wp14:anchorId="43B31461" wp14:editId="333CE1A1">
+            <wp:extent cx="6165973" cy="1956391"/>
+            <wp:effectExtent l="0" t="0" r="6350" b="6350"/>
+            <wp:docPr id="1664972269" name="Gráfico 3" descr="La ilustración muestra la estructura jerárquica que sintetiza el contenido del componente formativo “Venta sostenible”, el cual se organiza en siete unidades. Inicia con biocomercio (biotrade), comercio justo - certificación flo – rse, allí se abordan su concepto, principios y criterios. La segunda unidad corresponde a greenwashing, donde se desarrolla su concepto, características y tipos. La tercer unidad corresponde a sellos y certificaciones, ampliando acá su concepto, características y diferencias. La cuarta unidad es sobre comunicación comercial (stroytelling, brief), allí se ve su concepto, tipos, herramientas y elementos. La quinta unidad desarrolla la temática de propuesta comercial, en donde se ve su concepto y sus elementos. La sexta unidad corresponde a satisfacción del cliente, sonde se aborda su concepto e importancia. Por último se abarca la temática de control de la información, donde se desarrollan conceptos, herramientas, indicadores y métricas, cerrando con plan de mejora."/>
             <wp:cNvGraphicFramePr>
               <a:graphicFrameLocks xmlns:a="http://schemas.openxmlformats.org/drawingml/2006/main" noChangeAspect="1"/>
             </wp:cNvGraphicFramePr>
@@ -7172,11 +7570,17 @@
               <a:graphicData uri="http://schemas.openxmlformats.org/drawingml/2006/picture">
                 <pic:pic xmlns:pic="http://schemas.openxmlformats.org/drawingml/2006/picture">
                   <pic:nvPicPr>
-                    <pic:cNvPr id="1379991860" name="Imagen 1" descr="La ilustración muestra la estructura jerárquica que sintetiza el contenido del componente formativo “Venta sostenible”, el cual se organiza en siete unidades. Inicia con biocomercio (biotrade), comercio justo - certificación flo – rse, allí se abordan su concepto, principios y criterios. La segunda unidad corresponde a greenwashing, donde se desarrolla su concepto, características y tipos. La tercer unidad corresponde a sellos y certificaciones, ampliando acá su concepto, características y diferencias. La cuarta unidad es sobre comunicación comercial (stroytelling, brief), allí se ve su concepto, tipos, herramientas y elementos. La quinta unidad desarrolla la temática de propuesta comercial, en donde se ve su concepto y sus elementos. La sexta unidad corresponde a satisfacción del cliente, sonde se aborda su concepto e importancia. Por ultimo se abarca la temática de control de la información, donde se desarrollan conceptos, herramientas, indicadores y métricas, cerrando con plan de mejora."/>
+                    <pic:cNvPr id="1664972269" name="Gráfico 3" descr="La ilustración muestra la estructura jerárquica que sintetiza el contenido del componente formativo “Venta sostenible”, el cual se organiza en siete unidades. Inicia con biocomercio (biotrade), comercio justo - certificación flo – rse, allí se abordan su concepto, principios y criterios. La segunda unidad corresponde a greenwashing, donde se desarrolla su concepto, características y tipos. La tercer unidad corresponde a sellos y certificaciones, ampliando acá su concepto, características y diferencias. La cuarta unidad es sobre comunicación comercial (stroytelling, brief), allí se ve su concepto, tipos, herramientas y elementos. La quinta unidad desarrolla la temática de propuesta comercial, en donde se ve su concepto y sus elementos. La sexta unidad corresponde a satisfacción del cliente, sonde se aborda su concepto e importancia. Por último se abarca la temática de control de la información, donde se desarrollan conceptos, herramientas, indicadores y métricas, cerrando con plan de mejora."/>
                     <pic:cNvPicPr/>
                   </pic:nvPicPr>
                   <pic:blipFill>
-                    <a:blip r:embed="rId25"/>
+                    <a:blip r:embed="rId31">
+                      <a:extLst>
+                        <a:ext uri="{96DAC541-7B7A-43D3-8B79-37D633B846F1}">
+                          <asvg:svgBlip xmlns:asvg="http://schemas.microsoft.com/office/drawing/2016/SVG/main" r:embed="rId32"/>
+                        </a:ext>
+                      </a:extLst>
+                    </a:blip>
                     <a:stretch>
                       <a:fillRect/>
                     </a:stretch>
@@ -7184,7 +7588,7 @@
                   <pic:spPr>
                     <a:xfrm>
                       <a:off x="0" y="0"/>
-                      <a:ext cx="6332220" cy="1936115"/>
+                      <a:ext cx="6192093" cy="1964679"/>
                     </a:xfrm>
                     <a:prstGeom prst="rect">
                       <a:avLst/>
@@ -7201,7 +7605,7 @@
       <w:pPr>
         <w:pStyle w:val="Titulosgenerales"/>
       </w:pPr>
-      <w:bookmarkStart w:id="9" w:name="_Toc237278713"/>
+      <w:bookmarkStart w:id="9" w:name="_Toc238059692"/>
       <w:r>
         <w:lastRenderedPageBreak/>
         <w:t>Glosario</w:t>
@@ -7348,7 +7752,7 @@
       <w:pPr>
         <w:pStyle w:val="Titulosgenerales"/>
       </w:pPr>
-      <w:bookmarkStart w:id="10" w:name="_Toc237278714"/>
+      <w:bookmarkStart w:id="10" w:name="_Toc238059693"/>
       <w:r>
         <w:lastRenderedPageBreak/>
         <w:t>Referencias bibliográficas</w:t>
@@ -7367,7 +7771,7 @@
       <w:r>
         <w:t xml:space="preserve">. (s. f.). Tema 8: La comunicación comercial. Apuntes de Investigación Empresarial. </w:t>
       </w:r>
-      <w:hyperlink r:id="rId26" w:history="1">
+      <w:hyperlink r:id="rId33" w:history="1">
         <w:r>
           <w:rPr>
             <w:rStyle w:val="Hipervnculo"/>
@@ -7401,7 +7805,7 @@
       <w:r>
         <w:t xml:space="preserve"> y las comunidades de marca [Tesis doctoral, Universidad de Valladolid]. </w:t>
       </w:r>
-      <w:hyperlink r:id="rId27" w:history="1">
+      <w:hyperlink r:id="rId34" w:history="1">
         <w:r>
           <w:rPr>
             <w:rStyle w:val="Hipervnculo"/>
@@ -7434,7 +7838,7 @@
       <w:r>
         <w:t xml:space="preserve">? </w:t>
       </w:r>
-      <w:hyperlink r:id="rId28" w:history="1">
+      <w:hyperlink r:id="rId35" w:history="1">
         <w:r>
           <w:rPr>
             <w:rStyle w:val="Hipervnculo"/>
@@ -7450,7 +7854,7 @@
       <w:r>
         <w:t xml:space="preserve">Manzanal, M., Chávez, E., &amp; Rivero, A. (2020). Los elementos de la negociación: ¿cómo intervienen dentro de las etapas? Revista CEA, 4(1). </w:t>
       </w:r>
-      <w:hyperlink r:id="rId29" w:history="1">
+      <w:hyperlink r:id="rId36" w:history="1">
         <w:r>
           <w:rPr>
             <w:rStyle w:val="Hipervnculo"/>
@@ -7466,7 +7870,7 @@
       <w:r>
         <w:t xml:space="preserve">Miranda Plata, P. A. (2020). Creación e implementación de formatos para el seguimiento de los procesos del área comercial. Universidad Santo Tomás. </w:t>
       </w:r>
-      <w:hyperlink r:id="rId30" w:history="1">
+      <w:hyperlink r:id="rId37" w:history="1">
         <w:r>
           <w:rPr>
             <w:rStyle w:val="Hipervnculo"/>
@@ -7482,7 +7886,7 @@
       <w:r>
         <w:t xml:space="preserve">Naciones Unidas. (s. f.). Objetivos de Desarrollo Sostenible. </w:t>
       </w:r>
-      <w:hyperlink r:id="rId31" w:history="1">
+      <w:hyperlink r:id="rId38" w:history="1">
         <w:r>
           <w:rPr>
             <w:rStyle w:val="Hipervnculo"/>
@@ -7499,7 +7903,7 @@
         <w:lastRenderedPageBreak/>
         <w:t xml:space="preserve">Niño Sierra, D. F. (s. f.). Fidelización del cliente. Fundación Universitaria UNIEMPRESARIAL. </w:t>
       </w:r>
-      <w:hyperlink r:id="rId32" w:history="1">
+      <w:hyperlink r:id="rId39" w:history="1">
         <w:r>
           <w:rPr>
             <w:rStyle w:val="Hipervnculo"/>
@@ -7512,7 +7916,7 @@
       <w:r>
         <w:t xml:space="preserve">Salcedo, J. (2021). Estrategias y táctica de negociación. Universidad San Marcos. </w:t>
       </w:r>
-      <w:hyperlink r:id="rId33" w:history="1">
+      <w:hyperlink r:id="rId40" w:history="1">
         <w:r>
           <w:rPr>
             <w:rStyle w:val="Hipervnculo"/>
@@ -7530,23 +7934,16 @@
       <w:r>
         <w:t xml:space="preserve"> Nations. (s. f.). </w:t>
       </w:r>
-      <w:proofErr w:type="spellStart"/>
-      <w:r>
-        <w:t>Sustainable</w:t>
-      </w:r>
-      <w:proofErr w:type="spellEnd"/>
-      <w:r>
-        <w:t xml:space="preserve"> </w:t>
-      </w:r>
-      <w:proofErr w:type="spellStart"/>
-      <w:r>
-        <w:t>Development</w:t>
-      </w:r>
-      <w:proofErr w:type="spellEnd"/>
-      <w:r>
-        <w:t xml:space="preserve"> Goals. </w:t>
-      </w:r>
-      <w:hyperlink r:id="rId34" w:history="1">
+      <w:r>
+        <w:rPr>
+          <w:rStyle w:val="Extranjerismo"/>
+        </w:rPr>
+        <w:t>Sustainable Development Goals</w:t>
+      </w:r>
+      <w:r>
+        <w:t xml:space="preserve">. </w:t>
+      </w:r>
+      <w:hyperlink r:id="rId41" w:history="1">
         <w:r>
           <w:rPr>
             <w:rStyle w:val="Hipervnculo"/>
@@ -7572,7 +7969,7 @@
       <w:pPr>
         <w:pStyle w:val="Titulosgenerales"/>
       </w:pPr>
-      <w:bookmarkStart w:id="11" w:name="_Toc237278715"/>
+      <w:bookmarkStart w:id="11" w:name="_Toc238059694"/>
       <w:r>
         <w:lastRenderedPageBreak/>
         <w:t>Créditos</w:t>
@@ -7678,6 +8075,7 @@
           <w:p>
             <w:pPr>
               <w:pStyle w:val="TextoTablas"/>
+              <w:spacing w:line="360" w:lineRule="auto"/>
               <w:rPr>
                 <w:lang w:val="es-CO"/>
               </w:rPr>
@@ -7694,6 +8092,7 @@
           <w:p>
             <w:pPr>
               <w:pStyle w:val="TextoTablas"/>
+              <w:spacing w:line="360" w:lineRule="auto"/>
               <w:rPr>
                 <w:lang w:val="es-CO"/>
               </w:rPr>
@@ -7710,12 +8109,19 @@
           <w:p>
             <w:pPr>
               <w:pStyle w:val="TextoTablas"/>
+              <w:spacing w:line="360" w:lineRule="auto"/>
               <w:rPr>
                 <w:lang w:val="es-CO"/>
               </w:rPr>
             </w:pPr>
             <w:r>
-              <w:t>Centro Agroturístico – Regional Santander</w:t>
+              <w:t xml:space="preserve">Centro Agroturístico </w:t>
+            </w:r>
+            <w:r>
+              <w:t>-</w:t>
+            </w:r>
+            <w:r>
+              <w:t xml:space="preserve"> Regional Santander</w:t>
             </w:r>
           </w:p>
         </w:tc>
@@ -7728,12 +8134,19 @@
           <w:p>
             <w:pPr>
               <w:pStyle w:val="TextoTablas"/>
+              <w:spacing w:line="360" w:lineRule="auto"/>
               <w:rPr>
                 <w:lang w:val="es-CO"/>
               </w:rPr>
             </w:pPr>
             <w:r>
-              <w:t xml:space="preserve">Miguel De Jesús Paredes Maestre </w:t>
+              <w:t xml:space="preserve">Miguel </w:t>
+            </w:r>
+            <w:r>
+              <w:t>d</w:t>
+            </w:r>
+            <w:r>
+              <w:t xml:space="preserve">e Jesús Paredes Maestre </w:t>
             </w:r>
           </w:p>
         </w:tc>
@@ -7744,6 +8157,7 @@
           <w:p>
             <w:pPr>
               <w:pStyle w:val="TextoTablas"/>
+              <w:spacing w:line="360" w:lineRule="auto"/>
               <w:rPr>
                 <w:lang w:val="es-CO"/>
               </w:rPr>
@@ -7760,12 +8174,19 @@
           <w:p>
             <w:pPr>
               <w:pStyle w:val="TextoTablas"/>
+              <w:spacing w:line="360" w:lineRule="auto"/>
               <w:rPr>
                 <w:lang w:val="es-CO"/>
               </w:rPr>
             </w:pPr>
             <w:r>
-              <w:t xml:space="preserve">Centro de Comercio y Servicios – Regional Atlántico   </w:t>
+              <w:t xml:space="preserve">Centro de Comercio y Servicios </w:t>
+            </w:r>
+            <w:r>
+              <w:t>-</w:t>
+            </w:r>
+            <w:r>
+              <w:t xml:space="preserve"> Regional Atlántico   </w:t>
             </w:r>
           </w:p>
         </w:tc>
@@ -7781,6 +8202,7 @@
           <w:p>
             <w:pPr>
               <w:pStyle w:val="TextoTablas"/>
+              <w:spacing w:line="360" w:lineRule="auto"/>
               <w:rPr>
                 <w:lang w:val="es-CO"/>
               </w:rPr>
@@ -7797,12 +8219,28 @@
           <w:p>
             <w:pPr>
               <w:pStyle w:val="TextoTablas"/>
+              <w:spacing w:line="360" w:lineRule="auto"/>
               <w:rPr>
                 <w:lang w:val="es-CO"/>
               </w:rPr>
             </w:pPr>
             <w:r>
-              <w:t>Experto Temático Comercio y servicio</w:t>
+              <w:t xml:space="preserve">Experto </w:t>
+            </w:r>
+            <w:r>
+              <w:t>t</w:t>
+            </w:r>
+            <w:r>
+              <w:t xml:space="preserve">emático </w:t>
+            </w:r>
+            <w:r>
+              <w:t>c</w:t>
+            </w:r>
+            <w:r>
+              <w:t>omercio y servicio</w:t>
+            </w:r>
+            <w:r>
+              <w:t>s</w:t>
             </w:r>
           </w:p>
         </w:tc>
@@ -7813,12 +8251,19 @@
           <w:p>
             <w:pPr>
               <w:pStyle w:val="TextoTablas"/>
+              <w:spacing w:line="360" w:lineRule="auto"/>
               <w:rPr>
                 <w:lang w:val="es-CO"/>
               </w:rPr>
             </w:pPr>
             <w:r>
-              <w:t xml:space="preserve">Centro de Comercio y Servicios – Regional Atlántico     </w:t>
+              <w:t xml:space="preserve">Centro de Comercio y Servicios </w:t>
+            </w:r>
+            <w:r>
+              <w:t>-</w:t>
+            </w:r>
+            <w:r>
+              <w:t xml:space="preserve"> Regional Atlántico     </w:t>
             </w:r>
           </w:p>
         </w:tc>
@@ -7831,6 +8276,7 @@
           <w:p>
             <w:pPr>
               <w:pStyle w:val="TextoTablas"/>
+              <w:spacing w:line="360" w:lineRule="auto"/>
               <w:rPr>
                 <w:lang w:val="es-CO"/>
               </w:rPr>
@@ -7847,6 +8293,7 @@
           <w:p>
             <w:pPr>
               <w:pStyle w:val="TextoTablas"/>
+              <w:spacing w:line="360" w:lineRule="auto"/>
               <w:rPr>
                 <w:lang w:val="es-CO"/>
               </w:rPr>
@@ -7863,12 +8310,19 @@
           <w:p>
             <w:pPr>
               <w:pStyle w:val="TextoTablas"/>
+              <w:spacing w:line="360" w:lineRule="auto"/>
               <w:rPr>
                 <w:lang w:val="es-CO"/>
               </w:rPr>
             </w:pPr>
             <w:r>
-              <w:t xml:space="preserve">Centro de Comercio y Servicios – Regional Atlántico       </w:t>
+              <w:t xml:space="preserve">Centro de Comercio y Servicios </w:t>
+            </w:r>
+            <w:r>
+              <w:t>-</w:t>
+            </w:r>
+            <w:r>
+              <w:t xml:space="preserve"> Regional Atlántico       </w:t>
             </w:r>
           </w:p>
         </w:tc>
@@ -7884,17 +8338,13 @@
           <w:p>
             <w:pPr>
               <w:pStyle w:val="TextoTablas"/>
+              <w:spacing w:line="360" w:lineRule="auto"/>
               <w:rPr>
                 <w:lang w:val="es-CO"/>
               </w:rPr>
             </w:pPr>
-            <w:proofErr w:type="spellStart"/>
-            <w:r>
-              <w:t>Jesus</w:t>
-            </w:r>
-            <w:proofErr w:type="spellEnd"/>
-            <w:r>
-              <w:t xml:space="preserve"> Antonio Vecino Valero</w:t>
+            <w:r>
+              <w:t>Jesus Antonio Vecino Valero</w:t>
             </w:r>
           </w:p>
         </w:tc>
@@ -7905,6 +8355,7 @@
           <w:p>
             <w:pPr>
               <w:pStyle w:val="TextoTablas"/>
+              <w:spacing w:line="360" w:lineRule="auto"/>
               <w:rPr>
                 <w:lang w:val="es-CO"/>
               </w:rPr>
@@ -7921,12 +8372,19 @@
           <w:p>
             <w:pPr>
               <w:pStyle w:val="TextoTablas"/>
+              <w:spacing w:line="360" w:lineRule="auto"/>
               <w:rPr>
                 <w:lang w:val="es-CO"/>
               </w:rPr>
             </w:pPr>
             <w:r>
-              <w:t xml:space="preserve">Centro de Comercio y Servicios – Regional Atlántico       </w:t>
+              <w:t xml:space="preserve">Centro de Comercio y Servicios </w:t>
+            </w:r>
+            <w:r>
+              <w:t>-</w:t>
+            </w:r>
+            <w:r>
+              <w:t xml:space="preserve"> Regional Atlántico       </w:t>
             </w:r>
           </w:p>
         </w:tc>
@@ -7939,6 +8397,7 @@
           <w:p>
             <w:pPr>
               <w:pStyle w:val="TextoTablas"/>
+              <w:spacing w:line="360" w:lineRule="auto"/>
               <w:rPr>
                 <w:lang w:val="es-CO"/>
               </w:rPr>
@@ -7955,6 +8414,7 @@
           <w:p>
             <w:pPr>
               <w:pStyle w:val="TextoTablas"/>
+              <w:spacing w:line="360" w:lineRule="auto"/>
               <w:rPr>
                 <w:lang w:val="es-CO"/>
               </w:rPr>
@@ -7977,12 +8437,19 @@
           <w:p>
             <w:pPr>
               <w:pStyle w:val="TextoTablas"/>
+              <w:spacing w:line="360" w:lineRule="auto"/>
               <w:rPr>
                 <w:lang w:val="es-CO"/>
               </w:rPr>
             </w:pPr>
             <w:r>
-              <w:t xml:space="preserve">Centro de Comercio y Servicios – Regional Atlántico       </w:t>
+              <w:t xml:space="preserve">Centro de Comercio y Servicios </w:t>
+            </w:r>
+            <w:r>
+              <w:t>-</w:t>
+            </w:r>
+            <w:r>
+              <w:t xml:space="preserve"> Regional Atlántico       </w:t>
             </w:r>
           </w:p>
         </w:tc>
@@ -7998,6 +8465,7 @@
           <w:p>
             <w:pPr>
               <w:pStyle w:val="TextoTablas"/>
+              <w:spacing w:line="360" w:lineRule="auto"/>
             </w:pPr>
             <w:r>
               <w:t>Alexander Rafael Acosta Bedoya</w:t>
@@ -8011,6 +8479,7 @@
           <w:p>
             <w:pPr>
               <w:pStyle w:val="TextoTablas"/>
+              <w:spacing w:line="360" w:lineRule="auto"/>
               <w:rPr>
                 <w:lang w:val="es-CO"/>
               </w:rPr>
@@ -8027,12 +8496,19 @@
           <w:p>
             <w:pPr>
               <w:pStyle w:val="TextoTablas"/>
+              <w:spacing w:line="360" w:lineRule="auto"/>
               <w:rPr>
                 <w:lang w:val="es-CO"/>
               </w:rPr>
             </w:pPr>
             <w:r>
-              <w:t xml:space="preserve">Centro de Comercio y Servicios – Regional Atlántico       </w:t>
+              <w:t xml:space="preserve">Centro de Comercio y Servicios </w:t>
+            </w:r>
+            <w:r>
+              <w:t>-</w:t>
+            </w:r>
+            <w:r>
+              <w:t xml:space="preserve"> Regional Atlántico       </w:t>
             </w:r>
           </w:p>
         </w:tc>
@@ -8045,6 +8521,7 @@
           <w:p>
             <w:pPr>
               <w:pStyle w:val="TextoTablas"/>
+              <w:spacing w:line="360" w:lineRule="auto"/>
             </w:pPr>
             <w:r>
               <w:t>Nelson Iván Vera Briceño</w:t>
@@ -8058,6 +8535,7 @@
           <w:p>
             <w:pPr>
               <w:pStyle w:val="TextoTablas"/>
+              <w:spacing w:line="360" w:lineRule="auto"/>
               <w:rPr>
                 <w:lang w:val="es-CO"/>
               </w:rPr>
@@ -8074,12 +8552,19 @@
           <w:p>
             <w:pPr>
               <w:pStyle w:val="TextoTablas"/>
+              <w:spacing w:line="360" w:lineRule="auto"/>
               <w:rPr>
                 <w:lang w:val="es-CO"/>
               </w:rPr>
             </w:pPr>
             <w:r>
-              <w:t xml:space="preserve">Centro de Comercio y Servicios – Regional Atlántico       </w:t>
+              <w:t xml:space="preserve">Centro de Comercio y Servicios </w:t>
+            </w:r>
+            <w:r>
+              <w:t>-</w:t>
+            </w:r>
+            <w:r>
+              <w:t xml:space="preserve"> Regional Atlántico       </w:t>
             </w:r>
           </w:p>
         </w:tc>
@@ -8095,8 +8580,10 @@
           <w:p>
             <w:pPr>
               <w:pStyle w:val="TextoTablas"/>
-            </w:pPr>
-            <w:r>
+              <w:spacing w:line="360" w:lineRule="auto"/>
+            </w:pPr>
+            <w:r>
+              <w:lastRenderedPageBreak/>
               <w:t>Luz Karime Amaya Cabra</w:t>
             </w:r>
           </w:p>
@@ -8108,6 +8595,7 @@
           <w:p>
             <w:pPr>
               <w:pStyle w:val="TextoTablas"/>
+              <w:spacing w:line="360" w:lineRule="auto"/>
               <w:rPr>
                 <w:lang w:val="es-CO"/>
               </w:rPr>
@@ -8124,12 +8612,19 @@
           <w:p>
             <w:pPr>
               <w:pStyle w:val="TextoTablas"/>
+              <w:spacing w:line="360" w:lineRule="auto"/>
               <w:rPr>
                 <w:lang w:val="es-CO"/>
               </w:rPr>
             </w:pPr>
             <w:r>
-              <w:t xml:space="preserve">Centro de Comercio y Servicios – Regional Atlántico       </w:t>
+              <w:t xml:space="preserve">Centro de Comercio y Servicios </w:t>
+            </w:r>
+            <w:r>
+              <w:t>-</w:t>
+            </w:r>
+            <w:r>
+              <w:t xml:space="preserve"> Regional Atlántico       </w:t>
             </w:r>
           </w:p>
         </w:tc>
@@ -8142,6 +8637,7 @@
           <w:p>
             <w:pPr>
               <w:pStyle w:val="TextoTablas"/>
+              <w:spacing w:line="360" w:lineRule="auto"/>
               <w:rPr>
                 <w:lang w:val="es-CO"/>
               </w:rPr>
@@ -8158,6 +8654,7 @@
           <w:p>
             <w:pPr>
               <w:pStyle w:val="TextoTablas"/>
+              <w:spacing w:line="360" w:lineRule="auto"/>
               <w:rPr>
                 <w:lang w:val="es-CO"/>
               </w:rPr>
@@ -8174,12 +8671,19 @@
           <w:p>
             <w:pPr>
               <w:pStyle w:val="TextoTablas"/>
+              <w:spacing w:line="360" w:lineRule="auto"/>
               <w:rPr>
                 <w:lang w:val="es-CO"/>
               </w:rPr>
             </w:pPr>
             <w:r>
-              <w:t xml:space="preserve">Centro de Comercio y Servicios – Regional Atlántico       </w:t>
+              <w:t xml:space="preserve">Centro de Comercio y Servicios </w:t>
+            </w:r>
+            <w:r>
+              <w:t>-</w:t>
+            </w:r>
+            <w:r>
+              <w:t xml:space="preserve"> Regional Atlántico       </w:t>
             </w:r>
           </w:p>
         </w:tc>
@@ -8195,6 +8699,7 @@
           <w:p>
             <w:pPr>
               <w:pStyle w:val="TextoTablas"/>
+              <w:spacing w:line="360" w:lineRule="auto"/>
               <w:rPr>
                 <w:lang w:val="es-CO"/>
               </w:rPr>
@@ -8211,6 +8716,7 @@
           <w:p>
             <w:pPr>
               <w:pStyle w:val="TextoTablas"/>
+              <w:spacing w:line="360" w:lineRule="auto"/>
               <w:rPr>
                 <w:lang w:val="es-CO"/>
               </w:rPr>
@@ -8227,12 +8733,19 @@
           <w:p>
             <w:pPr>
               <w:pStyle w:val="TextoTablas"/>
+              <w:spacing w:line="360" w:lineRule="auto"/>
               <w:rPr>
                 <w:lang w:val="es-CO"/>
               </w:rPr>
             </w:pPr>
             <w:r>
-              <w:t xml:space="preserve">Centro de Comercio y Servicios – Regional Atlántico       </w:t>
+              <w:t xml:space="preserve">Centro de Comercio y Servicios </w:t>
+            </w:r>
+            <w:r>
+              <w:t>-</w:t>
+            </w:r>
+            <w:r>
+              <w:t xml:space="preserve"> Regional Atlántico       </w:t>
             </w:r>
           </w:p>
         </w:tc>
@@ -8245,12 +8758,12 @@
           <w:p>
             <w:pPr>
               <w:pStyle w:val="TextoTablas"/>
+              <w:spacing w:line="360" w:lineRule="auto"/>
               <w:rPr>
                 <w:lang w:val="es-CO"/>
               </w:rPr>
             </w:pPr>
             <w:r>
-              <w:lastRenderedPageBreak/>
               <w:t>Karine Isabel Ospino Fritz</w:t>
             </w:r>
           </w:p>
@@ -8262,6 +8775,7 @@
           <w:p>
             <w:pPr>
               <w:pStyle w:val="TextoTablas"/>
+              <w:spacing w:line="360" w:lineRule="auto"/>
               <w:rPr>
                 <w:lang w:val="es-CO"/>
               </w:rPr>
@@ -8278,12 +8792,19 @@
           <w:p>
             <w:pPr>
               <w:pStyle w:val="TextoTablas"/>
+              <w:spacing w:line="360" w:lineRule="auto"/>
               <w:rPr>
                 <w:lang w:val="es-CO"/>
               </w:rPr>
             </w:pPr>
             <w:r>
-              <w:t xml:space="preserve">Centro de Comercio y Servicios – Regional Atlántico       </w:t>
+              <w:t xml:space="preserve">Centro de Comercio y Servicios </w:t>
+            </w:r>
+            <w:r>
+              <w:t>-</w:t>
+            </w:r>
+            <w:r>
+              <w:t xml:space="preserve"> Regional Atlántico       </w:t>
             </w:r>
           </w:p>
         </w:tc>
@@ -8297,8 +8818,8 @@
       </w:pPr>
     </w:p>
     <w:sectPr>
-      <w:headerReference w:type="default" r:id="rId35"/>
-      <w:footerReference w:type="default" r:id="rId36"/>
+      <w:headerReference w:type="default" r:id="rId42"/>
+      <w:footerReference w:type="default" r:id="rId43"/>
       <w:pgSz w:w="12240" w:h="15840"/>
       <w:pgMar w:top="1701" w:right="1134" w:bottom="1134" w:left="1134" w:header="709" w:footer="737" w:gutter="0"/>
       <w:pgNumType w:start="1"/>
@@ -13503,142 +14024,142 @@
       </w:rPr>
     </w:lvl>
   </w:abstractNum>
-  <w:num w:numId="1" w16cid:durableId="440223276">
+  <w:num w:numId="1" w16cid:durableId="523714462">
     <w:abstractNumId w:val="0"/>
   </w:num>
-  <w:num w:numId="2" w16cid:durableId="859007238">
+  <w:num w:numId="2" w16cid:durableId="1433234667">
     <w:abstractNumId w:val="16"/>
   </w:num>
-  <w:num w:numId="3" w16cid:durableId="399407231">
+  <w:num w:numId="3" w16cid:durableId="1291474379">
     <w:abstractNumId w:val="34"/>
   </w:num>
-  <w:num w:numId="4" w16cid:durableId="1547716419">
+  <w:num w:numId="4" w16cid:durableId="538324650">
     <w:abstractNumId w:val="25"/>
   </w:num>
-  <w:num w:numId="5" w16cid:durableId="919483626">
+  <w:num w:numId="5" w16cid:durableId="1417246640">
     <w:abstractNumId w:val="28"/>
   </w:num>
-  <w:num w:numId="6" w16cid:durableId="1259944412">
+  <w:num w:numId="6" w16cid:durableId="1185170630">
     <w:abstractNumId w:val="17"/>
   </w:num>
-  <w:num w:numId="7" w16cid:durableId="35010516">
+  <w:num w:numId="7" w16cid:durableId="1024289871">
     <w:abstractNumId w:val="36"/>
   </w:num>
-  <w:num w:numId="8" w16cid:durableId="477305200">
+  <w:num w:numId="8" w16cid:durableId="2028095866">
     <w:abstractNumId w:val="30"/>
   </w:num>
-  <w:num w:numId="9" w16cid:durableId="1283077258">
+  <w:num w:numId="9" w16cid:durableId="1017654461">
     <w:abstractNumId w:val="13"/>
   </w:num>
-  <w:num w:numId="10" w16cid:durableId="53740224">
+  <w:num w:numId="10" w16cid:durableId="1675918344">
     <w:abstractNumId w:val="45"/>
   </w:num>
-  <w:num w:numId="11" w16cid:durableId="449319836">
+  <w:num w:numId="11" w16cid:durableId="1056782814">
     <w:abstractNumId w:val="19"/>
   </w:num>
-  <w:num w:numId="12" w16cid:durableId="1776320303">
+  <w:num w:numId="12" w16cid:durableId="336034926">
     <w:abstractNumId w:val="26"/>
   </w:num>
-  <w:num w:numId="13" w16cid:durableId="409276396">
+  <w:num w:numId="13" w16cid:durableId="736436684">
     <w:abstractNumId w:val="15"/>
   </w:num>
-  <w:num w:numId="14" w16cid:durableId="1964917159">
+  <w:num w:numId="14" w16cid:durableId="2065372537">
     <w:abstractNumId w:val="6"/>
   </w:num>
-  <w:num w:numId="15" w16cid:durableId="1695154973">
+  <w:num w:numId="15" w16cid:durableId="1960449690">
     <w:abstractNumId w:val="1"/>
   </w:num>
-  <w:num w:numId="16" w16cid:durableId="873037599">
+  <w:num w:numId="16" w16cid:durableId="1474055375">
     <w:abstractNumId w:val="4"/>
   </w:num>
-  <w:num w:numId="17" w16cid:durableId="1761483515">
+  <w:num w:numId="17" w16cid:durableId="203178873">
     <w:abstractNumId w:val="14"/>
   </w:num>
-  <w:num w:numId="18" w16cid:durableId="455679871">
+  <w:num w:numId="18" w16cid:durableId="2010449201">
     <w:abstractNumId w:val="37"/>
   </w:num>
-  <w:num w:numId="19" w16cid:durableId="58982488">
+  <w:num w:numId="19" w16cid:durableId="1218980792">
     <w:abstractNumId w:val="31"/>
   </w:num>
-  <w:num w:numId="20" w16cid:durableId="1492523382">
+  <w:num w:numId="20" w16cid:durableId="926574879">
     <w:abstractNumId w:val="33"/>
   </w:num>
-  <w:num w:numId="21" w16cid:durableId="1638801643">
+  <w:num w:numId="21" w16cid:durableId="611058566">
     <w:abstractNumId w:val="38"/>
   </w:num>
-  <w:num w:numId="22" w16cid:durableId="2076514720">
+  <w:num w:numId="22" w16cid:durableId="145825415">
     <w:abstractNumId w:val="35"/>
   </w:num>
-  <w:num w:numId="23" w16cid:durableId="675305670">
+  <w:num w:numId="23" w16cid:durableId="270626997">
     <w:abstractNumId w:val="43"/>
   </w:num>
-  <w:num w:numId="24" w16cid:durableId="2040548153">
+  <w:num w:numId="24" w16cid:durableId="499926370">
     <w:abstractNumId w:val="3"/>
   </w:num>
-  <w:num w:numId="25" w16cid:durableId="1008869650">
+  <w:num w:numId="25" w16cid:durableId="713777744">
     <w:abstractNumId w:val="42"/>
   </w:num>
-  <w:num w:numId="26" w16cid:durableId="1948393535">
+  <w:num w:numId="26" w16cid:durableId="154033522">
     <w:abstractNumId w:val="29"/>
   </w:num>
-  <w:num w:numId="27" w16cid:durableId="1933585208">
+  <w:num w:numId="27" w16cid:durableId="1352148501">
     <w:abstractNumId w:val="20"/>
   </w:num>
-  <w:num w:numId="28" w16cid:durableId="953900019">
+  <w:num w:numId="28" w16cid:durableId="1598323409">
     <w:abstractNumId w:val="32"/>
   </w:num>
-  <w:num w:numId="29" w16cid:durableId="1450396374">
+  <w:num w:numId="29" w16cid:durableId="1374159787">
     <w:abstractNumId w:val="44"/>
   </w:num>
-  <w:num w:numId="30" w16cid:durableId="835153507">
+  <w:num w:numId="30" w16cid:durableId="1136410508">
     <w:abstractNumId w:val="7"/>
   </w:num>
-  <w:num w:numId="31" w16cid:durableId="1123571074">
+  <w:num w:numId="31" w16cid:durableId="604314739">
     <w:abstractNumId w:val="21"/>
   </w:num>
-  <w:num w:numId="32" w16cid:durableId="1667829541">
+  <w:num w:numId="32" w16cid:durableId="1733121080">
     <w:abstractNumId w:val="18"/>
   </w:num>
-  <w:num w:numId="33" w16cid:durableId="487092698">
+  <w:num w:numId="33" w16cid:durableId="583730424">
     <w:abstractNumId w:val="11"/>
   </w:num>
-  <w:num w:numId="34" w16cid:durableId="841776754">
+  <w:num w:numId="34" w16cid:durableId="2048218319">
     <w:abstractNumId w:val="12"/>
   </w:num>
-  <w:num w:numId="35" w16cid:durableId="2076010359">
+  <w:num w:numId="35" w16cid:durableId="1685932380">
     <w:abstractNumId w:val="5"/>
   </w:num>
-  <w:num w:numId="36" w16cid:durableId="1224483537">
+  <w:num w:numId="36" w16cid:durableId="2047486055">
     <w:abstractNumId w:val="40"/>
   </w:num>
-  <w:num w:numId="37" w16cid:durableId="1192916713">
+  <w:num w:numId="37" w16cid:durableId="58327514">
     <w:abstractNumId w:val="9"/>
   </w:num>
-  <w:num w:numId="38" w16cid:durableId="332489635">
+  <w:num w:numId="38" w16cid:durableId="2104447754">
     <w:abstractNumId w:val="24"/>
   </w:num>
-  <w:num w:numId="39" w16cid:durableId="949893314">
+  <w:num w:numId="39" w16cid:durableId="530996390">
     <w:abstractNumId w:val="10"/>
   </w:num>
-  <w:num w:numId="40" w16cid:durableId="905578061">
+  <w:num w:numId="40" w16cid:durableId="1480000049">
     <w:abstractNumId w:val="39"/>
   </w:num>
-  <w:num w:numId="41" w16cid:durableId="1545364346">
+  <w:num w:numId="41" w16cid:durableId="199129169">
     <w:abstractNumId w:val="2"/>
   </w:num>
-  <w:num w:numId="42" w16cid:durableId="2146270380">
+  <w:num w:numId="42" w16cid:durableId="1287351223">
     <w:abstractNumId w:val="22"/>
   </w:num>
-  <w:num w:numId="43" w16cid:durableId="1717197523">
+  <w:num w:numId="43" w16cid:durableId="310523685">
     <w:abstractNumId w:val="8"/>
   </w:num>
-  <w:num w:numId="44" w16cid:durableId="1954165862">
+  <w:num w:numId="44" w16cid:durableId="2134715115">
     <w:abstractNumId w:val="41"/>
   </w:num>
-  <w:num w:numId="45" w16cid:durableId="341593344">
+  <w:num w:numId="45" w16cid:durableId="1137721716">
     <w:abstractNumId w:val="23"/>
   </w:num>
-  <w:num w:numId="46" w16cid:durableId="1546408496">
+  <w:num w:numId="46" w16cid:durableId="497622567">
     <w:abstractNumId w:val="27"/>
   </w:num>
   <w:numIdMacAtCleanup w:val="21"/>
@@ -14211,6 +14732,7 @@
   <w:style w:type="character" w:default="1" w:styleId="Fuentedeprrafopredeter">
     <w:name w:val="Default Paragraph Font"/>
     <w:uiPriority w:val="1"/>
+    <w:semiHidden/>
     <w:unhideWhenUsed/>
   </w:style>
   <w:style w:type="table" w:default="1" w:styleId="Tablanormal">
@@ -15384,19 +15906,10 @@
 </file>
 
 <file path=customXml/item1.xml><?xml version="1.0" encoding="utf-8"?>
-<?mso-contentType ?>
-<FormTemplates xmlns="http://schemas.microsoft.com/sharepoint/v3/contenttype/forms">
-  <Display>DocumentLibraryForm</Display>
-  <Edit>DocumentLibraryForm</Edit>
-  <New>DocumentLibraryForm</New>
-</FormTemplates>
+<b:Sources xmlns:b="http://schemas.openxmlformats.org/officeDocument/2006/bibliography" xmlns="http://schemas.openxmlformats.org/officeDocument/2006/bibliography" SelectedStyle="\APASixthEditionOfficeOnline.xsl" StyleName="APA" Version="6"/>
 </file>
 
 <file path=customXml/item2.xml><?xml version="1.0" encoding="utf-8"?>
-<b:Sources xmlns:b="http://schemas.openxmlformats.org/officeDocument/2006/bibliography" xmlns="http://schemas.openxmlformats.org/officeDocument/2006/bibliography" SelectedStyle="\APASixthEditionOfficeOnline.xsl" StyleName="APA" Version="6"/>
-</file>
-
-<file path=customXml/item3.xml><?xml version="1.0" encoding="utf-8"?>
 <ct:contentTypeSchema xmlns:ct="http://schemas.microsoft.com/office/2006/metadata/contentType" xmlns:ma="http://schemas.microsoft.com/office/2006/metadata/properties/metaAttributes" ct:_="" ma:_="" ma:contentTypeName="Documento" ma:contentTypeID="0x01010005252A1EF3BD024F856B47B579AB5244" ma:contentTypeVersion="12" ma:contentTypeDescription="Crear nuevo documento." ma:contentTypeScope="" ma:versionID="32d0e18b85ac20c34eab62df21c0cf58">
   <xsd:schema xmlns:xsd="http://www.w3.org/2001/XMLSchema" xmlns:xs="http://www.w3.org/2001/XMLSchema" xmlns:p="http://schemas.microsoft.com/office/2006/metadata/properties" xmlns:ns2="42760c81-fd8e-4d59-8953-7cdb9f38b14f" xmlns:ns3="67a0edcd-0de5-43ed-8c27-e32f38a00c91" targetNamespace="http://schemas.microsoft.com/office/2006/metadata/properties" ma:root="true" ma:fieldsID="cc2c149e99f10870fd5bc3964e5386d3" ns2:_="" ns3:_="">
     <xsd:import namespace="42760c81-fd8e-4d59-8953-7cdb9f38b14f"/>
@@ -15597,7 +16110,7 @@
 </ct:contentTypeSchema>
 </file>
 
-<file path=customXml/item4.xml><?xml version="1.0" encoding="utf-8"?>
+<file path=customXml/item3.xml><?xml version="1.0" encoding="utf-8"?>
 <p:properties xmlns:p="http://schemas.microsoft.com/office/2006/metadata/properties" xmlns:xsi="http://www.w3.org/2001/XMLSchema-instance" xmlns:pc="http://schemas.microsoft.com/office/infopath/2007/PartnerControls">
   <documentManagement>
     <TaxCatchAll xmlns="67a0edcd-0de5-43ed-8c27-e32f38a00c91" xsi:nil="true"/>
@@ -15608,15 +16121,16 @@
 </p:properties>
 </file>
 
-<file path=customXml/itemProps1.xml><?xml version="1.0" encoding="utf-8"?>
-<ds:datastoreItem xmlns:ds="http://schemas.openxmlformats.org/officeDocument/2006/customXml" ds:itemID="{10663269-2064-4804-8290-36D4A57F5557}">
-  <ds:schemaRefs>
-    <ds:schemaRef ds:uri="http://schemas.microsoft.com/sharepoint/v3/contenttype/forms"/>
-  </ds:schemaRefs>
-</ds:datastoreItem>
+<file path=customXml/item4.xml><?xml version="1.0" encoding="utf-8"?>
+<?mso-contentType ?>
+<FormTemplates xmlns="http://schemas.microsoft.com/sharepoint/v3/contenttype/forms">
+  <Display>DocumentLibraryForm</Display>
+  <Edit>DocumentLibraryForm</Edit>
+  <New>DocumentLibraryForm</New>
+</FormTemplates>
 </file>
 
-<file path=customXml/itemProps2.xml><?xml version="1.0" encoding="utf-8"?>
+<file path=customXml/itemProps1.xml><?xml version="1.0" encoding="utf-8"?>
 <ds:datastoreItem xmlns:ds="http://schemas.openxmlformats.org/officeDocument/2006/customXml" ds:itemID="{EAE431FD-7059-4C09-804B-C9D69EB7B213}">
   <ds:schemaRefs>
     <ds:schemaRef ds:uri="http://schemas.openxmlformats.org/officeDocument/2006/bibliography"/>
@@ -15624,17 +16138,40 @@
 </ds:datastoreItem>
 </file>
 
-<file path=customXml/itemProps3.xml><?xml version="1.0" encoding="utf-8"?>
-<ds:datastoreItem xmlns:ds="http://schemas.openxmlformats.org/officeDocument/2006/customXml" ds:itemID="{C4373DEB-118B-4C7D-9F7C-3A971058F663}"/>
+<file path=customXml/itemProps2.xml><?xml version="1.0" encoding="utf-8"?>
+<ds:datastoreItem xmlns:ds="http://schemas.openxmlformats.org/officeDocument/2006/customXml" ds:itemID="{C4373DEB-118B-4C7D-9F7C-3A971058F663}">
+  <ds:schemaRefs>
+    <ds:schemaRef ds:uri="http://schemas.microsoft.com/office/2006/metadata/contentType"/>
+    <ds:schemaRef ds:uri="http://schemas.microsoft.com/office/2006/metadata/properties/metaAttributes"/>
+    <ds:schemaRef ds:uri="http://www.w3.org/2001/XMLSchema"/>
+    <ds:schemaRef ds:uri="http://schemas.microsoft.com/office/2006/metadata/properties"/>
+    <ds:schemaRef ds:uri="42760c81-fd8e-4d59-8953-7cdb9f38b14f"/>
+    <ds:schemaRef ds:uri="67a0edcd-0de5-43ed-8c27-e32f38a00c91"/>
+    <ds:schemaRef ds:uri="http://schemas.microsoft.com/office/2006/documentManagement/types"/>
+    <ds:schemaRef ds:uri="http://schemas.microsoft.com/office/infopath/2007/PartnerControls"/>
+    <ds:schemaRef ds:uri="http://schemas.openxmlformats.org/package/2006/metadata/core-properties"/>
+    <ds:schemaRef ds:uri="http://purl.org/dc/elements/1.1/"/>
+    <ds:schemaRef ds:uri="http://purl.org/dc/terms/"/>
+    <ds:schemaRef ds:uri="http://schemas.microsoft.com/internal/obd"/>
+  </ds:schemaRefs>
+</ds:datastoreItem>
 </file>
 
-<file path=customXml/itemProps4.xml><?xml version="1.0" encoding="utf-8"?>
+<file path=customXml/itemProps3.xml><?xml version="1.0" encoding="utf-8"?>
 <ds:datastoreItem xmlns:ds="http://schemas.openxmlformats.org/officeDocument/2006/customXml" ds:itemID="{1279454D-02BE-4A9C-A117-DCD1573E2608}">
   <ds:schemaRefs>
     <ds:schemaRef ds:uri="http://schemas.microsoft.com/office/2006/metadata/properties"/>
     <ds:schemaRef ds:uri="http://schemas.microsoft.com/office/infopath/2007/PartnerControls"/>
-    <ds:schemaRef ds:uri="13c90a0b-73bc-4dc0-be5f-28d77b615beb"/>
-    <ds:schemaRef ds:uri="13c93bba-48ce-428c-bfe5-88b42c19b028"/>
+    <ds:schemaRef ds:uri="67a0edcd-0de5-43ed-8c27-e32f38a00c91"/>
+    <ds:schemaRef ds:uri="42760c81-fd8e-4d59-8953-7cdb9f38b14f"/>
+  </ds:schemaRefs>
+</ds:datastoreItem>
+</file>
+
+<file path=customXml/itemProps4.xml><?xml version="1.0" encoding="utf-8"?>
+<ds:datastoreItem xmlns:ds="http://schemas.openxmlformats.org/officeDocument/2006/customXml" ds:itemID="{10663269-2064-4804-8290-36D4A57F5557}">
+  <ds:schemaRefs>
+    <ds:schemaRef ds:uri="http://schemas.microsoft.com/sharepoint/v3/contenttype/forms"/>
   </ds:schemaRefs>
 </ds:datastoreItem>
 </file>
--- a/fuentes/62330167_CF02_DU.docx
+++ b/fuentes/62330167_CF02_DU.docx
@@ -577,7 +577,7 @@
           <w:r>
             <w:fldChar w:fldCharType="separate"/>
           </w:r>
-          <w:hyperlink w:anchor="_Toc238059683" w:history="1">
+          <w:hyperlink w:anchor="_Toc238127895" w:history="1">
             <w:r>
               <w:rPr>
                 <w:rStyle w:val="Hipervnculo"/>
@@ -604,7 +604,7 @@
                 <w:noProof/>
                 <w:webHidden/>
               </w:rPr>
-              <w:instrText xml:space="preserve"> PAGEREF _Toc238059683 \h </w:instrText>
+              <w:instrText xml:space="preserve"> PAGEREF _Toc238127895 \h </w:instrText>
             </w:r>
             <w:r>
               <w:rPr>
@@ -649,13 +649,29 @@
               <w:lang w:eastAsia="es-CO"/>
             </w:rPr>
           </w:pPr>
-          <w:hyperlink w:anchor="_Toc238059684" w:history="1">
+          <w:hyperlink w:anchor="_Toc238127896" w:history="1">
             <w:r>
               <w:rPr>
                 <w:rStyle w:val="Hipervnculo"/>
                 <w:noProof/>
               </w:rPr>
-              <w:t>1. Biocomercio, comercio justo y certificación FLO - RSE</w:t>
+              <w:t>1. Biocomercio (</w:t>
+            </w:r>
+            <w:r>
+              <w:rPr>
+                <w:rStyle w:val="Hipervnculo"/>
+                <w:noProof/>
+                <w:spacing w:val="20"/>
+                <w:lang w:val="en-US"/>
+              </w:rPr>
+              <w:t>biotrade</w:t>
+            </w:r>
+            <w:r>
+              <w:rPr>
+                <w:rStyle w:val="Hipervnculo"/>
+                <w:noProof/>
+              </w:rPr>
+              <w:t>), comercio justo y certificación FLO - RSE</w:t>
             </w:r>
             <w:r>
               <w:rPr>
@@ -676,7 +692,7 @@
                 <w:noProof/>
                 <w:webHidden/>
               </w:rPr>
-              <w:instrText xml:space="preserve"> PAGEREF _Toc238059684 \h </w:instrText>
+              <w:instrText xml:space="preserve"> PAGEREF _Toc238127896 \h </w:instrText>
             </w:r>
             <w:r>
               <w:rPr>
@@ -721,7 +737,7 @@
               <w:lang w:eastAsia="es-CO"/>
             </w:rPr>
           </w:pPr>
-          <w:hyperlink w:anchor="_Toc238059685" w:history="1">
+          <w:hyperlink w:anchor="_Toc238127897" w:history="1">
             <w:r>
               <w:rPr>
                 <w:rStyle w:val="Hipervnculo"/>
@@ -750,7 +766,7 @@
                 <w:noProof/>
                 <w:webHidden/>
               </w:rPr>
-              <w:instrText xml:space="preserve"> PAGEREF _Toc238059685 \h </w:instrText>
+              <w:instrText xml:space="preserve"> PAGEREF _Toc238127897 \h </w:instrText>
             </w:r>
             <w:r>
               <w:rPr>
@@ -795,7 +811,7 @@
               <w:lang w:eastAsia="es-CO"/>
             </w:rPr>
           </w:pPr>
-          <w:hyperlink w:anchor="_Toc238059686" w:history="1">
+          <w:hyperlink w:anchor="_Toc238127898" w:history="1">
             <w:r>
               <w:rPr>
                 <w:rStyle w:val="Hipervnculo"/>
@@ -822,7 +838,7 @@
                 <w:noProof/>
                 <w:webHidden/>
               </w:rPr>
-              <w:instrText xml:space="preserve"> PAGEREF _Toc238059686 \h </w:instrText>
+              <w:instrText xml:space="preserve"> PAGEREF _Toc238127898 \h </w:instrText>
             </w:r>
             <w:r>
               <w:rPr>
@@ -867,7 +883,7 @@
               <w:lang w:eastAsia="es-CO"/>
             </w:rPr>
           </w:pPr>
-          <w:hyperlink w:anchor="_Toc238059687" w:history="1">
+          <w:hyperlink w:anchor="_Toc238127899" w:history="1">
             <w:r>
               <w:rPr>
                 <w:rStyle w:val="Hipervnculo"/>
@@ -910,7 +926,7 @@
                 <w:noProof/>
                 <w:webHidden/>
               </w:rPr>
-              <w:instrText xml:space="preserve"> PAGEREF _Toc238059687 \h </w:instrText>
+              <w:instrText xml:space="preserve"> PAGEREF _Toc238127899 \h </w:instrText>
             </w:r>
             <w:r>
               <w:rPr>
@@ -955,7 +971,7 @@
               <w:lang w:eastAsia="es-CO"/>
             </w:rPr>
           </w:pPr>
-          <w:hyperlink w:anchor="_Toc238059688" w:history="1">
+          <w:hyperlink w:anchor="_Toc238127900" w:history="1">
             <w:r>
               <w:rPr>
                 <w:rStyle w:val="Hipervnculo"/>
@@ -982,7 +998,7 @@
                 <w:noProof/>
                 <w:webHidden/>
               </w:rPr>
-              <w:instrText xml:space="preserve"> PAGEREF _Toc238059688 \h </w:instrText>
+              <w:instrText xml:space="preserve"> PAGEREF _Toc238127900 \h </w:instrText>
             </w:r>
             <w:r>
               <w:rPr>
@@ -1027,7 +1043,7 @@
               <w:lang w:eastAsia="es-CO"/>
             </w:rPr>
           </w:pPr>
-          <w:hyperlink w:anchor="_Toc238059689" w:history="1">
+          <w:hyperlink w:anchor="_Toc238127901" w:history="1">
             <w:r>
               <w:rPr>
                 <w:rStyle w:val="Hipervnculo"/>
@@ -1054,7 +1070,7 @@
                 <w:noProof/>
                 <w:webHidden/>
               </w:rPr>
-              <w:instrText xml:space="preserve"> PAGEREF _Toc238059689 \h </w:instrText>
+              <w:instrText xml:space="preserve"> PAGEREF _Toc238127901 \h </w:instrText>
             </w:r>
             <w:r>
               <w:rPr>
@@ -1099,7 +1115,7 @@
               <w:lang w:eastAsia="es-CO"/>
             </w:rPr>
           </w:pPr>
-          <w:hyperlink w:anchor="_Toc238059690" w:history="1">
+          <w:hyperlink w:anchor="_Toc238127902" w:history="1">
             <w:r>
               <w:rPr>
                 <w:rStyle w:val="Hipervnculo"/>
@@ -1126,7 +1142,7 @@
                 <w:noProof/>
                 <w:webHidden/>
               </w:rPr>
-              <w:instrText xml:space="preserve"> PAGEREF _Toc238059690 \h </w:instrText>
+              <w:instrText xml:space="preserve"> PAGEREF _Toc238127902 \h </w:instrText>
             </w:r>
             <w:r>
               <w:rPr>
@@ -1171,7 +1187,7 @@
               <w:lang w:eastAsia="es-CO"/>
             </w:rPr>
           </w:pPr>
-          <w:hyperlink w:anchor="_Toc238059691" w:history="1">
+          <w:hyperlink w:anchor="_Toc238127903" w:history="1">
             <w:r>
               <w:rPr>
                 <w:rStyle w:val="Hipervnculo"/>
@@ -1198,7 +1214,7 @@
                 <w:noProof/>
                 <w:webHidden/>
               </w:rPr>
-              <w:instrText xml:space="preserve"> PAGEREF _Toc238059691 \h </w:instrText>
+              <w:instrText xml:space="preserve"> PAGEREF _Toc238127903 \h </w:instrText>
             </w:r>
             <w:r>
               <w:rPr>
@@ -1243,7 +1259,7 @@
               <w:lang w:eastAsia="es-CO"/>
             </w:rPr>
           </w:pPr>
-          <w:hyperlink w:anchor="_Toc238059692" w:history="1">
+          <w:hyperlink w:anchor="_Toc238127904" w:history="1">
             <w:r>
               <w:rPr>
                 <w:rStyle w:val="Hipervnculo"/>
@@ -1270,7 +1286,7 @@
                 <w:noProof/>
                 <w:webHidden/>
               </w:rPr>
-              <w:instrText xml:space="preserve"> PAGEREF _Toc238059692 \h </w:instrText>
+              <w:instrText xml:space="preserve"> PAGEREF _Toc238127904 \h </w:instrText>
             </w:r>
             <w:r>
               <w:rPr>
@@ -1315,7 +1331,7 @@
               <w:lang w:eastAsia="es-CO"/>
             </w:rPr>
           </w:pPr>
-          <w:hyperlink w:anchor="_Toc238059693" w:history="1">
+          <w:hyperlink w:anchor="_Toc238127905" w:history="1">
             <w:r>
               <w:rPr>
                 <w:rStyle w:val="Hipervnculo"/>
@@ -1342,7 +1358,7 @@
                 <w:noProof/>
                 <w:webHidden/>
               </w:rPr>
-              <w:instrText xml:space="preserve"> PAGEREF _Toc238059693 \h </w:instrText>
+              <w:instrText xml:space="preserve"> PAGEREF _Toc238127905 \h </w:instrText>
             </w:r>
             <w:r>
               <w:rPr>
@@ -1387,7 +1403,7 @@
               <w:lang w:eastAsia="es-CO"/>
             </w:rPr>
           </w:pPr>
-          <w:hyperlink w:anchor="_Toc238059694" w:history="1">
+          <w:hyperlink w:anchor="_Toc238127906" w:history="1">
             <w:r>
               <w:rPr>
                 <w:rStyle w:val="Hipervnculo"/>
@@ -1414,7 +1430,7 @@
                 <w:noProof/>
                 <w:webHidden/>
               </w:rPr>
-              <w:instrText xml:space="preserve"> PAGEREF _Toc238059694 \h </w:instrText>
+              <w:instrText xml:space="preserve"> PAGEREF _Toc238127906 \h </w:instrText>
             </w:r>
             <w:r>
               <w:rPr>
@@ -1462,7 +1478,7 @@
       <w:pPr>
         <w:pStyle w:val="Titulosgenerales"/>
       </w:pPr>
-      <w:bookmarkStart w:id="0" w:name="_Toc238059683"/>
+      <w:bookmarkStart w:id="0" w:name="_Toc238127895"/>
       <w:r>
         <w:lastRenderedPageBreak/>
         <w:t>Introducción</w:t>
@@ -1497,10 +1513,28 @@
       <w:pPr>
         <w:pStyle w:val="Ttulo1"/>
       </w:pPr>
-      <w:bookmarkStart w:id="1" w:name="_Toc238059684"/>
+      <w:bookmarkStart w:id="1" w:name="_Toc238127896"/>
       <w:r>
         <w:lastRenderedPageBreak/>
-        <w:t xml:space="preserve">Biocomercio, comercio justo y certificación FLO </w:t>
+        <w:t>Biocomercio</w:t>
+      </w:r>
+      <w:r>
+        <w:t xml:space="preserve"> </w:t>
+      </w:r>
+      <w:r>
+        <w:t>(</w:t>
+      </w:r>
+      <w:r>
+        <w:rPr>
+          <w:rStyle w:val="Extranjerismo"/>
+        </w:rPr>
+        <w:t>biotrade</w:t>
+      </w:r>
+      <w:r>
+        <w:t>),</w:t>
+      </w:r>
+      <w:r>
+        <w:t xml:space="preserve"> comercio justo y certificación FLO </w:t>
       </w:r>
       <w:r>
         <w:t>-</w:t>
@@ -1606,26 +1640,6 @@
     <w:p>
       <w:r>
         <w:t>Empresas que aplican estos principios logran diferenciarse en el mercado, ya que ofrecen productos alineados con valores sociales y ambientales. Esto no solo mejora su posicionamiento, sino que también facilita la construcción de relaciones comerciales sostenibles, basadas en la confianza y la responsabilidad. Los principios del biocomercio y comercio justo, son:</w:t>
-      </w:r>
-    </w:p>
-    <w:p>
-      <w:pPr>
-        <w:rPr>
-          <w:b/>
-          <w:bCs/>
-        </w:rPr>
-      </w:pPr>
-      <w:r>
-        <w:rPr>
-          <w:b/>
-          <w:bCs/>
-        </w:rPr>
-        <w:t>Principios del biocomercio y comercio justo</w:t>
-      </w:r>
-    </w:p>
-    <w:p>
-      <w:r>
-        <w:t>Presenta principios fundamentales que orientan prácticas comerciales responsables, éticas y sostenibles.</w:t>
       </w:r>
     </w:p>
     <w:p>
@@ -1698,7 +1712,6 @@
           <w:b/>
           <w:bCs/>
         </w:rPr>
-        <w:lastRenderedPageBreak/>
         <w:t>Responsabilidad social</w:t>
       </w:r>
       <w:r>
@@ -1706,31 +1719,17 @@
       </w:r>
     </w:p>
     <w:p>
-      <w:pPr>
+      <w:r>
+        <w:t>¿Cómo influyen los principios del biocomercio en la construcción de una propuesta comercial sostenible?</w:t>
+      </w:r>
+    </w:p>
+    <w:p>
+      <w:r>
         <w:rPr>
           <w:b/>
           <w:bCs/>
         </w:rPr>
-      </w:pPr>
-      <w:r>
-        <w:rPr>
-          <w:b/>
-          <w:bCs/>
-        </w:rPr>
-        <w:t>Pregunta de aplicación</w:t>
-      </w:r>
-    </w:p>
-    <w:p>
-      <w:r>
-        <w:t>¿Cómo influyen los principios del biocomercio en la construcción de una propuesta comercial sostenible?</w:t>
-      </w:r>
-    </w:p>
-    <w:p>
-      <w:r>
-        <w:rPr>
-          <w:b/>
-          <w:bCs/>
-        </w:rPr>
+        <w:lastRenderedPageBreak/>
         <w:t>Criterios</w:t>
       </w:r>
     </w:p>
@@ -1746,11 +1745,7 @@
     </w:p>
     <w:p>
       <w:r>
-        <w:t xml:space="preserve">Desde la perspectiva de la venta, los criterios no solo permiten validar prácticas empresariales, sino que se convierten en argumentos comerciales. Es decir, una </w:t>
-      </w:r>
-      <w:r>
-        <w:lastRenderedPageBreak/>
-        <w:t>empresa que cumple estos criterios puede comunicar de manera clara su valor diferencial, influyendo directamente en la decisión de compra del cliente.</w:t>
+        <w:t>Desde la perspectiva de la venta, los criterios no solo permiten validar prácticas empresariales, sino que se convierten en argumentos comerciales. Es decir, una empresa que cumple estos criterios puede comunicar de manera clara su valor diferencial, influyendo directamente en la decisión de compra del cliente.</w:t>
       </w:r>
     </w:p>
     <w:p>
@@ -1823,6 +1818,7 @@
           <w:b/>
           <w:bCs/>
         </w:rPr>
+        <w:lastRenderedPageBreak/>
         <w:t>Transparencia comercial</w:t>
       </w:r>
       <w:r>
@@ -1830,21 +1826,20 @@
       </w:r>
     </w:p>
     <w:p>
-      <w:pPr>
+      <w:r>
         <w:rPr>
           <w:b/>
           <w:bCs/>
         </w:rPr>
-      </w:pPr>
+        <w:t>Cita de reflexión</w:t>
+      </w:r>
       <w:r>
         <w:rPr>
           <w:b/>
           <w:bCs/>
         </w:rPr>
-        <w:t>Cita de reflexión</w:t>
-      </w:r>
-    </w:p>
-    <w:p>
+        <w:t xml:space="preserve">. </w:t>
+      </w:r>
       <w:r>
         <w:t>“Actuar con integridad en los negocios implica ser coherente entre lo que se ofrece y lo que se hace, generando valor con responsabilidad.”</w:t>
       </w:r>
@@ -1865,7 +1860,7 @@
           <w:rStyle w:val="Extranjerismo"/>
         </w:rPr>
       </w:pPr>
-      <w:bookmarkStart w:id="2" w:name="_Toc238059685"/>
+      <w:bookmarkStart w:id="2" w:name="_Toc238127897"/>
       <w:r>
         <w:rPr>
           <w:rStyle w:val="Extranjerismo"/>
@@ -2100,7 +2095,13 @@
     </w:p>
     <w:p>
       <w:r>
-        <w:t>Identificar estas características permite a las empresas y consumidores tomar decisiones más informadas. En el ámbito comercial. A continuación, se explorará.</w:t>
+        <w:t xml:space="preserve">Identificar estas características permite a las empresas y consumidores tomar decisiones más informadas. En el ámbito comercial. A continuación, se explorará las características del </w:t>
+      </w:r>
+      <w:r>
+        <w:rPr>
+          <w:rStyle w:val="Extranjerismo"/>
+        </w:rPr>
+        <w:t>greenwashing</w:t>
       </w:r>
     </w:p>
     <w:p>
@@ -2357,14 +2358,6 @@
           <w:lang w:eastAsia="es-CO"/>
         </w:rPr>
       </w:pPr>
-      <w:r>
-        <w:rPr>
-          <w:b/>
-          <w:bCs/>
-          <w:lang w:eastAsia="es-CO"/>
-        </w:rPr>
-        <w:br w:type="page"/>
-      </w:r>
     </w:p>
     <w:p>
       <w:pPr>
@@ -2383,7 +2376,6 @@
           <w:bCs/>
           <w:lang w:eastAsia="es-CO"/>
         </w:rPr>
-        <w:lastRenderedPageBreak/>
         <w:t>Exageración</w:t>
       </w:r>
     </w:p>
@@ -2582,23 +2574,31 @@
       </w:r>
     </w:p>
     <w:p>
-      <w:pPr>
+      <w:r>
+        <w:t xml:space="preserve">¿Qué características permiten identificar prácticas de </w:t>
+      </w:r>
+      <w:r>
+        <w:rPr>
+          <w:rStyle w:val="Extranjerismo"/>
+        </w:rPr>
+        <w:t>greenwashing</w:t>
+      </w:r>
+      <w:r>
+        <w:t xml:space="preserve"> en una empresa?</w:t>
+      </w:r>
+    </w:p>
+    <w:p>
+      <w:r>
         <w:rPr>
           <w:b/>
           <w:bCs/>
         </w:rPr>
-      </w:pPr>
-      <w:r>
-        <w:rPr>
-          <w:b/>
-          <w:bCs/>
-        </w:rPr>
-        <w:t>Pregunta de aplicación</w:t>
-      </w:r>
-    </w:p>
-    <w:p>
-      <w:r>
-        <w:t xml:space="preserve">¿Qué características permiten identificar prácticas de </w:t>
+        <w:t>Tipos</w:t>
+      </w:r>
+    </w:p>
+    <w:p>
+      <w:r>
+        <w:t xml:space="preserve">Los tipos de </w:t>
       </w:r>
       <w:r>
         <w:rPr>
@@ -2607,38 +2607,12 @@
         <w:t>greenwashing</w:t>
       </w:r>
       <w:r>
-        <w:t xml:space="preserve"> en una empresa?</w:t>
-      </w:r>
-    </w:p>
-    <w:p>
-      <w:r>
-        <w:rPr>
-          <w:b/>
-          <w:bCs/>
-        </w:rPr>
-        <w:t>Tipos</w:t>
-      </w:r>
-    </w:p>
-    <w:p>
-      <w:r>
-        <w:t xml:space="preserve">Los tipos de </w:t>
-      </w:r>
-      <w:r>
-        <w:rPr>
-          <w:rStyle w:val="Extranjerismo"/>
-        </w:rPr>
-        <w:t>greenwashing</w:t>
-      </w:r>
-      <w:r>
-        <w:t xml:space="preserve"> permiten clasificar las distintas formas en que las empresas pueden comunicar de manera engañosa sus prácticas sostenibles, esta clasificación facilita identificar patrones comunes y prevenir errores en la construcción </w:t>
-      </w:r>
+        <w:t xml:space="preserve"> permiten clasificar las distintas formas en que las empresas pueden comunicar de manera engañosa sus prácticas sostenibles, esta clasificación facilita identificar patrones comunes y prevenir errores en la construcción de propuestas comerciales. En el contexto de ventas, reconocer estos tipos es fundamental para evitar afectar la credibilidad de la marca y la confianza del cliente.</w:t>
+      </w:r>
+    </w:p>
+    <w:p>
       <w:r>
         <w:lastRenderedPageBreak/>
-        <w:t>de propuestas comerciales. En el contexto de ventas, reconocer estos tipos es fundamental para evitar afectar la credibilidad de la marca y la confianza del cliente.</w:t>
-      </w:r>
-    </w:p>
-    <w:p>
-      <w:r>
         <w:t>Uno de los tipos más comunes es el uso de afirmaciones sin evidencia, donde se comunican beneficios ambientales sin respaldo verificable. Otro tipo frecuente es la irrelevancia, cuando se destacan características que no aportan valor real en términos de sostenibilidad. Estas prácticas pueden generar percepciones equivocadas en el consumidor, afectando su decisión de compra.</w:t>
       </w:r>
     </w:p>
@@ -2871,7 +2845,6 @@
               <w:spacing w:line="360" w:lineRule="auto"/>
             </w:pPr>
             <w:r>
-              <w:lastRenderedPageBreak/>
               <w:t>Falsa certificación</w:t>
             </w:r>
           </w:p>
@@ -2915,21 +2888,21 @@
       </w:r>
     </w:p>
     <w:p>
-      <w:pPr>
+      <w:r>
         <w:rPr>
           <w:b/>
           <w:bCs/>
         </w:rPr>
-      </w:pPr>
+        <w:lastRenderedPageBreak/>
+        <w:t>Cita de reflexión</w:t>
+      </w:r>
       <w:r>
         <w:rPr>
           <w:b/>
           <w:bCs/>
         </w:rPr>
-        <w:t>Cita de reflexión</w:t>
-      </w:r>
-    </w:p>
-    <w:p>
+        <w:t xml:space="preserve">. </w:t>
+      </w:r>
       <w:r>
         <w:t>“La integridad se manifiesta cuando existe coherencia entre lo que se comunica y lo que realmente se hace, incluso cuando nadie lo exige”</w:t>
       </w:r>
@@ -2950,7 +2923,7 @@
       <w:pPr>
         <w:pStyle w:val="Ttulo1"/>
       </w:pPr>
-      <w:bookmarkStart w:id="3" w:name="_Toc238059686"/>
+      <w:bookmarkStart w:id="3" w:name="_Toc238127898"/>
       <w:r>
         <w:lastRenderedPageBreak/>
         <w:t>Sellos y certificaciones</w:t>
@@ -3113,15 +3086,7 @@
               <w:spacing w:line="360" w:lineRule="auto"/>
             </w:pPr>
             <w:r>
-              <w:t xml:space="preserve">ISO 14001, FSC, </w:t>
-            </w:r>
-            <w:proofErr w:type="spellStart"/>
-            <w:r>
-              <w:t>Rainforest</w:t>
-            </w:r>
-            <w:proofErr w:type="spellEnd"/>
-            <w:r>
-              <w:t xml:space="preserve"> Alliance, Carbon Neutral, LEED, Energy Star.</w:t>
+              <w:t>ISO 14001, FSC, Rainforest Alliance, Carbon Neutral, LEED, Energy Star.</w:t>
             </w:r>
           </w:p>
         </w:tc>
@@ -3164,21 +3129,8 @@
               <w:pStyle w:val="TextoTablas"/>
               <w:spacing w:line="360" w:lineRule="auto"/>
             </w:pPr>
-            <w:proofErr w:type="spellStart"/>
-            <w:r>
-              <w:t>Fairtrade</w:t>
-            </w:r>
-            <w:proofErr w:type="spellEnd"/>
-            <w:r>
-              <w:t xml:space="preserve"> (FLO), WFTO, SA8000, </w:t>
-            </w:r>
-            <w:proofErr w:type="spellStart"/>
-            <w:r>
-              <w:t>Sedex</w:t>
-            </w:r>
-            <w:proofErr w:type="spellEnd"/>
-            <w:r>
-              <w:t>, B Corp.</w:t>
+            <w:r>
+              <w:t>Fairtrade (FLO), WFTO, SA8000, Sedex, B Corp.</w:t>
             </w:r>
           </w:p>
         </w:tc>
@@ -3225,47 +3177,7 @@
               <w:spacing w:line="360" w:lineRule="auto"/>
             </w:pPr>
             <w:r>
-              <w:t xml:space="preserve">Global </w:t>
-            </w:r>
-            <w:proofErr w:type="spellStart"/>
-            <w:r>
-              <w:t>Recycled</w:t>
-            </w:r>
-            <w:proofErr w:type="spellEnd"/>
-            <w:r>
-              <w:t xml:space="preserve"> Standard, </w:t>
-            </w:r>
-            <w:proofErr w:type="spellStart"/>
-            <w:r>
-              <w:t>Ecocert</w:t>
-            </w:r>
-            <w:proofErr w:type="spellEnd"/>
-            <w:r>
-              <w:t xml:space="preserve">, USDA </w:t>
-            </w:r>
-            <w:proofErr w:type="spellStart"/>
-            <w:r>
-              <w:t>Organic</w:t>
-            </w:r>
-            <w:proofErr w:type="spellEnd"/>
-            <w:r>
-              <w:t xml:space="preserve">, COSMOS </w:t>
-            </w:r>
-            <w:proofErr w:type="spellStart"/>
-            <w:r>
-              <w:t>Organic</w:t>
-            </w:r>
-            <w:proofErr w:type="spellEnd"/>
-            <w:r>
-              <w:t xml:space="preserve">, Cradle </w:t>
-            </w:r>
-            <w:proofErr w:type="spellStart"/>
-            <w:r>
-              <w:t>to</w:t>
-            </w:r>
-            <w:proofErr w:type="spellEnd"/>
-            <w:r>
-              <w:t xml:space="preserve"> Cradle.</w:t>
+              <w:t>Global Recycled Standard, Ecocert, USDA Organic, COSMOS Organic, Cradle to Cradle.</w:t>
             </w:r>
           </w:p>
         </w:tc>
@@ -3334,10 +3246,10 @@
           <w:noProof/>
         </w:rPr>
         <w:drawing>
-          <wp:inline distT="0" distB="0" distL="0" distR="0" wp14:anchorId="407AA322" wp14:editId="19735068">
+          <wp:inline distT="0" distB="0" distL="0" distR="0" wp14:anchorId="407AA322" wp14:editId="03930090">
             <wp:extent cx="5400000" cy="2318773"/>
             <wp:effectExtent l="0" t="0" r="0" b="5715"/>
-            <wp:docPr id="1016095552" name="Gráfico 3" descr="Diagrama sobre las características de las certificaciones: verificabilidad, transparencia, estandarización y seguimiento. La verificabilidad permite comprobar el cumplimiento de estándares; la transparencia informa sobre criterios y resultados; la estandarización establece parámetros comunes para comparar productos; y el seguimiento contempla auditorías periódicas para garantizar el cumplimiento continuo."/>
+            <wp:docPr id="1016095552" name="Gráfico 3" descr="Diagrama circular dividido en cuatro secciones que presenta cuatro características: verificabilidad, basada en procesos de evaluación que permiten comprobar el cumplimiento de estándares; transparencia, que proporciona información clara sobre los criterios evaluados y los resultados obtenidos; estandarización, que establece parámetros comunes para facilitar la comparación entre productos; y seguimiento, que requiere auditorías periódicas para garantizar el cumplimiento continuo."/>
             <wp:cNvGraphicFramePr>
               <a:graphicFrameLocks xmlns:a="http://schemas.openxmlformats.org/drawingml/2006/main" noChangeAspect="1"/>
             </wp:cNvGraphicFramePr>
@@ -3345,7 +3257,7 @@
               <a:graphicData uri="http://schemas.openxmlformats.org/drawingml/2006/picture">
                 <pic:pic xmlns:pic="http://schemas.openxmlformats.org/drawingml/2006/picture">
                   <pic:nvPicPr>
-                    <pic:cNvPr id="1016095552" name="Gráfico 3" descr="Diagrama sobre las características de las certificaciones: verificabilidad, transparencia, estandarización y seguimiento. La verificabilidad permite comprobar el cumplimiento de estándares; la transparencia informa sobre criterios y resultados; la estandarización establece parámetros comunes para comparar productos; y el seguimiento contempla auditorías periódicas para garantizar el cumplimiento continuo."/>
+                    <pic:cNvPr id="1016095552" name="Gráfico 3" descr="Diagrama circular dividido en cuatro secciones que presenta cuatro características: verificabilidad, basada en procesos de evaluación que permiten comprobar el cumplimiento de estándares; transparencia, que proporciona información clara sobre los criterios evaluados y los resultados obtenidos; estandarización, que establece parámetros comunes para facilitar la comparación entre productos; y seguimiento, que requiere auditorías periódicas para garantizar el cumplimiento continuo."/>
                     <pic:cNvPicPr/>
                   </pic:nvPicPr>
                   <pic:blipFill>
@@ -3382,23 +3294,8 @@
       </w:r>
     </w:p>
     <w:p>
-      <w:pPr>
-        <w:rPr>
-          <w:b/>
-          <w:bCs/>
-        </w:rPr>
-      </w:pPr>
-      <w:r>
-        <w:rPr>
-          <w:b/>
-          <w:bCs/>
-        </w:rPr>
+      <w:r>
         <w:lastRenderedPageBreak/>
-        <w:t>Pregunta de aplicación</w:t>
-      </w:r>
-    </w:p>
-    <w:p>
-      <w:r>
         <w:t>¿Qué características hacen que una certificación sea confiable para el consumidor?</w:t>
       </w:r>
     </w:p>
@@ -3797,13 +3694,8 @@
               <w:pStyle w:val="TextoTablas"/>
               <w:spacing w:line="360" w:lineRule="auto"/>
             </w:pPr>
-            <w:proofErr w:type="spellStart"/>
-            <w:r>
-              <w:t>Fairtrade</w:t>
-            </w:r>
-            <w:proofErr w:type="spellEnd"/>
-            <w:r>
-              <w:t xml:space="preserve"> (FLO)</w:t>
+            <w:r>
+              <w:t>Fairtrade (FLO)</w:t>
             </w:r>
           </w:p>
         </w:tc>
@@ -3909,19 +3801,11 @@
               <w:spacing w:line="360" w:lineRule="auto"/>
             </w:pPr>
             <w:hyperlink r:id="rId17" w:history="1">
-              <w:proofErr w:type="spellStart"/>
               <w:r>
                 <w:rPr>
                   <w:rStyle w:val="Hipervnculo"/>
                 </w:rPr>
-                <w:t>Fairtrade</w:t>
-              </w:r>
-              <w:proofErr w:type="spellEnd"/>
-              <w:r>
-                <w:rPr>
-                  <w:rStyle w:val="Hipervnculo"/>
-                </w:rPr>
-                <w:t xml:space="preserve"> International</w:t>
+                <w:t>Fairtrade International</w:t>
               </w:r>
             </w:hyperlink>
           </w:p>
@@ -4319,21 +4203,7 @@
                 <w:rPr>
                   <w:rStyle w:val="Hipervnculo"/>
                 </w:rPr>
-                <w:t xml:space="preserve">U.S. Green </w:t>
-              </w:r>
-              <w:proofErr w:type="spellStart"/>
-              <w:r>
-                <w:rPr>
-                  <w:rStyle w:val="Hipervnculo"/>
-                </w:rPr>
-                <w:t>Building</w:t>
-              </w:r>
-              <w:proofErr w:type="spellEnd"/>
-              <w:r>
-                <w:rPr>
-                  <w:rStyle w:val="Hipervnculo"/>
-                </w:rPr>
-                <w:t xml:space="preserve"> Council</w:t>
+                <w:t>U.S. Green Building Council</w:t>
               </w:r>
             </w:hyperlink>
           </w:p>
@@ -4349,6 +4219,29 @@
       </w:r>
     </w:p>
     <w:p>
+      <w:r>
+        <w:rPr>
+          <w:b/>
+          <w:bCs/>
+        </w:rPr>
+        <w:lastRenderedPageBreak/>
+        <w:t>Cita de reflexión</w:t>
+      </w:r>
+      <w:r>
+        <w:rPr>
+          <w:b/>
+          <w:bCs/>
+        </w:rPr>
+        <w:t xml:space="preserve">. </w:t>
+      </w:r>
+      <w:r>
+        <w:t>“La coherencia entre lo que se comunica y lo que se respalda con evidencia refleja integridad y fortalece la confianza en cada decisión”</w:t>
+      </w:r>
+      <w:r>
+        <w:t>.</w:t>
+      </w:r>
+    </w:p>
+    <w:p>
       <w:pPr>
         <w:spacing w:before="0" w:after="160" w:line="259" w:lineRule="auto"/>
         <w:ind w:firstLine="0"/>
@@ -4359,42 +4252,9 @@
     </w:p>
     <w:p>
       <w:pPr>
-        <w:rPr>
-          <w:b/>
-          <w:bCs/>
-        </w:rPr>
-      </w:pPr>
-      <w:r>
-        <w:rPr>
-          <w:b/>
-          <w:bCs/>
-        </w:rPr>
-        <w:lastRenderedPageBreak/>
-        <w:t>Cita de reflexión</w:t>
-      </w:r>
-    </w:p>
-    <w:p>
-      <w:r>
-        <w:t>“La coherencia entre lo que se comunica y lo que se respalda con evidencia refleja integridad y fortalece la confianza en cada decisión”</w:t>
-      </w:r>
-      <w:r>
-        <w:t>.</w:t>
-      </w:r>
-    </w:p>
-    <w:p>
-      <w:pPr>
-        <w:spacing w:before="0" w:after="160" w:line="259" w:lineRule="auto"/>
-        <w:ind w:firstLine="0"/>
-      </w:pPr>
-      <w:r>
-        <w:br w:type="page"/>
-      </w:r>
-    </w:p>
-    <w:p>
-      <w:pPr>
         <w:pStyle w:val="Ttulo1"/>
       </w:pPr>
-      <w:bookmarkStart w:id="4" w:name="_Toc238059687"/>
+      <w:bookmarkStart w:id="4" w:name="_Toc238127899"/>
       <w:r>
         <w:lastRenderedPageBreak/>
         <w:t>Comunicación comercial (</w:t>
@@ -4566,10 +4426,10 @@
           <w:noProof/>
         </w:rPr>
         <w:drawing>
-          <wp:inline distT="0" distB="0" distL="0" distR="0" wp14:anchorId="27DD2419" wp14:editId="4F5CE8D7">
+          <wp:inline distT="0" distB="0" distL="0" distR="0" wp14:anchorId="27DD2419" wp14:editId="2719E900">
             <wp:extent cx="5400000" cy="999639"/>
             <wp:effectExtent l="0" t="0" r="0" b="0"/>
-            <wp:docPr id="297603405" name="Gráfico 4" descr="Diagrama sobre tres tipos de comunicación comercial: informativa, que comunica características y beneficios del producto; persuasiva, que influye en la decisión de compra; y emocional, que genera conexión con el cliente mediante valores y experiencias."/>
+            <wp:docPr id="297603405" name="Gráfico 4" descr="Diagrama que presenta tres tipos de comunicación comercial: informativa, que presenta de manera clara las características y beneficios del producto; persuasiva, que busca influir en la decisión de compra del cliente; y emocional, que genera conexión con el cliente mediante valores y experiencias."/>
             <wp:cNvGraphicFramePr>
               <a:graphicFrameLocks xmlns:a="http://schemas.openxmlformats.org/drawingml/2006/main" noChangeAspect="1"/>
             </wp:cNvGraphicFramePr>
@@ -4577,7 +4437,7 @@
               <a:graphicData uri="http://schemas.openxmlformats.org/drawingml/2006/picture">
                 <pic:pic xmlns:pic="http://schemas.openxmlformats.org/drawingml/2006/picture">
                   <pic:nvPicPr>
-                    <pic:cNvPr id="297603405" name="Gráfico 4" descr="Diagrama sobre tres tipos de comunicación comercial: informativa, que comunica características y beneficios del producto; persuasiva, que influye en la decisión de compra; y emocional, que genera conexión con el cliente mediante valores y experiencias."/>
+                    <pic:cNvPr id="297603405" name="Gráfico 4" descr="Diagrama que presenta tres tipos de comunicación comercial: informativa, que presenta de manera clara las características y beneficios del producto; persuasiva, que busca influir en la decisión de compra del cliente; y emocional, que genera conexión con el cliente mediante valores y experiencias."/>
                     <pic:cNvPicPr/>
                   </pic:nvPicPr>
                   <pic:blipFill>
@@ -4800,23 +4660,7 @@
               <w:spacing w:line="360" w:lineRule="auto"/>
             </w:pPr>
             <w:r>
-              <w:t xml:space="preserve">Presentaciones en PowerPoint, </w:t>
-            </w:r>
-            <w:proofErr w:type="spellStart"/>
-            <w:r>
-              <w:t>Canva</w:t>
-            </w:r>
-            <w:proofErr w:type="spellEnd"/>
-            <w:r>
-              <w:t xml:space="preserve"> o Google </w:t>
-            </w:r>
-            <w:proofErr w:type="spellStart"/>
-            <w:r>
-              <w:t>Slides</w:t>
-            </w:r>
-            <w:proofErr w:type="spellEnd"/>
-            <w:r>
-              <w:t xml:space="preserve"> utilizadas en reuniones comerciales y negociaciones empresariales con clientes potenciales.</w:t>
+              <w:t>Presentaciones en PowerPoint, Canva o Google Slides utilizadas en reuniones comerciales y negociaciones empresariales con clientes potenciales.</w:t>
             </w:r>
           </w:p>
         </w:tc>
@@ -5067,23 +4911,6 @@
         <w:t xml:space="preserve"> que aborda los principales elementos de la comunicación comercial. Se recomienda escuchar atentamente el contenido para facilitar la comprensión de los conceptos y fortalecer el aprendizaje antes de continuar con el desarrollo del curso.</w:t>
       </w:r>
     </w:p>
-    <w:p>
-      <w:r>
-        <w:t xml:space="preserve">A continuación, se invita a ir al siguiente </w:t>
-      </w:r>
-      <w:r>
-        <w:t>p</w:t>
-      </w:r>
-      <w:r>
-        <w:t>ó</w:t>
-      </w:r>
-      <w:r>
-        <w:t>dcast</w:t>
-      </w:r>
-      <w:r>
-        <w:t>:</w:t>
-      </w:r>
-    </w:p>
     <w:tbl>
       <w:tblPr>
         <w:tblStyle w:val="Tablaconcuadrcula"/>
@@ -5419,22 +5246,21 @@
       </w:tr>
     </w:tbl>
     <w:p>
-      <w:pPr>
+      <w:r>
         <w:rPr>
           <w:b/>
           <w:bCs/>
         </w:rPr>
-      </w:pPr>
+        <w:lastRenderedPageBreak/>
+        <w:t>Cita de reflexión</w:t>
+      </w:r>
       <w:r>
         <w:rPr>
           <w:b/>
           <w:bCs/>
         </w:rPr>
-        <w:lastRenderedPageBreak/>
-        <w:t>Cita de reflexión</w:t>
-      </w:r>
-    </w:p>
-    <w:p>
+        <w:t xml:space="preserve">. </w:t>
+      </w:r>
       <w:r>
         <w:t>“Comunicar con integridad implica decir la verdad con claridad, generando confianza y coherencia en cada interacción con los demás.”</w:t>
       </w:r>
@@ -5452,7 +5278,7 @@
       <w:pPr>
         <w:pStyle w:val="Ttulo1"/>
       </w:pPr>
-      <w:bookmarkStart w:id="5" w:name="_Toc238059688"/>
+      <w:bookmarkStart w:id="5" w:name="_Toc238127900"/>
       <w:r>
         <w:lastRenderedPageBreak/>
         <w:t>Propuesta comercial</w:t>
@@ -5550,7 +5376,7 @@
           <w:noProof/>
         </w:rPr>
         <w:drawing>
-          <wp:inline distT="0" distB="0" distL="0" distR="0" wp14:anchorId="0F332756" wp14:editId="49EFA3CC">
+          <wp:inline distT="0" distB="0" distL="0" distR="0" wp14:anchorId="0F332756" wp14:editId="527408BF">
             <wp:extent cx="4680000" cy="2466000"/>
             <wp:effectExtent l="0" t="0" r="6350" b="0"/>
             <wp:docPr id="1" name="Imagen 1">
@@ -5750,15 +5576,7 @@
         <w:t>Ejemplo empresarial</w:t>
       </w:r>
       <w:r>
-        <w:t xml:space="preserve">. La empresa </w:t>
-      </w:r>
-      <w:proofErr w:type="spellStart"/>
-      <w:r>
-        <w:t>Sempli</w:t>
-      </w:r>
-      <w:proofErr w:type="spellEnd"/>
-      <w:r>
-        <w:t>, dedicada al financiamiento de negocios, estructura sus propuestas comerciales para emprendedores en formato web interactivo. Incluye descripción del crédito, beneficios comparativos, simulador de cuotas, condiciones de desembolso y testimonios. Esto facilita que el cliente recorra la propuesta como si fuera una experiencia digital, aumentando su comprensión y disposición a concretar.</w:t>
+        <w:t>. La empresa Sempli, dedicada al financiamiento de negocios, estructura sus propuestas comerciales para emprendedores en formato web interactivo. Incluye descripción del crédito, beneficios comparativos, simulador de cuotas, condiciones de desembolso y testimonios. Esto facilita que el cliente recorra la propuesta como si fuera una experiencia digital, aumentando su comprensión y disposición a concretar.</w:t>
       </w:r>
     </w:p>
     <w:p>
@@ -6110,21 +5928,20 @@
       </w:r>
     </w:p>
     <w:p>
-      <w:pPr>
+      <w:r>
         <w:rPr>
           <w:b/>
           <w:bCs/>
         </w:rPr>
-      </w:pPr>
+        <w:t>Cita de reflexión</w:t>
+      </w:r>
       <w:r>
         <w:rPr>
           <w:b/>
           <w:bCs/>
         </w:rPr>
-        <w:t>Cita de reflexión</w:t>
-      </w:r>
-    </w:p>
-    <w:p>
+        <w:t xml:space="preserve">. </w:t>
+      </w:r>
       <w:r>
         <w:t>“La coherencia entre lo que se ofrece y lo que se cumple fortalece la confianza y refleja integridad en cada decisión comercial.”</w:t>
       </w:r>
@@ -6142,7 +5959,7 @@
       <w:pPr>
         <w:pStyle w:val="Ttulo1"/>
       </w:pPr>
-      <w:bookmarkStart w:id="6" w:name="_Toc238059689"/>
+      <w:bookmarkStart w:id="6" w:name="_Toc238127901"/>
       <w:r>
         <w:lastRenderedPageBreak/>
         <w:t>Satisfacción del cliente</w:t>
@@ -6227,7 +6044,7 @@
           <w:noProof/>
         </w:rPr>
         <w:drawing>
-          <wp:inline distT="0" distB="0" distL="0" distR="0" wp14:anchorId="57D8912D" wp14:editId="385903B2">
+          <wp:inline distT="0" distB="0" distL="0" distR="0" wp14:anchorId="57D8912D" wp14:editId="082A1BAA">
             <wp:extent cx="4679792" cy="2467561"/>
             <wp:effectExtent l="0" t="0" r="6985" b="9525"/>
             <wp:docPr id="2071584887" name="Imagen 2071584887">
@@ -6421,21 +6238,6 @@
       </w:r>
     </w:p>
     <w:p>
-      <w:pPr>
-        <w:rPr>
-          <w:b/>
-          <w:bCs/>
-        </w:rPr>
-      </w:pPr>
-      <w:r>
-        <w:rPr>
-          <w:b/>
-          <w:bCs/>
-        </w:rPr>
-        <w:t>Pregunta de aplicación</w:t>
-      </w:r>
-    </w:p>
-    <w:p>
       <w:r>
         <w:t>¿Cómo influye la satisfacción del cliente en la fidelización y en la reputación de la empresa?</w:t>
       </w:r>
@@ -6545,21 +6347,20 @@
       </w:r>
     </w:p>
     <w:p>
-      <w:pPr>
+      <w:r>
         <w:rPr>
           <w:b/>
           <w:bCs/>
         </w:rPr>
-      </w:pPr>
+        <w:t>Cita de reflexión</w:t>
+      </w:r>
       <w:r>
         <w:rPr>
           <w:b/>
           <w:bCs/>
         </w:rPr>
-        <w:t>Cita de reflexión</w:t>
-      </w:r>
-    </w:p>
-    <w:p>
+        <w:t xml:space="preserve">. </w:t>
+      </w:r>
       <w:r>
         <w:t>“La verdadera calidad se refleja en la experiencia del cliente y en la coherencia entre lo que se promete y lo que se entrega.”</w:t>
       </w:r>
@@ -6577,7 +6378,7 @@
       <w:pPr>
         <w:pStyle w:val="Ttulo1"/>
       </w:pPr>
-      <w:bookmarkStart w:id="7" w:name="_Toc238059690"/>
+      <w:bookmarkStart w:id="7" w:name="_Toc238127902"/>
       <w:r>
         <w:lastRenderedPageBreak/>
         <w:t>Control de la información</w:t>
@@ -6880,23 +6681,7 @@
               <w:spacing w:line="360" w:lineRule="auto"/>
             </w:pPr>
             <w:r>
-              <w:t xml:space="preserve">Google </w:t>
-            </w:r>
-            <w:proofErr w:type="spellStart"/>
-            <w:r>
-              <w:t>Analytics</w:t>
-            </w:r>
-            <w:proofErr w:type="spellEnd"/>
-            <w:r>
-              <w:t xml:space="preserve">, Meta Business Suite y </w:t>
-            </w:r>
-            <w:proofErr w:type="spellStart"/>
-            <w:r>
-              <w:t>Hotjar</w:t>
-            </w:r>
-            <w:proofErr w:type="spellEnd"/>
-            <w:r>
-              <w:t xml:space="preserve"> utilizados para medir interacción, tráfico web y comportamiento de usuarios digitales.</w:t>
+              <w:t>Google Analytics, Meta Business Suite y Hotjar utilizados para medir interacción, tráfico web y comportamiento de usuarios digitales.</w:t>
             </w:r>
           </w:p>
         </w:tc>
@@ -7063,23 +6848,8 @@
       </w:r>
     </w:p>
     <w:p>
-      <w:pPr>
-        <w:rPr>
-          <w:b/>
-          <w:bCs/>
-        </w:rPr>
-      </w:pPr>
-      <w:r>
-        <w:rPr>
-          <w:b/>
-          <w:bCs/>
-        </w:rPr>
+      <w:r>
         <w:lastRenderedPageBreak/>
-        <w:t>Pregunta de aplicación</w:t>
-      </w:r>
-    </w:p>
-    <w:p>
-      <w:r>
         <w:t>¿Por qué son importantes los indicadores en la gestión comercial?</w:t>
       </w:r>
     </w:p>
@@ -7183,23 +6953,6 @@
     <w:p>
       <w:r>
         <w:t>A continuación, se invita al siguiente pódcast, en el que se abordan los principales aspectos relacionados con el plan de mejora. Esta información servirá como base para el desarrollo de las actividades posteriores.</w:t>
-      </w:r>
-    </w:p>
-    <w:p>
-      <w:r>
-        <w:t xml:space="preserve">A continuación, se invita al siguiente </w:t>
-      </w:r>
-      <w:r>
-        <w:t>p</w:t>
-      </w:r>
-      <w:r>
-        <w:t>ó</w:t>
-      </w:r>
-      <w:r>
-        <w:t>dcast</w:t>
-      </w:r>
-      <w:r>
-        <w:t>:</w:t>
       </w:r>
     </w:p>
     <w:tbl>
@@ -7473,26 +7226,26 @@
           <w:b/>
           <w:bCs/>
         </w:rPr>
+        <w:lastRenderedPageBreak/>
         <w:br w:type="page"/>
       </w:r>
     </w:p>
     <w:p>
-      <w:pPr>
+      <w:r>
         <w:rPr>
           <w:b/>
           <w:bCs/>
         </w:rPr>
-      </w:pPr>
+        <w:lastRenderedPageBreak/>
+        <w:t>Cita de reflexión</w:t>
+      </w:r>
       <w:r>
         <w:rPr>
           <w:b/>
           <w:bCs/>
         </w:rPr>
-        <w:lastRenderedPageBreak/>
-        <w:t>Cita de reflexión</w:t>
-      </w:r>
-    </w:p>
-    <w:p>
+        <w:t xml:space="preserve">. </w:t>
+      </w:r>
       <w:r>
         <w:t>“La gestión comercial en negocios sostenibles no solo implica vender, sino generar confianza, coherencia y valor a largo plazo, integrando principios éticos en cada decisión.”</w:t>
       </w:r>
@@ -7505,7 +7258,7 @@
           <w:u w:val="single"/>
         </w:rPr>
       </w:pPr>
-      <w:bookmarkStart w:id="8" w:name="_Toc238059691"/>
+      <w:bookmarkStart w:id="8" w:name="_Toc238127903"/>
       <w:r>
         <w:lastRenderedPageBreak/>
         <w:t>Síntesis</w:t>
@@ -7605,7 +7358,7 @@
       <w:pPr>
         <w:pStyle w:val="Titulosgenerales"/>
       </w:pPr>
-      <w:bookmarkStart w:id="9" w:name="_Toc238059692"/>
+      <w:bookmarkStart w:id="9" w:name="_Toc238127904"/>
       <w:r>
         <w:lastRenderedPageBreak/>
         <w:t>Glosario</w:t>
@@ -7752,7 +7505,7 @@
       <w:pPr>
         <w:pStyle w:val="Titulosgenerales"/>
       </w:pPr>
-      <w:bookmarkStart w:id="10" w:name="_Toc238059693"/>
+      <w:bookmarkStart w:id="10" w:name="_Toc238127905"/>
       <w:r>
         <w:lastRenderedPageBreak/>
         <w:t>Referencias bibliográficas</w:t>
@@ -7763,13 +7516,8 @@
       </w:r>
     </w:p>
     <w:p>
-      <w:proofErr w:type="spellStart"/>
-      <w:r>
-        <w:t>Docsity</w:t>
-      </w:r>
-      <w:proofErr w:type="spellEnd"/>
-      <w:r>
-        <w:t xml:space="preserve">. (s. f.). Tema 8: La comunicación comercial. Apuntes de Investigación Empresarial. </w:t>
+      <w:r>
+        <w:t xml:space="preserve">Docsity. (s. f.). Tema 8: La comunicación comercial. Apuntes de Investigación Empresarial. </w:t>
       </w:r>
       <w:hyperlink r:id="rId33" w:history="1">
         <w:r>
@@ -7819,15 +7567,7 @@
     </w:p>
     <w:p>
       <w:r>
-        <w:t xml:space="preserve">Ellen MacArthur </w:t>
-      </w:r>
-      <w:proofErr w:type="spellStart"/>
-      <w:r>
-        <w:t>Foundation</w:t>
-      </w:r>
-      <w:proofErr w:type="spellEnd"/>
-      <w:r>
-        <w:t xml:space="preserve">. (s. f.). </w:t>
+        <w:t xml:space="preserve">Ellen MacArthur Foundation. (s. f.). </w:t>
       </w:r>
       <w:r>
         <w:rPr>
@@ -7926,13 +7666,8 @@
       </w:hyperlink>
     </w:p>
     <w:p>
-      <w:proofErr w:type="spellStart"/>
-      <w:r>
-        <w:t>United</w:t>
-      </w:r>
-      <w:proofErr w:type="spellEnd"/>
-      <w:r>
-        <w:t xml:space="preserve"> Nations. (s. f.). </w:t>
+      <w:r>
+        <w:t xml:space="preserve">United Nations. (s. f.). </w:t>
       </w:r>
       <w:r>
         <w:rPr>
@@ -7969,7 +7704,7 @@
       <w:pPr>
         <w:pStyle w:val="Titulosgenerales"/>
       </w:pPr>
-      <w:bookmarkStart w:id="11" w:name="_Toc238059694"/>
+      <w:bookmarkStart w:id="11" w:name="_Toc238127906"/>
       <w:r>
         <w:lastRenderedPageBreak/>
         <w:t>Créditos</w:t>
@@ -8601,7 +8336,13 @@
               </w:rPr>
             </w:pPr>
             <w:r>
-              <w:t>Evaluador de contenidos inclusivos y accesibles</w:t>
+              <w:t>Evaluador</w:t>
+            </w:r>
+            <w:r>
+              <w:t>a</w:t>
+            </w:r>
+            <w:r>
+              <w:t xml:space="preserve"> de contenidos inclusivos y accesibles</w:t>
             </w:r>
           </w:p>
         </w:tc>
@@ -8660,7 +8401,13 @@
               </w:rPr>
             </w:pPr>
             <w:r>
-              <w:t>Evaluador de contenidos inclusivos y accesibles</w:t>
+              <w:t>Evaluador</w:t>
+            </w:r>
+            <w:r>
+              <w:t>a</w:t>
+            </w:r>
+            <w:r>
+              <w:t xml:space="preserve"> de contenidos inclusivos y accesibles</w:t>
             </w:r>
           </w:p>
         </w:tc>
@@ -8781,7 +8528,19 @@
               </w:rPr>
             </w:pPr>
             <w:r>
-              <w:t>Validador y vinculador de recursos educativos digitales</w:t>
+              <w:t>Validador</w:t>
+            </w:r>
+            <w:r>
+              <w:t xml:space="preserve">a </w:t>
+            </w:r>
+            <w:r>
+              <w:t>y vinculador</w:t>
+            </w:r>
+            <w:r>
+              <w:t>a</w:t>
+            </w:r>
+            <w:r>
+              <w:t xml:space="preserve"> de recursos educativos digitales</w:t>
             </w:r>
           </w:p>
         </w:tc>
@@ -14024,142 +13783,142 @@
       </w:rPr>
     </w:lvl>
   </w:abstractNum>
-  <w:num w:numId="1" w16cid:durableId="523714462">
+  <w:num w:numId="1" w16cid:durableId="1358042686">
     <w:abstractNumId w:val="0"/>
   </w:num>
-  <w:num w:numId="2" w16cid:durableId="1433234667">
+  <w:num w:numId="2" w16cid:durableId="1828134861">
     <w:abstractNumId w:val="16"/>
   </w:num>
-  <w:num w:numId="3" w16cid:durableId="1291474379">
+  <w:num w:numId="3" w16cid:durableId="161548940">
     <w:abstractNumId w:val="34"/>
   </w:num>
-  <w:num w:numId="4" w16cid:durableId="538324650">
+  <w:num w:numId="4" w16cid:durableId="1971785608">
     <w:abstractNumId w:val="25"/>
   </w:num>
-  <w:num w:numId="5" w16cid:durableId="1417246640">
+  <w:num w:numId="5" w16cid:durableId="1444152114">
     <w:abstractNumId w:val="28"/>
   </w:num>
-  <w:num w:numId="6" w16cid:durableId="1185170630">
+  <w:num w:numId="6" w16cid:durableId="87506445">
     <w:abstractNumId w:val="17"/>
   </w:num>
-  <w:num w:numId="7" w16cid:durableId="1024289871">
+  <w:num w:numId="7" w16cid:durableId="2131047093">
     <w:abstractNumId w:val="36"/>
   </w:num>
-  <w:num w:numId="8" w16cid:durableId="2028095866">
+  <w:num w:numId="8" w16cid:durableId="1874879992">
     <w:abstractNumId w:val="30"/>
   </w:num>
-  <w:num w:numId="9" w16cid:durableId="1017654461">
+  <w:num w:numId="9" w16cid:durableId="186793242">
     <w:abstractNumId w:val="13"/>
   </w:num>
-  <w:num w:numId="10" w16cid:durableId="1675918344">
+  <w:num w:numId="10" w16cid:durableId="1863126258">
     <w:abstractNumId w:val="45"/>
   </w:num>
-  <w:num w:numId="11" w16cid:durableId="1056782814">
+  <w:num w:numId="11" w16cid:durableId="526867958">
     <w:abstractNumId w:val="19"/>
   </w:num>
-  <w:num w:numId="12" w16cid:durableId="336034926">
+  <w:num w:numId="12" w16cid:durableId="1207571307">
     <w:abstractNumId w:val="26"/>
   </w:num>
-  <w:num w:numId="13" w16cid:durableId="736436684">
+  <w:num w:numId="13" w16cid:durableId="1333485992">
     <w:abstractNumId w:val="15"/>
   </w:num>
-  <w:num w:numId="14" w16cid:durableId="2065372537">
+  <w:num w:numId="14" w16cid:durableId="328993961">
     <w:abstractNumId w:val="6"/>
   </w:num>
-  <w:num w:numId="15" w16cid:durableId="1960449690">
+  <w:num w:numId="15" w16cid:durableId="898786289">
     <w:abstractNumId w:val="1"/>
   </w:num>
-  <w:num w:numId="16" w16cid:durableId="1474055375">
+  <w:num w:numId="16" w16cid:durableId="330792771">
     <w:abstractNumId w:val="4"/>
   </w:num>
-  <w:num w:numId="17" w16cid:durableId="203178873">
+  <w:num w:numId="17" w16cid:durableId="607157037">
     <w:abstractNumId w:val="14"/>
   </w:num>
-  <w:num w:numId="18" w16cid:durableId="2010449201">
+  <w:num w:numId="18" w16cid:durableId="87629443">
     <w:abstractNumId w:val="37"/>
   </w:num>
-  <w:num w:numId="19" w16cid:durableId="1218980792">
+  <w:num w:numId="19" w16cid:durableId="2028173372">
     <w:abstractNumId w:val="31"/>
   </w:num>
-  <w:num w:numId="20" w16cid:durableId="926574879">
+  <w:num w:numId="20" w16cid:durableId="687293713">
     <w:abstractNumId w:val="33"/>
   </w:num>
-  <w:num w:numId="21" w16cid:durableId="611058566">
+  <w:num w:numId="21" w16cid:durableId="89397065">
     <w:abstractNumId w:val="38"/>
   </w:num>
-  <w:num w:numId="22" w16cid:durableId="145825415">
+  <w:num w:numId="22" w16cid:durableId="1162620395">
     <w:abstractNumId w:val="35"/>
   </w:num>
-  <w:num w:numId="23" w16cid:durableId="270626997">
+  <w:num w:numId="23" w16cid:durableId="880362342">
     <w:abstractNumId w:val="43"/>
   </w:num>
-  <w:num w:numId="24" w16cid:durableId="499926370">
+  <w:num w:numId="24" w16cid:durableId="1959408959">
     <w:abstractNumId w:val="3"/>
   </w:num>
-  <w:num w:numId="25" w16cid:durableId="713777744">
+  <w:num w:numId="25" w16cid:durableId="502818317">
     <w:abstractNumId w:val="42"/>
   </w:num>
-  <w:num w:numId="26" w16cid:durableId="154033522">
+  <w:num w:numId="26" w16cid:durableId="2108847000">
     <w:abstractNumId w:val="29"/>
   </w:num>
-  <w:num w:numId="27" w16cid:durableId="1352148501">
+  <w:num w:numId="27" w16cid:durableId="1694379666">
     <w:abstractNumId w:val="20"/>
   </w:num>
-  <w:num w:numId="28" w16cid:durableId="1598323409">
+  <w:num w:numId="28" w16cid:durableId="1228347892">
     <w:abstractNumId w:val="32"/>
   </w:num>
-  <w:num w:numId="29" w16cid:durableId="1374159787">
+  <w:num w:numId="29" w16cid:durableId="580220196">
     <w:abstractNumId w:val="44"/>
   </w:num>
-  <w:num w:numId="30" w16cid:durableId="1136410508">
+  <w:num w:numId="30" w16cid:durableId="86198915">
     <w:abstractNumId w:val="7"/>
   </w:num>
-  <w:num w:numId="31" w16cid:durableId="604314739">
+  <w:num w:numId="31" w16cid:durableId="984236905">
     <w:abstractNumId w:val="21"/>
   </w:num>
-  <w:num w:numId="32" w16cid:durableId="1733121080">
+  <w:num w:numId="32" w16cid:durableId="360521640">
     <w:abstractNumId w:val="18"/>
   </w:num>
-  <w:num w:numId="33" w16cid:durableId="583730424">
+  <w:num w:numId="33" w16cid:durableId="734089128">
     <w:abstractNumId w:val="11"/>
   </w:num>
-  <w:num w:numId="34" w16cid:durableId="2048218319">
+  <w:num w:numId="34" w16cid:durableId="2016111324">
     <w:abstractNumId w:val="12"/>
   </w:num>
-  <w:num w:numId="35" w16cid:durableId="1685932380">
+  <w:num w:numId="35" w16cid:durableId="990982477">
     <w:abstractNumId w:val="5"/>
   </w:num>
-  <w:num w:numId="36" w16cid:durableId="2047486055">
+  <w:num w:numId="36" w16cid:durableId="1233587048">
     <w:abstractNumId w:val="40"/>
   </w:num>
-  <w:num w:numId="37" w16cid:durableId="58327514">
+  <w:num w:numId="37" w16cid:durableId="1374960444">
     <w:abstractNumId w:val="9"/>
   </w:num>
-  <w:num w:numId="38" w16cid:durableId="2104447754">
+  <w:num w:numId="38" w16cid:durableId="1668481582">
     <w:abstractNumId w:val="24"/>
   </w:num>
-  <w:num w:numId="39" w16cid:durableId="530996390">
+  <w:num w:numId="39" w16cid:durableId="1142112167">
     <w:abstractNumId w:val="10"/>
   </w:num>
-  <w:num w:numId="40" w16cid:durableId="1480000049">
+  <w:num w:numId="40" w16cid:durableId="434515981">
     <w:abstractNumId w:val="39"/>
   </w:num>
-  <w:num w:numId="41" w16cid:durableId="199129169">
+  <w:num w:numId="41" w16cid:durableId="1617442821">
     <w:abstractNumId w:val="2"/>
   </w:num>
-  <w:num w:numId="42" w16cid:durableId="1287351223">
+  <w:num w:numId="42" w16cid:durableId="520320203">
     <w:abstractNumId w:val="22"/>
   </w:num>
-  <w:num w:numId="43" w16cid:durableId="310523685">
+  <w:num w:numId="43" w16cid:durableId="367488831">
     <w:abstractNumId w:val="8"/>
   </w:num>
-  <w:num w:numId="44" w16cid:durableId="2134715115">
+  <w:num w:numId="44" w16cid:durableId="901405152">
     <w:abstractNumId w:val="41"/>
   </w:num>
-  <w:num w:numId="45" w16cid:durableId="1137721716">
+  <w:num w:numId="45" w16cid:durableId="1524708946">
     <w:abstractNumId w:val="23"/>
   </w:num>
-  <w:num w:numId="46" w16cid:durableId="497622567">
+  <w:num w:numId="46" w16cid:durableId="2096705112">
     <w:abstractNumId w:val="27"/>
   </w:num>
   <w:numIdMacAtCleanup w:val="21"/>
@@ -15906,7 +15665,14 @@
 </file>
 
 <file path=customXml/item1.xml><?xml version="1.0" encoding="utf-8"?>
-<b:Sources xmlns:b="http://schemas.openxmlformats.org/officeDocument/2006/bibliography" xmlns="http://schemas.openxmlformats.org/officeDocument/2006/bibliography" SelectedStyle="\APASixthEditionOfficeOnline.xsl" StyleName="APA" Version="6"/>
+<p:properties xmlns:p="http://schemas.microsoft.com/office/2006/metadata/properties" xmlns:xsi="http://www.w3.org/2001/XMLSchema-instance" xmlns:pc="http://schemas.microsoft.com/office/infopath/2007/PartnerControls">
+  <documentManagement>
+    <TaxCatchAll xmlns="67a0edcd-0de5-43ed-8c27-e32f38a00c91" xsi:nil="true"/>
+    <lcf76f155ced4ddcb4097134ff3c332f xmlns="42760c81-fd8e-4d59-8953-7cdb9f38b14f">
+      <Terms xmlns="http://schemas.microsoft.com/office/infopath/2007/PartnerControls"/>
+    </lcf76f155ced4ddcb4097134ff3c332f>
+  </documentManagement>
+</p:properties>
 </file>
 
 <file path=customXml/item2.xml><?xml version="1.0" encoding="utf-8"?>
@@ -16111,14 +15877,7 @@
 </file>
 
 <file path=customXml/item3.xml><?xml version="1.0" encoding="utf-8"?>
-<p:properties xmlns:p="http://schemas.microsoft.com/office/2006/metadata/properties" xmlns:xsi="http://www.w3.org/2001/XMLSchema-instance" xmlns:pc="http://schemas.microsoft.com/office/infopath/2007/PartnerControls">
-  <documentManagement>
-    <TaxCatchAll xmlns="67a0edcd-0de5-43ed-8c27-e32f38a00c91" xsi:nil="true"/>
-    <lcf76f155ced4ddcb4097134ff3c332f xmlns="42760c81-fd8e-4d59-8953-7cdb9f38b14f">
-      <Terms xmlns="http://schemas.microsoft.com/office/infopath/2007/PartnerControls"/>
-    </lcf76f155ced4ddcb4097134ff3c332f>
-  </documentManagement>
-</p:properties>
+<b:Sources xmlns:b="http://schemas.openxmlformats.org/officeDocument/2006/bibliography" xmlns="http://schemas.openxmlformats.org/officeDocument/2006/bibliography" SelectedStyle="\APASixthEditionOfficeOnline.xsl" StyleName="APA" Version="6"/>
 </file>
 
 <file path=customXml/item4.xml><?xml version="1.0" encoding="utf-8"?>
@@ -16131,9 +15890,12 @@
 </file>
 
 <file path=customXml/itemProps1.xml><?xml version="1.0" encoding="utf-8"?>
-<ds:datastoreItem xmlns:ds="http://schemas.openxmlformats.org/officeDocument/2006/customXml" ds:itemID="{EAE431FD-7059-4C09-804B-C9D69EB7B213}">
+<ds:datastoreItem xmlns:ds="http://schemas.openxmlformats.org/officeDocument/2006/customXml" ds:itemID="{1279454D-02BE-4A9C-A117-DCD1573E2608}">
   <ds:schemaRefs>
-    <ds:schemaRef ds:uri="http://schemas.openxmlformats.org/officeDocument/2006/bibliography"/>
+    <ds:schemaRef ds:uri="http://schemas.microsoft.com/office/2006/metadata/properties"/>
+    <ds:schemaRef ds:uri="http://schemas.microsoft.com/office/infopath/2007/PartnerControls"/>
+    <ds:schemaRef ds:uri="67a0edcd-0de5-43ed-8c27-e32f38a00c91"/>
+    <ds:schemaRef ds:uri="42760c81-fd8e-4d59-8953-7cdb9f38b14f"/>
   </ds:schemaRefs>
 </ds:datastoreItem>
 </file>
@@ -16158,12 +15920,9 @@
 </file>
 
 <file path=customXml/itemProps3.xml><?xml version="1.0" encoding="utf-8"?>
-<ds:datastoreItem xmlns:ds="http://schemas.openxmlformats.org/officeDocument/2006/customXml" ds:itemID="{1279454D-02BE-4A9C-A117-DCD1573E2608}">
+<ds:datastoreItem xmlns:ds="http://schemas.openxmlformats.org/officeDocument/2006/customXml" ds:itemID="{EAE431FD-7059-4C09-804B-C9D69EB7B213}">
   <ds:schemaRefs>
-    <ds:schemaRef ds:uri="http://schemas.microsoft.com/office/2006/metadata/properties"/>
-    <ds:schemaRef ds:uri="http://schemas.microsoft.com/office/infopath/2007/PartnerControls"/>
-    <ds:schemaRef ds:uri="67a0edcd-0de5-43ed-8c27-e32f38a00c91"/>
-    <ds:schemaRef ds:uri="42760c81-fd8e-4d59-8953-7cdb9f38b14f"/>
+    <ds:schemaRef ds:uri="http://schemas.openxmlformats.org/officeDocument/2006/bibliography"/>
   </ds:schemaRefs>
 </ds:datastoreItem>
 </file>
